--- a/traka_automation/enrollments/templates/aanmeldformulier.docx
+++ b/traka_automation/enrollments/templates/aanmeldformulier.docx
@@ -66,7 +66,7 @@
     </w:p>
     <w:tbl>
       <w:tblPr>
-        <w:tblW w:w="8565" w:type="dxa"/>
+        <w:tblW w:w="7200" w:type="dxa"/>
         <w:jc w:val="center"/>
         <w:tblInd w:w="0" w:type="dxa"/>
         <w:tblLayout w:type="fixed"/>
@@ -80,7 +80,7 @@
       </w:tblPr>
       <w:tblGrid>
         <w:gridCol w:w="3360"/>
-        <w:gridCol w:w="5205"/>
+        <w:gridCol w:w="3840"/>
       </w:tblGrid>
       <w:tr>
         <w:trPr>
@@ -114,7 +114,7 @@
         </w:tc>
         <w:tc>
           <w:tcPr>
-            <w:tcW w:w="5205" w:type="dxa"/>
+            <w:tcW w:w="3840" w:type="dxa"/>
             <w:tcBorders>
               <w:top w:val="single" w:sz="12" w:space="0" w:color="000000"/>
               <w:start w:val="single" w:sz="4" w:space="0" w:color="000000"/>
@@ -175,7 +175,7 @@
         </w:tc>
         <w:tc>
           <w:tcPr>
-            <w:tcW w:w="5205" w:type="dxa"/>
+            <w:tcW w:w="3840" w:type="dxa"/>
             <w:tcBorders>
               <w:top w:val="dotted" w:sz="4" w:space="0" w:color="000000"/>
               <w:start w:val="single" w:sz="4" w:space="0" w:color="000000"/>
@@ -244,7 +244,7 @@
         </w:tc>
         <w:tc>
           <w:tcPr>
-            <w:tcW w:w="5205" w:type="dxa"/>
+            <w:tcW w:w="3840" w:type="dxa"/>
             <w:tcBorders>
               <w:top w:val="dotted" w:sz="4" w:space="0" w:color="000000"/>
               <w:start w:val="single" w:sz="4" w:space="0" w:color="000000"/>
@@ -332,7 +332,7 @@
         </w:tc>
         <w:tc>
           <w:tcPr>
-            <w:tcW w:w="5205" w:type="dxa"/>
+            <w:tcW w:w="3840" w:type="dxa"/>
             <w:tcBorders>
               <w:top w:val="dotted" w:sz="4" w:space="0" w:color="000000"/>
               <w:start w:val="single" w:sz="4" w:space="0" w:color="000000"/>
@@ -401,7 +401,7 @@
         </w:tc>
         <w:tc>
           <w:tcPr>
-            <w:tcW w:w="5205" w:type="dxa"/>
+            <w:tcW w:w="3840" w:type="dxa"/>
             <w:tcBorders>
               <w:top w:val="dotted" w:sz="4" w:space="0" w:color="000000"/>
               <w:start w:val="single" w:sz="4" w:space="0" w:color="000000"/>
@@ -479,7 +479,7 @@
         </w:tc>
         <w:tc>
           <w:tcPr>
-            <w:tcW w:w="5205" w:type="dxa"/>
+            <w:tcW w:w="3840" w:type="dxa"/>
             <w:tcBorders>
               <w:top w:val="dotted" w:sz="4" w:space="0" w:color="000000"/>
               <w:start w:val="single" w:sz="4" w:space="0" w:color="000000"/>
@@ -579,7 +579,7 @@
         </w:tc>
         <w:tc>
           <w:tcPr>
-            <w:tcW w:w="5205" w:type="dxa"/>
+            <w:tcW w:w="3840" w:type="dxa"/>
             <w:tcBorders>
               <w:top w:val="dotted" w:sz="4" w:space="0" w:color="000000"/>
               <w:start w:val="single" w:sz="4" w:space="0" w:color="000000"/>
@@ -652,7 +652,7 @@
         </w:tc>
         <w:tc>
           <w:tcPr>
-            <w:tcW w:w="5205" w:type="dxa"/>
+            <w:tcW w:w="3840" w:type="dxa"/>
             <w:tcBorders>
               <w:top w:val="dotted" w:sz="4" w:space="0" w:color="000000"/>
               <w:start w:val="single" w:sz="4" w:space="0" w:color="000000"/>
@@ -721,7 +721,7 @@
         </w:tc>
         <w:tc>
           <w:tcPr>
-            <w:tcW w:w="5205" w:type="dxa"/>
+            <w:tcW w:w="3840" w:type="dxa"/>
             <w:tcBorders>
               <w:top w:val="single" w:sz="12" w:space="0" w:color="000000"/>
               <w:start w:val="single" w:sz="4" w:space="0" w:color="000000"/>
@@ -790,7 +790,7 @@
         </w:tc>
         <w:tc>
           <w:tcPr>
-            <w:tcW w:w="5205" w:type="dxa"/>
+            <w:tcW w:w="3840" w:type="dxa"/>
             <w:tcBorders>
               <w:top w:val="single" w:sz="12" w:space="0" w:color="000000"/>
               <w:start w:val="single" w:sz="4" w:space="0" w:color="000000"/>
@@ -859,7 +859,7 @@
         </w:tc>
         <w:tc>
           <w:tcPr>
-            <w:tcW w:w="5205" w:type="dxa"/>
+            <w:tcW w:w="3840" w:type="dxa"/>
             <w:tcBorders>
               <w:top w:val="dotted" w:sz="4" w:space="0" w:color="000000"/>
               <w:start w:val="single" w:sz="4" w:space="0" w:color="000000"/>
@@ -929,7 +929,7 @@
         </w:tc>
         <w:tc>
           <w:tcPr>
-            <w:tcW w:w="5205" w:type="dxa"/>
+            <w:tcW w:w="3840" w:type="dxa"/>
             <w:tcBorders>
               <w:top w:val="dotted" w:sz="4" w:space="0" w:color="000000"/>
               <w:start w:val="single" w:sz="4" w:space="0" w:color="000000"/>
@@ -1205,7 +1205,7 @@
         <w:rPr>
           <w:rFonts w:ascii="Calibri" w:hAnsi="Calibri"/>
         </w:rPr>
-        <w:t>Indien ik mij terugtrek voor {{ payment_term.one.text }}, wordt bij restitutie € {{ payment_term.one.retainer }} ingehouden.</w:t>
+        <w:t>Indien ik mij terugtrek voor {{ payment_term.one.text }}, wordt bij restitutie {{ payment_term.one.retainer }} ingehouden.</w:t>
       </w:r>
     </w:p>
     <w:p>
@@ -1228,7 +1228,7 @@
         <w:rPr>
           <w:rFonts w:ascii="Calibri" w:hAnsi="Calibri"/>
         </w:rPr>
-        <w:t>Indien ik mij terugtrek op of na {{ payment_term.one.text }}, maar nog voor {{ payment_term.two.text }}, wordt bij restitutie € {{ payment_term.two.retainer }}</w:t>
+        <w:t>Indien ik mij terugtrek op of na {{ payment_term.one.text }}, maar nog voor {{ payment_term.two.text }}, wordt bij restitutie {{ payment_term.two.retainer }}</w:t>
       </w:r>
       <w:r>
         <w:rPr>

--- a/traka_automation/enrollments/templates/aanmeldformulier.docx
+++ b/traka_automation/enrollments/templates/aanmeldformulier.docx
@@ -1,53 +1,32 @@
 
 <file path=word/document.xml><?xml version="1.0" encoding="utf-8"?>
-<w:document xmlns:o="urn:schemas-microsoft-com:office:office" xmlns:r="http://schemas.openxmlformats.org/officeDocument/2006/relationships" xmlns:v="urn:schemas-microsoft-com:vml" xmlns:w="http://schemas.openxmlformats.org/wordprocessingml/2006/main" xmlns:w10="urn:schemas-microsoft-com:office:word" xmlns:wp="http://schemas.openxmlformats.org/drawingml/2006/wordprocessingDrawing" xmlns:pic="http://schemas.openxmlformats.org/drawingml/2006/picture" xmlns:wps="http://schemas.microsoft.com/office/word/2010/wordprocessingShape" xmlns:wpg="http://schemas.microsoft.com/office/word/2010/wordprocessingGroup" xmlns:mc="http://schemas.openxmlformats.org/markup-compatibility/2006" xmlns:wp14="http://schemas.microsoft.com/office/word/2010/wordprocessingDrawing" xmlns:w14="http://schemas.microsoft.com/office/word/2010/wordml" xmlns:w15="http://schemas.microsoft.com/office/word/2012/wordml" mc:Ignorable="w14 wp14 w15">
+<w:document xmlns:wpc="http://schemas.microsoft.com/office/word/2010/wordprocessingCanvas" xmlns:cx="http://schemas.microsoft.com/office/drawing/2014/chartex" xmlns:cx1="http://schemas.microsoft.com/office/drawing/2015/9/8/chartex" xmlns:cx2="http://schemas.microsoft.com/office/drawing/2015/10/21/chartex" xmlns:cx3="http://schemas.microsoft.com/office/drawing/2016/5/9/chartex" xmlns:cx4="http://schemas.microsoft.com/office/drawing/2016/5/10/chartex" xmlns:cx5="http://schemas.microsoft.com/office/drawing/2016/5/11/chartex" xmlns:cx6="http://schemas.microsoft.com/office/drawing/2016/5/12/chartex" xmlns:cx7="http://schemas.microsoft.com/office/drawing/2016/5/13/chartex" xmlns:cx8="http://schemas.microsoft.com/office/drawing/2016/5/14/chartex" xmlns:mc="http://schemas.openxmlformats.org/markup-compatibility/2006" xmlns:aink="http://schemas.microsoft.com/office/drawing/2016/ink" xmlns:am3d="http://schemas.microsoft.com/office/drawing/2017/model3d" xmlns:o="urn:schemas-microsoft-com:office:office" xmlns:oel="http://schemas.microsoft.com/office/2019/extlst" xmlns:r="http://schemas.openxmlformats.org/officeDocument/2006/relationships" xmlns:m="http://schemas.openxmlformats.org/officeDocument/2006/math" xmlns:v="urn:schemas-microsoft-com:vml" xmlns:wp14="http://schemas.microsoft.com/office/word/2010/wordprocessingDrawing" xmlns:wp="http://schemas.openxmlformats.org/drawingml/2006/wordprocessingDrawing" xmlns:w10="urn:schemas-microsoft-com:office:word" xmlns:w="http://schemas.openxmlformats.org/wordprocessingml/2006/main" xmlns:w14="http://schemas.microsoft.com/office/word/2010/wordml" xmlns:w15="http://schemas.microsoft.com/office/word/2012/wordml" xmlns:w16cex="http://schemas.microsoft.com/office/word/2018/wordml/cex" xmlns:w16cid="http://schemas.microsoft.com/office/word/2016/wordml/cid" xmlns:w16="http://schemas.microsoft.com/office/word/2018/wordml" xmlns:w16du="http://schemas.microsoft.com/office/word/2023/wordml/word16du" xmlns:w16sdtdh="http://schemas.microsoft.com/office/word/2020/wordml/sdtdatahash" xmlns:w16sdtfl="http://schemas.microsoft.com/office/word/2024/wordml/sdtformatlock" xmlns:w16se="http://schemas.microsoft.com/office/word/2015/wordml/symex" xmlns:wpg="http://schemas.microsoft.com/office/word/2010/wordprocessingGroup" xmlns:wpi="http://schemas.microsoft.com/office/word/2010/wordprocessingInk" xmlns:wne="http://schemas.microsoft.com/office/word/2006/wordml" xmlns:wps="http://schemas.microsoft.com/office/word/2010/wordprocessingShape" mc:Ignorable="w14 w15 w16se w16cid w16 w16cex w16sdtdh w16sdtfl w16du wp14">
   <w:body>
     <w:p>
       <w:pPr>
-        <w:pStyle w:val="Normal"/>
         <w:rPr>
           <w:rFonts w:ascii="Calibri" w:hAnsi="Calibri" w:cs="Calibri"/>
         </w:rPr>
       </w:pPr>
-      <w:r>
-        <w:rPr>
-          <w:rFonts w:cs="Calibri" w:ascii="Calibri" w:hAnsi="Calibri"/>
-        </w:rPr>
-      </w:r>
     </w:p>
     <w:p>
       <w:pPr>
-        <w:pStyle w:val="Normal"/>
         <w:rPr>
           <w:rFonts w:ascii="Calibri" w:hAnsi="Calibri" w:cs="Calibri"/>
         </w:rPr>
       </w:pPr>
-      <w:r>
-        <w:rPr>
-          <w:rFonts w:cs="Calibri" w:ascii="Calibri" w:hAnsi="Calibri"/>
-        </w:rPr>
-      </w:r>
     </w:p>
     <w:p>
       <w:pPr>
-        <w:pStyle w:val="Normal"/>
         <w:rPr>
           <w:rFonts w:ascii="Calibri" w:hAnsi="Calibri" w:cs="Calibri"/>
           <w:b/>
           <w:bCs/>
         </w:rPr>
       </w:pPr>
-      <w:r>
-        <w:rPr>
-          <w:rFonts w:cs="Calibri" w:ascii="Calibri" w:hAnsi="Calibri"/>
-          <w:b/>
-          <w:bCs/>
-        </w:rPr>
-      </w:r>
     </w:p>
     <w:p>
       <w:pPr>
-        <w:pStyle w:val="Normal"/>
         <w:jc w:val="center"/>
         <w:rPr>
           <w:rFonts w:ascii="Calibri" w:hAnsi="Calibri" w:cs="Calibri"/>
@@ -57,50 +36,150 @@
       </w:pPr>
       <w:r>
         <w:rPr>
-          <w:rFonts w:cs="Calibri" w:ascii="Calibri" w:hAnsi="Calibri"/>
+          <w:rFonts w:ascii="Calibri" w:hAnsi="Calibri" w:cs="Calibri"/>
           <w:sz w:val="52"/>
           <w:szCs w:val="52"/>
         </w:rPr>
-        <w:t>-Persoonlijke gegevens-</w:t>
+        <w:t>-</w:t>
+      </w:r>
+      <w:r>
+        <w:rPr>
+          <w:rFonts w:ascii="Calibri" w:hAnsi="Calibri" w:cs="Calibri"/>
+          <w:sz w:val="52"/>
+          <w:szCs w:val="52"/>
+        </w:rPr>
+        <w:t>Persoonlijke gegevens</w:t>
+      </w:r>
+      <w:r>
+        <w:rPr>
+          <w:rFonts w:ascii="Calibri" w:hAnsi="Calibri" w:cs="Calibri"/>
+          <w:sz w:val="52"/>
+          <w:szCs w:val="52"/>
+        </w:rPr>
+        <w:t>-</w:t>
       </w:r>
     </w:p>
     <w:tbl>
       <w:tblPr>
-        <w:tblW w:w="7200" w:type="dxa"/>
+        <w:tblW w:w="7875" w:type="dxa"/>
         <w:jc w:val="center"/>
-        <w:tblInd w:w="0" w:type="dxa"/>
+        <w:tblBorders>
+          <w:top w:val="single" w:color="auto" w:sz="4" w:space="0"/>
+          <w:left w:val="single" w:color="auto" w:sz="4" w:space="0"/>
+          <w:bottom w:val="single" w:color="auto" w:sz="4" w:space="0"/>
+          <w:right w:val="single" w:color="auto" w:sz="4" w:space="0"/>
+          <w:insideH w:val="single" w:color="auto" w:sz="4" w:space="0"/>
+          <w:insideV w:val="single" w:color="auto" w:sz="4" w:space="0"/>
+        </w:tblBorders>
         <w:tblLayout w:type="fixed"/>
-        <w:tblCellMar>
-          <w:top w:w="0" w:type="dxa"/>
-          <w:start w:w="108" w:type="dxa"/>
-          <w:bottom w:w="0" w:type="dxa"/>
-          <w:end w:w="108" w:type="dxa"/>
-        </w:tblCellMar>
-        <w:tblLook w:noHBand="0" w:noVBand="0" w:firstColumn="1" w:lastRow="1" w:lastColumn="1" w:firstRow="1" w:val="01e0"/>
+        <w:tblLook w:val="01E0" w:firstRow="1" w:lastRow="1" w:firstColumn="1" w:lastColumn="1" w:noHBand="0" w:noVBand="0"/>
       </w:tblPr>
       <w:tblGrid>
         <w:gridCol w:w="3360"/>
-        <w:gridCol w:w="3840"/>
+        <w:gridCol w:w="4515"/>
       </w:tblGrid>
       <w:tr>
         <w:trPr>
-          <w:trHeight w:val="283" w:hRule="atLeast"/>
+          <w:trHeight w:val="283"/>
         </w:trPr>
         <w:tc>
           <w:tcPr>
             <w:tcW w:w="3360" w:type="dxa"/>
             <w:tcBorders>
-              <w:top w:val="single" w:sz="12" w:space="0" w:color="000000"/>
-              <w:start w:val="single" w:sz="12" w:space="0" w:color="000000"/>
-              <w:bottom w:val="dotted" w:sz="4" w:space="0" w:color="000000"/>
-              <w:end w:val="single" w:sz="4" w:space="0" w:color="000000"/>
+              <w:top w:val="single" w:color="auto" w:sz="12" w:space="0"/>
+              <w:left w:val="single" w:color="auto" w:sz="12" w:space="0"/>
+              <w:bottom w:val="dotted" w:color="auto" w:sz="4" w:space="0"/>
             </w:tcBorders>
+            <w:tcMar/>
+            <w:vAlign w:val="center"/>
+          </w:tcPr>
+          <w:p>
+            <w:pPr>
+              <w:rPr>
+                <w:rFonts w:ascii="Calibri" w:hAnsi="Calibri"/>
+              </w:rPr>
+            </w:pPr>
+            <w:r>
+              <w:rPr>
+                <w:rFonts w:ascii="Calibri" w:hAnsi="Calibri"/>
+              </w:rPr>
+              <w:t>Voor- en achternaam</w:t>
+            </w:r>
+          </w:p>
+        </w:tc>
+        <w:tc>
+          <w:tcPr>
+            <w:tcW w:w="4515" w:type="dxa"/>
+            <w:tcBorders>
+              <w:top w:val="single" w:color="auto" w:sz="12" w:space="0"/>
+              <w:bottom w:val="dotted" w:color="auto" w:sz="4" w:space="0"/>
+              <w:right w:val="single" w:color="auto" w:sz="12" w:space="0"/>
+            </w:tcBorders>
+            <w:tcMar/>
             <w:vAlign w:val="center"/>
           </w:tcPr>
           <w:p>
             <w:pPr>
               <w:pStyle w:val="Normal"/>
               <w:rPr>
+                <w:rFonts w:ascii="Verdana" w:hAnsi="Verdana"/>
+                <w:b w:val="0"/>
+                <w:bCs w:val="0"/>
+              </w:rPr>
+            </w:pPr>
+            <w:r>
+              <w:rPr>
+                <w:rFonts w:ascii="Verdana" w:hAnsi="Verdana"/>
+                <w:b w:val="0"/>
+                <w:bCs w:val="0"/>
+              </w:rPr>
+              <w:t xml:space="preserve">{{ </w:t>
+            </w:r>
+            <w:r>
+              <w:rPr>
+                <w:rFonts w:ascii="Verdana" w:hAnsi="Verdana"/>
+                <w:b w:val="0"/>
+                <w:bCs w:val="0"/>
+              </w:rPr>
+              <w:t>participant</w:t>
+            </w:r>
+            <w:r>
+              <w:rPr>
+                <w:rFonts w:ascii="Verdana" w:hAnsi="Verdana"/>
+                <w:b w:val="0"/>
+                <w:bCs w:val="0"/>
+              </w:rPr>
+              <w:t>.</w:t>
+            </w:r>
+            <w:r>
+              <w:rPr>
+                <w:rFonts w:ascii="Verdana" w:hAnsi="Verdana"/>
+                <w:b w:val="0"/>
+                <w:bCs w:val="0"/>
+              </w:rPr>
+              <w:t>name }}</w:t>
+            </w:r>
+          </w:p>
+        </w:tc>
+      </w:tr>
+      <w:tr>
+        <w:trPr>
+          <w:trHeight w:val="283"/>
+        </w:trPr>
+        <w:tc>
+          <w:tcPr>
+            <w:tcW w:w="3360" w:type="dxa"/>
+            <w:tcBorders>
+              <w:top w:val="dotted" w:color="auto" w:sz="4" w:space="0"/>
+              <w:left w:val="single" w:color="auto" w:sz="12" w:space="0"/>
+              <w:bottom w:val="dotted" w:color="auto" w:sz="4" w:space="0"/>
+            </w:tcBorders>
+            <w:tcMar/>
+            <w:vAlign w:val="center"/>
+          </w:tcPr>
+          <w:p>
+            <w:pPr>
+              <w:rPr>
                 <w:rFonts w:ascii="Calibri" w:hAnsi="Calibri"/>
               </w:rPr>
             </w:pPr>
@@ -108,59 +187,202 @@
               <w:rPr>
                 <w:rFonts w:ascii="Calibri" w:hAnsi="Calibri"/>
               </w:rPr>
-              <w:t>Voor- en achternaam</w:t>
+              <w:t>Adres</w:t>
             </w:r>
           </w:p>
         </w:tc>
         <w:tc>
           <w:tcPr>
-            <w:tcW w:w="3840" w:type="dxa"/>
+            <w:tcW w:w="4515" w:type="dxa"/>
             <w:tcBorders>
-              <w:top w:val="single" w:sz="12" w:space="0" w:color="000000"/>
-              <w:start w:val="single" w:sz="4" w:space="0" w:color="000000"/>
-              <w:bottom w:val="dotted" w:sz="4" w:space="0" w:color="000000"/>
-              <w:end w:val="single" w:sz="12" w:space="0" w:color="000000"/>
+              <w:top w:val="dotted" w:color="auto" w:sz="4" w:space="0"/>
+              <w:bottom w:val="dotted" w:color="auto" w:sz="4" w:space="0"/>
+              <w:right w:val="single" w:color="auto" w:sz="12" w:space="0"/>
             </w:tcBorders>
+            <w:tcMar/>
             <w:vAlign w:val="center"/>
           </w:tcPr>
           <w:p>
             <w:pPr>
               <w:pStyle w:val="Normal"/>
+            </w:pPr>
+            <w:r>
               <w:rPr>
                 <w:rFonts w:ascii="Verdana" w:hAnsi="Verdana"/>
-                <w:b w:val="false"/>
-                <w:bCs w:val="false"/>
-              </w:rPr>
-            </w:pPr>
+              </w:rPr>
+              <w:t xml:space="preserve">{{ </w:t>
+            </w:r>
             <w:r>
               <w:rPr>
                 <w:rFonts w:ascii="Verdana" w:hAnsi="Verdana"/>
-                <w:b w:val="false"/>
-                <w:bCs w:val="false"/>
-              </w:rPr>
-              <w:t>{{ participant.name }}</w:t>
+                <w:b w:val="0"/>
+                <w:bCs w:val="0"/>
+              </w:rPr>
+              <w:t>participant</w:t>
+            </w:r>
+            <w:r>
+              <w:rPr>
+                <w:rFonts w:ascii="Verdana" w:hAnsi="Verdana"/>
+                <w:b w:val="0"/>
+                <w:bCs w:val="0"/>
+              </w:rPr>
+              <w:t>.</w:t>
+            </w:r>
+            <w:r>
+              <w:rPr>
+                <w:rFonts w:ascii="Verdana" w:hAnsi="Verdana"/>
+              </w:rPr>
+              <w:t>address</w:t>
+            </w:r>
+            <w:r>
+              <w:rPr>
+                <w:rFonts w:ascii="Verdana" w:hAnsi="Verdana"/>
+              </w:rPr>
+              <w:t xml:space="preserve"> }}</w:t>
             </w:r>
           </w:p>
         </w:tc>
       </w:tr>
       <w:tr>
         <w:trPr>
-          <w:trHeight w:val="283" w:hRule="atLeast"/>
+          <w:trHeight w:val="283"/>
         </w:trPr>
         <w:tc>
           <w:tcPr>
             <w:tcW w:w="3360" w:type="dxa"/>
             <w:tcBorders>
-              <w:top w:val="dotted" w:sz="4" w:space="0" w:color="000000"/>
-              <w:start w:val="single" w:sz="12" w:space="0" w:color="000000"/>
-              <w:bottom w:val="dotted" w:sz="4" w:space="0" w:color="000000"/>
-              <w:end w:val="single" w:sz="4" w:space="0" w:color="000000"/>
+              <w:top w:val="dotted" w:color="auto" w:sz="4" w:space="0"/>
+              <w:left w:val="single" w:color="auto" w:sz="12" w:space="0"/>
+              <w:bottom w:val="dotted" w:color="auto" w:sz="4" w:space="0"/>
             </w:tcBorders>
+            <w:tcMar/>
+            <w:vAlign w:val="center"/>
+          </w:tcPr>
+          <w:p>
+            <w:pPr>
+              <w:rPr>
+                <w:rFonts w:ascii="Calibri" w:hAnsi="Calibri"/>
+              </w:rPr>
+            </w:pPr>
+            <w:r>
+              <w:rPr>
+                <w:rFonts w:ascii="Calibri" w:hAnsi="Calibri"/>
+              </w:rPr>
+              <w:t>Postcode + woonplaats</w:t>
+            </w:r>
+          </w:p>
+        </w:tc>
+        <w:tc>
+          <w:tcPr>
+            <w:tcW w:w="4515" w:type="dxa"/>
+            <w:tcBorders>
+              <w:top w:val="dotted" w:color="auto" w:sz="4" w:space="0"/>
+              <w:bottom w:val="dotted" w:color="auto" w:sz="4" w:space="0"/>
+              <w:right w:val="single" w:color="auto" w:sz="12" w:space="0"/>
+            </w:tcBorders>
+            <w:tcMar/>
             <w:vAlign w:val="center"/>
           </w:tcPr>
           <w:p>
             <w:pPr>
               <w:pStyle w:val="Normal"/>
+            </w:pPr>
+            <w:r>
+              <w:rPr>
+                <w:rFonts w:ascii="Verdana" w:hAnsi="Verdana" w:eastAsia="Calibri" w:cs="Calibri"/>
+                <w:lang w:val="en-US"/>
+              </w:rPr>
+              <w:t xml:space="preserve">{{ </w:t>
+            </w:r>
+            <w:r>
+              <w:rPr>
+                <w:rFonts w:ascii="Verdana" w:hAnsi="Verdana"/>
+                <w:b w:val="0"/>
+                <w:bCs w:val="0"/>
+                <w:lang w:val="en-US"/>
+              </w:rPr>
+              <w:t>participant.</w:t>
+            </w:r>
+            <w:r>
+              <w:rPr>
+                <w:rFonts w:ascii="Verdana" w:hAnsi="Verdana" w:eastAsia="Calibri" w:cs="Calibri"/>
+                <w:lang w:val="en-US"/>
+              </w:rPr>
+              <w:t>postcode</w:t>
+            </w:r>
+            <w:r>
+              <w:rPr>
+                <w:rFonts w:ascii="Verdana" w:hAnsi="Verdana" w:eastAsia="Calibri" w:cs="Calibri"/>
+                <w:lang w:val="en-US"/>
+              </w:rPr>
+              <w:t xml:space="preserve"> }} </w:t>
+            </w:r>
+            <w:r>
+              <w:rPr>
+                <w:rFonts w:ascii="Verdana" w:hAnsi="Verdana" w:eastAsia="Calibri" w:cs="Calibri"/>
+                <w:lang w:val="en-US"/>
+              </w:rPr>
+              <w:t xml:space="preserve">{{ </w:t>
+            </w:r>
+            <w:r>
+              <w:rPr>
+                <w:rFonts w:ascii="Verdana" w:hAnsi="Verdana"/>
+                <w:b w:val="0"/>
+                <w:bCs w:val="0"/>
+                <w:lang w:val="en-US"/>
+              </w:rPr>
+              <w:t>participant</w:t>
+            </w:r>
+            <w:r>
+              <w:rPr>
+                <w:rFonts w:ascii="Verdana" w:hAnsi="Verdana"/>
+                <w:b w:val="0"/>
+                <w:bCs w:val="0"/>
+                <w:lang w:val="en-US"/>
+              </w:rPr>
+              <w:t>.</w:t>
+            </w:r>
+            <w:r>
+              <w:rPr>
+                <w:rFonts w:ascii="Verdana" w:hAnsi="Verdana" w:eastAsia="Calibri" w:cs="Calibri"/>
+                <w:lang w:val="en-US"/>
+              </w:rPr>
+              <w:t>city</w:t>
+            </w:r>
+            <w:r>
+              <w:rPr>
+                <w:rFonts w:ascii="Verdana" w:hAnsi="Verdana" w:eastAsia="Calibri" w:cs="Calibri"/>
+                <w:lang w:val="en-US"/>
+              </w:rPr>
+              <w:t xml:space="preserve"> </w:t>
+            </w:r>
+            <w:r>
+              <w:rPr>
+                <w:rFonts w:ascii="Verdana" w:hAnsi="Verdana" w:eastAsia="Calibri" w:cs="Calibri"/>
+                <w:lang w:val="en-US"/>
+              </w:rPr>
+              <w:t>}}</w:t>
+            </w:r>
+          </w:p>
+        </w:tc>
+      </w:tr>
+      <w:tr>
+        <w:trPr>
+          <w:trHeight w:val="283"/>
+        </w:trPr>
+        <w:tc>
+          <w:tcPr>
+            <w:tcW w:w="3360" w:type="dxa"/>
+            <w:tcBorders>
+              <w:top w:val="dotted" w:color="auto" w:sz="4" w:space="0"/>
+              <w:left w:val="single" w:color="auto" w:sz="12" w:space="0"/>
+              <w:bottom w:val="dotted" w:color="auto" w:sz="4" w:space="0"/>
+            </w:tcBorders>
+            <w:tcMar/>
+            <w:vAlign w:val="center"/>
+          </w:tcPr>
+          <w:p>
+            <w:pPr>
               <w:rPr>
                 <w:rFonts w:ascii="Calibri" w:hAnsi="Calibri"/>
               </w:rPr>
@@ -169,25 +391,24 @@
               <w:rPr>
                 <w:rFonts w:ascii="Calibri" w:hAnsi="Calibri"/>
               </w:rPr>
-              <w:t>Adres</w:t>
+              <w:t>Geboortedatum</w:t>
             </w:r>
           </w:p>
         </w:tc>
         <w:tc>
           <w:tcPr>
-            <w:tcW w:w="3840" w:type="dxa"/>
+            <w:tcW w:w="4515" w:type="dxa"/>
             <w:tcBorders>
-              <w:top w:val="dotted" w:sz="4" w:space="0" w:color="000000"/>
-              <w:start w:val="single" w:sz="4" w:space="0" w:color="000000"/>
-              <w:bottom w:val="dotted" w:sz="4" w:space="0" w:color="000000"/>
-              <w:end w:val="single" w:sz="12" w:space="0" w:color="000000"/>
+              <w:top w:val="dotted" w:color="auto" w:sz="4" w:space="0"/>
+              <w:bottom w:val="dotted" w:color="auto" w:sz="4" w:space="0"/>
+              <w:right w:val="single" w:color="auto" w:sz="12" w:space="0"/>
             </w:tcBorders>
+            <w:tcMar/>
             <w:vAlign w:val="center"/>
           </w:tcPr>
           <w:p>
             <w:pPr>
               <w:pStyle w:val="Normal"/>
-              <w:rPr/>
             </w:pPr>
             <w:r>
               <w:rPr>
@@ -198,38 +419,51 @@
             <w:r>
               <w:rPr>
                 <w:rFonts w:ascii="Verdana" w:hAnsi="Verdana"/>
-                <w:b w:val="false"/>
-                <w:bCs w:val="false"/>
-              </w:rPr>
-              <w:t>participant.</w:t>
+                <w:b w:val="0"/>
+                <w:bCs w:val="0"/>
+              </w:rPr>
+              <w:t>participant</w:t>
             </w:r>
             <w:r>
               <w:rPr>
                 <w:rFonts w:ascii="Verdana" w:hAnsi="Verdana"/>
-              </w:rPr>
-              <w:t>address }}</w:t>
+                <w:b w:val="0"/>
+                <w:bCs w:val="0"/>
+              </w:rPr>
+              <w:t>.</w:t>
+            </w:r>
+            <w:r>
+              <w:rPr>
+                <w:rFonts w:ascii="Verdana" w:hAnsi="Verdana"/>
+              </w:rPr>
+              <w:t>birth_date</w:t>
+            </w:r>
+            <w:r>
+              <w:rPr>
+                <w:rFonts w:ascii="Verdana" w:hAnsi="Verdana"/>
+              </w:rPr>
+              <w:t xml:space="preserve"> }}</w:t>
             </w:r>
           </w:p>
         </w:tc>
       </w:tr>
       <w:tr>
         <w:trPr>
-          <w:trHeight w:val="283" w:hRule="atLeast"/>
+          <w:trHeight w:val="283"/>
         </w:trPr>
         <w:tc>
           <w:tcPr>
             <w:tcW w:w="3360" w:type="dxa"/>
             <w:tcBorders>
-              <w:top w:val="dotted" w:sz="4" w:space="0" w:color="000000"/>
-              <w:start w:val="single" w:sz="12" w:space="0" w:color="000000"/>
-              <w:bottom w:val="dotted" w:sz="4" w:space="0" w:color="000000"/>
-              <w:end w:val="single" w:sz="4" w:space="0" w:color="000000"/>
+              <w:top w:val="dotted" w:color="auto" w:sz="4" w:space="0"/>
+              <w:left w:val="single" w:color="auto" w:sz="12" w:space="0"/>
+              <w:bottom w:val="dotted" w:color="auto" w:sz="4" w:space="0"/>
             </w:tcBorders>
+            <w:tcMar/>
             <w:vAlign w:val="center"/>
           </w:tcPr>
           <w:p>
             <w:pPr>
-              <w:pStyle w:val="Normal"/>
               <w:rPr>
                 <w:rFonts w:ascii="Calibri" w:hAnsi="Calibri"/>
               </w:rPr>
@@ -238,176 +472,19 @@
               <w:rPr>
                 <w:rFonts w:ascii="Calibri" w:hAnsi="Calibri"/>
               </w:rPr>
-              <w:t>Postcode + woonplaats</w:t>
+              <w:t>Jouw E-mailadres</w:t>
             </w:r>
           </w:p>
         </w:tc>
         <w:tc>
           <w:tcPr>
-            <w:tcW w:w="3840" w:type="dxa"/>
+            <w:tcW w:w="4515" w:type="dxa"/>
             <w:tcBorders>
-              <w:top w:val="dotted" w:sz="4" w:space="0" w:color="000000"/>
-              <w:start w:val="single" w:sz="4" w:space="0" w:color="000000"/>
-              <w:bottom w:val="dotted" w:sz="4" w:space="0" w:color="000000"/>
-              <w:end w:val="single" w:sz="12" w:space="0" w:color="000000"/>
+              <w:top w:val="dotted" w:color="auto" w:sz="4" w:space="0"/>
+              <w:bottom w:val="dotted" w:color="auto" w:sz="4" w:space="0"/>
+              <w:right w:val="single" w:color="auto" w:sz="12" w:space="0"/>
             </w:tcBorders>
-            <w:vAlign w:val="center"/>
-          </w:tcPr>
-          <w:p>
-            <w:pPr>
-              <w:pStyle w:val="Normal"/>
-              <w:rPr/>
-            </w:pPr>
-            <w:r>
-              <w:rPr>
-                <w:rFonts w:eastAsia="Calibri" w:cs="Calibri" w:ascii="Verdana" w:hAnsi="Verdana"/>
-                <w:lang w:val="en-US"/>
-              </w:rPr>
-              <w:t xml:space="preserve">{{ </w:t>
-            </w:r>
-            <w:r>
-              <w:rPr>
-                <w:rFonts w:ascii="Verdana" w:hAnsi="Verdana"/>
-                <w:b w:val="false"/>
-                <w:bCs w:val="false"/>
-                <w:lang w:val="en-US"/>
-              </w:rPr>
-              <w:t>participant.</w:t>
-            </w:r>
-            <w:r>
-              <w:rPr>
-                <w:rFonts w:eastAsia="Calibri" w:cs="Calibri" w:ascii="Verdana" w:hAnsi="Verdana"/>
-                <w:lang w:val="en-US"/>
-              </w:rPr>
-              <w:t xml:space="preserve">postcode }} {{ </w:t>
-            </w:r>
-            <w:r>
-              <w:rPr>
-                <w:rFonts w:ascii="Verdana" w:hAnsi="Verdana"/>
-                <w:b w:val="false"/>
-                <w:bCs w:val="false"/>
-                <w:lang w:val="en-US"/>
-              </w:rPr>
-              <w:t>participant.</w:t>
-            </w:r>
-            <w:r>
-              <w:rPr>
-                <w:rFonts w:eastAsia="Calibri" w:cs="Calibri" w:ascii="Verdana" w:hAnsi="Verdana"/>
-                <w:lang w:val="en-US"/>
-              </w:rPr>
-              <w:t>city }}</w:t>
-            </w:r>
-          </w:p>
-        </w:tc>
-      </w:tr>
-      <w:tr>
-        <w:trPr>
-          <w:trHeight w:val="283" w:hRule="atLeast"/>
-        </w:trPr>
-        <w:tc>
-          <w:tcPr>
-            <w:tcW w:w="3360" w:type="dxa"/>
-            <w:tcBorders>
-              <w:top w:val="dotted" w:sz="4" w:space="0" w:color="000000"/>
-              <w:start w:val="single" w:sz="12" w:space="0" w:color="000000"/>
-              <w:bottom w:val="dotted" w:sz="4" w:space="0" w:color="000000"/>
-              <w:end w:val="single" w:sz="4" w:space="0" w:color="000000"/>
-            </w:tcBorders>
-            <w:vAlign w:val="center"/>
-          </w:tcPr>
-          <w:p>
-            <w:pPr>
-              <w:pStyle w:val="Normal"/>
-              <w:rPr>
-                <w:rFonts w:ascii="Calibri" w:hAnsi="Calibri"/>
-              </w:rPr>
-            </w:pPr>
-            <w:r>
-              <w:rPr>
-                <w:rFonts w:ascii="Calibri" w:hAnsi="Calibri"/>
-              </w:rPr>
-              <w:t>Geboortedatum</w:t>
-            </w:r>
-          </w:p>
-        </w:tc>
-        <w:tc>
-          <w:tcPr>
-            <w:tcW w:w="3840" w:type="dxa"/>
-            <w:tcBorders>
-              <w:top w:val="dotted" w:sz="4" w:space="0" w:color="000000"/>
-              <w:start w:val="single" w:sz="4" w:space="0" w:color="000000"/>
-              <w:bottom w:val="dotted" w:sz="4" w:space="0" w:color="000000"/>
-              <w:end w:val="single" w:sz="12" w:space="0" w:color="000000"/>
-            </w:tcBorders>
-            <w:vAlign w:val="center"/>
-          </w:tcPr>
-          <w:p>
-            <w:pPr>
-              <w:pStyle w:val="Normal"/>
-              <w:rPr/>
-            </w:pPr>
-            <w:r>
-              <w:rPr>
-                <w:rFonts w:ascii="Verdana" w:hAnsi="Verdana"/>
-              </w:rPr>
-              <w:t xml:space="preserve">{{ </w:t>
-            </w:r>
-            <w:r>
-              <w:rPr>
-                <w:rFonts w:ascii="Verdana" w:hAnsi="Verdana"/>
-                <w:b w:val="false"/>
-                <w:bCs w:val="false"/>
-              </w:rPr>
-              <w:t>participant.</w:t>
-            </w:r>
-            <w:r>
-              <w:rPr>
-                <w:rFonts w:ascii="Verdana" w:hAnsi="Verdana"/>
-              </w:rPr>
-              <w:t>birth_date }}</w:t>
-            </w:r>
-          </w:p>
-        </w:tc>
-      </w:tr>
-      <w:tr>
-        <w:trPr>
-          <w:trHeight w:val="283" w:hRule="atLeast"/>
-        </w:trPr>
-        <w:tc>
-          <w:tcPr>
-            <w:tcW w:w="3360" w:type="dxa"/>
-            <w:tcBorders>
-              <w:top w:val="dotted" w:sz="4" w:space="0" w:color="000000"/>
-              <w:start w:val="single" w:sz="12" w:space="0" w:color="000000"/>
-              <w:bottom w:val="dotted" w:sz="4" w:space="0" w:color="000000"/>
-              <w:end w:val="single" w:sz="4" w:space="0" w:color="000000"/>
-            </w:tcBorders>
-            <w:vAlign w:val="center"/>
-          </w:tcPr>
-          <w:p>
-            <w:pPr>
-              <w:pStyle w:val="Normal"/>
-              <w:rPr>
-                <w:rFonts w:ascii="Calibri" w:hAnsi="Calibri"/>
-              </w:rPr>
-            </w:pPr>
-            <w:r>
-              <w:rPr>
-                <w:rFonts w:ascii="Calibri" w:hAnsi="Calibri"/>
-              </w:rPr>
-              <w:t>Jouw E-mailadres</w:t>
-            </w:r>
-          </w:p>
-        </w:tc>
-        <w:tc>
-          <w:tcPr>
-            <w:tcW w:w="3840" w:type="dxa"/>
-            <w:tcBorders>
-              <w:top w:val="dotted" w:sz="4" w:space="0" w:color="000000"/>
-              <w:start w:val="single" w:sz="4" w:space="0" w:color="000000"/>
-              <w:bottom w:val="dotted" w:sz="4" w:space="0" w:color="000000"/>
-              <w:end w:val="single" w:sz="12" w:space="0" w:color="000000"/>
-            </w:tcBorders>
+            <w:tcMar/>
             <w:vAlign w:val="center"/>
           </w:tcPr>
           <w:p>
@@ -415,14 +492,13 @@
               <w:pStyle w:val="PlainText"/>
               <w:suppressLineNumbers w:val="0"/>
               <w:bidi w:val="0"/>
-              <w:spacing w:lineRule="auto" w:line="240" w:beforeAutospacing="0" w:before="0" w:afterAutospacing="0" w:after="0"/>
-              <w:ind w:start="0" w:end="0"/>
-              <w:jc w:val="start"/>
-              <w:rPr/>
+              <w:spacing w:before="0" w:beforeAutospacing="off" w:after="0" w:afterAutospacing="off" w:line="240" w:lineRule="auto"/>
+              <w:ind w:left="0" w:right="0"/>
+              <w:jc w:val="left"/>
             </w:pPr>
             <w:r>
               <w:rPr>
-                <w:rFonts w:cs="Aptos" w:ascii="Verdana" w:hAnsi="Verdana" w:cstheme="minorAscii"/>
+                <w:rFonts w:ascii="Verdana" w:hAnsi="Verdana" w:cs="Aptos" w:cstheme="minorAscii"/>
                 <w:sz w:val="20"/>
                 <w:szCs w:val="20"/>
               </w:rPr>
@@ -431,61 +507,262 @@
             <w:r>
               <w:rPr>
                 <w:rFonts w:ascii="Verdana" w:hAnsi="Verdana"/>
-                <w:b w:val="false"/>
-                <w:bCs w:val="false"/>
-              </w:rPr>
-              <w:t>participant.</w:t>
-            </w:r>
-            <w:r>
-              <w:rPr>
-                <w:rFonts w:cs="Aptos" w:ascii="Verdana" w:hAnsi="Verdana" w:cstheme="minorAscii"/>
+                <w:b w:val="0"/>
+                <w:bCs w:val="0"/>
+              </w:rPr>
+              <w:t>participant</w:t>
+            </w:r>
+            <w:r>
+              <w:rPr>
+                <w:rFonts w:ascii="Verdana" w:hAnsi="Verdana"/>
+                <w:b w:val="0"/>
+                <w:bCs w:val="0"/>
+              </w:rPr>
+              <w:t>.</w:t>
+            </w:r>
+            <w:r>
+              <w:rPr>
+                <w:rFonts w:ascii="Verdana" w:hAnsi="Verdana" w:cs="Aptos" w:cstheme="minorAscii"/>
                 <w:sz w:val="20"/>
                 <w:szCs w:val="20"/>
               </w:rPr>
-              <w:t>email_address }}</w:t>
+              <w:t>email_</w:t>
+            </w:r>
+            <w:r>
+              <w:rPr>
+                <w:rFonts w:ascii="Verdana" w:hAnsi="Verdana" w:cs="Aptos" w:cstheme="minorAscii"/>
+                <w:sz w:val="20"/>
+                <w:szCs w:val="20"/>
+              </w:rPr>
+              <w:t>address</w:t>
+            </w:r>
+            <w:r>
+              <w:rPr>
+                <w:rFonts w:ascii="Verdana" w:hAnsi="Verdana" w:cs="Aptos" w:cstheme="minorAscii"/>
+                <w:sz w:val="20"/>
+                <w:szCs w:val="20"/>
+              </w:rPr>
+              <w:t xml:space="preserve"> }}</w:t>
             </w:r>
           </w:p>
         </w:tc>
       </w:tr>
       <w:tr>
         <w:trPr>
-          <w:trHeight w:val="283" w:hRule="atLeast"/>
+          <w:trHeight w:val="283"/>
         </w:trPr>
         <w:tc>
           <w:tcPr>
             <w:tcW w:w="3360" w:type="dxa"/>
             <w:tcBorders>
-              <w:top w:val="dotted" w:sz="4" w:space="0" w:color="000000"/>
-              <w:start w:val="single" w:sz="12" w:space="0" w:color="000000"/>
-              <w:bottom w:val="dotted" w:sz="4" w:space="0" w:color="000000"/>
-              <w:end w:val="single" w:sz="4" w:space="0" w:color="000000"/>
+              <w:top w:val="dotted" w:color="auto" w:sz="4" w:space="0"/>
+              <w:left w:val="single" w:color="auto" w:sz="12" w:space="0"/>
+              <w:bottom w:val="dotted" w:color="auto" w:sz="4" w:space="0"/>
             </w:tcBorders>
+            <w:tcMar/>
+            <w:vAlign w:val="center"/>
+          </w:tcPr>
+          <w:p>
+            <w:pPr>
+              <w:rPr>
+                <w:rFonts w:ascii="Calibri" w:hAnsi="Calibri"/>
+              </w:rPr>
+            </w:pPr>
+            <w:r>
+              <w:rPr>
+                <w:rFonts w:ascii="Calibri" w:hAnsi="Calibri"/>
+              </w:rPr>
+              <w:t xml:space="preserve">Jouw mobiele telefoonnummer </w:t>
+            </w:r>
+          </w:p>
+        </w:tc>
+        <w:tc>
+          <w:tcPr>
+            <w:tcW w:w="4515" w:type="dxa"/>
+            <w:tcBorders>
+              <w:top w:val="dotted" w:color="auto" w:sz="4" w:space="0"/>
+              <w:bottom w:val="dotted" w:color="auto" w:sz="4" w:space="0"/>
+              <w:right w:val="single" w:color="auto" w:sz="12" w:space="0"/>
+            </w:tcBorders>
+            <w:tcMar/>
+            <w:vAlign w:val="center"/>
+          </w:tcPr>
+          <w:p>
+            <w:pPr>
+              <w:pStyle w:val="PlainText"/>
+            </w:pPr>
+            <w:r>
+              <w:rPr>
+                <w:rFonts w:ascii="Verdana" w:hAnsi="Verdana" w:cs="Calibri"/>
+                <w:sz w:val="20"/>
+                <w:szCs w:val="20"/>
+              </w:rPr>
+              <w:t xml:space="preserve">{{ </w:t>
+            </w:r>
+            <w:r>
+              <w:rPr>
+                <w:rFonts w:ascii="Verdana" w:hAnsi="Verdana"/>
+                <w:b w:val="0"/>
+                <w:bCs w:val="0"/>
+              </w:rPr>
+              <w:t>participant.</w:t>
+            </w:r>
+            <w:r>
+              <w:rPr>
+                <w:rFonts w:ascii="Verdana" w:hAnsi="Verdana" w:cs="Calibri"/>
+                <w:sz w:val="20"/>
+                <w:szCs w:val="20"/>
+              </w:rPr>
+              <w:t>phone</w:t>
+            </w:r>
+            <w:r>
+              <w:rPr>
+                <w:rFonts w:ascii="Verdana" w:hAnsi="Verdana" w:cs="Calibri"/>
+                <w:sz w:val="20"/>
+                <w:szCs w:val="20"/>
+              </w:rPr>
+              <w:t xml:space="preserve"> }}</w:t>
+            </w:r>
+          </w:p>
+        </w:tc>
+      </w:tr>
+      <w:tr>
+        <w:trPr>
+          <w:trHeight w:val="283"/>
+        </w:trPr>
+        <w:tc>
+          <w:tcPr>
+            <w:tcW w:w="3360" w:type="dxa"/>
+            <w:tcBorders>
+              <w:top w:val="dotted" w:color="auto" w:sz="4" w:space="0"/>
+              <w:left w:val="single" w:color="auto" w:sz="12" w:space="0"/>
+              <w:bottom w:val="dotted" w:color="auto" w:sz="4" w:space="0"/>
+            </w:tcBorders>
+            <w:tcMar/>
             <w:vAlign w:val="center"/>
           </w:tcPr>
           <w:p>
             <w:pPr>
               <w:pStyle w:val="Normal"/>
+            </w:pPr>
+            <w:r>
               <w:rPr>
                 <w:rFonts w:ascii="Calibri" w:hAnsi="Calibri"/>
               </w:rPr>
-            </w:pPr>
-            <w:r>
-              <w:rPr>
-                <w:rFonts w:ascii="Calibri" w:hAnsi="Calibri"/>
-              </w:rPr>
-              <w:t>E-mailadres van 1 van jouw ouders</w:t>
+              <w:t>Dieetwensen</w:t>
             </w:r>
           </w:p>
         </w:tc>
         <w:tc>
           <w:tcPr>
-            <w:tcW w:w="3840" w:type="dxa"/>
+            <w:tcW w:w="4515" w:type="dxa"/>
             <w:tcBorders>
-              <w:top w:val="dotted" w:sz="4" w:space="0" w:color="000000"/>
-              <w:start w:val="single" w:sz="4" w:space="0" w:color="000000"/>
-              <w:bottom w:val="dotted" w:sz="4" w:space="0" w:color="000000"/>
-              <w:end w:val="single" w:sz="12" w:space="0" w:color="000000"/>
+              <w:top w:val="dotted" w:color="auto" w:sz="4" w:space="0"/>
+              <w:bottom w:val="dotted" w:color="auto" w:sz="4" w:space="0"/>
+              <w:right w:val="single" w:color="auto" w:sz="12" w:space="0"/>
             </w:tcBorders>
+            <w:tcMar/>
+            <w:vAlign w:val="center"/>
+          </w:tcPr>
+          <w:p>
+            <w:pPr>
+              <w:pStyle w:val="PlainText"/>
+            </w:pPr>
+            <w:r>
+              <w:rPr>
+                <w:rFonts w:ascii="Verdana" w:hAnsi="Verdana" w:cs="Calibri"/>
+                <w:sz w:val="20"/>
+                <w:szCs w:val="20"/>
+              </w:rPr>
+              <w:t>{{ participant.dietary_restrictions }}</w:t>
+            </w:r>
+          </w:p>
+        </w:tc>
+      </w:tr>
+      <w:tr>
+        <w:trPr>
+          <w:trHeight w:val="283"/>
+        </w:trPr>
+        <w:tc>
+          <w:tcPr>
+            <w:tcW w:w="3360" w:type="dxa"/>
+            <w:tcBorders>
+              <w:top w:val="dotted" w:color="auto" w:sz="4" w:space="0"/>
+              <w:left w:val="single" w:color="auto" w:sz="12" w:space="0"/>
+              <w:bottom w:val="dotted" w:color="auto" w:sz="4" w:space="0"/>
+            </w:tcBorders>
+            <w:tcMar/>
+            <w:vAlign w:val="center"/>
+          </w:tcPr>
+          <w:p>
+            <w:pPr>
+              <w:pStyle w:val="Normal"/>
+            </w:pPr>
+            <w:r>
+              <w:rPr>
+                <w:rFonts w:ascii="Calibri" w:hAnsi="Calibri"/>
+              </w:rPr>
+              <w:t>Noodcontact</w:t>
+            </w:r>
+          </w:p>
+        </w:tc>
+        <w:tc>
+          <w:tcPr>
+            <w:tcW w:w="4515" w:type="dxa"/>
+            <w:tcBorders>
+              <w:top w:val="dotted" w:color="auto" w:sz="4" w:space="0"/>
+              <w:bottom w:val="dotted" w:color="auto" w:sz="4" w:space="0"/>
+              <w:right w:val="single" w:color="auto" w:sz="12" w:space="0"/>
+            </w:tcBorders>
+            <w:tcMar/>
+            <w:vAlign w:val="center"/>
+          </w:tcPr>
+          <w:p>
+            <w:pPr>
+              <w:pStyle w:val="Normal"/>
+              <w:spacing w:line="240" w:lineRule="auto"/>
+              <w:jc w:val="left"/>
+            </w:pPr>
+            <w:r>
+              <w:rPr>
+                <w:rFonts w:ascii="Verdana" w:hAnsi="Verdana" w:eastAsia="Calibri" w:cs="Calibri"/>
+              </w:rPr>
+              <w:t xml:space="preserve">{{ </w:t>
+            </w:r>
+            <w:r>
+              <w:rPr>
+                <w:rFonts w:ascii="Verdana" w:hAnsi="Verdana" w:eastAsia="Calibri" w:cs="Calibri"/>
+              </w:rPr>
+              <w:t>participant.backup</w:t>
+            </w:r>
+            <w:r>
+              <w:rPr>
+                <w:rFonts w:ascii="Verdana" w:hAnsi="Verdana" w:eastAsia="Calibri" w:cs="Calibri"/>
+              </w:rPr>
+              <w:t>_name</w:t>
+            </w:r>
+            <w:r>
+              <w:rPr>
+                <w:rFonts w:ascii="Verdana" w:hAnsi="Verdana" w:eastAsia="Calibri" w:cs="Calibri"/>
+              </w:rPr>
+              <w:t xml:space="preserve"> }}</w:t>
+            </w:r>
+          </w:p>
+        </w:tc>
+      </w:tr>
+      <w:tr>
+        <w:trPr>
+          <w:trHeight w:val="283"/>
+        </w:trPr>
+        <w:tc>
+          <w:tcPr>
+            <w:tcW w:w="3360" w:type="dxa"/>
+            <w:tcBorders>
+              <w:top w:val="dotted" w:color="auto" w:sz="4" w:space="0"/>
+              <w:left w:val="single" w:color="auto" w:sz="12" w:space="0"/>
+              <w:bottom w:val="dotted" w:color="auto" w:sz="4" w:space="0"/>
+            </w:tcBorders>
+            <w:tcMar/>
             <w:vAlign w:val="center"/>
           </w:tcPr>
           <w:p>
@@ -493,151 +770,289 @@
               <w:pStyle w:val="Normal"/>
               <w:suppressLineNumbers w:val="0"/>
               <w:bidi w:val="0"/>
-              <w:spacing w:lineRule="auto" w:line="240" w:beforeAutospacing="0" w:before="0" w:afterAutospacing="0" w:after="0"/>
-              <w:ind w:start="0" w:end="0"/>
-              <w:jc w:val="start"/>
+              <w:spacing w:before="0" w:beforeAutospacing="off" w:after="0" w:afterAutospacing="off" w:line="240" w:lineRule="auto"/>
+              <w:ind w:left="0" w:right="0"/>
+              <w:jc w:val="left"/>
+            </w:pPr>
+            <w:r>
+              <w:rPr>
+                <w:rFonts w:ascii="Calibri" w:hAnsi="Calibri"/>
+              </w:rPr>
+              <w:t>Emailadres noodcontact</w:t>
+            </w:r>
+          </w:p>
+        </w:tc>
+        <w:tc>
+          <w:tcPr>
+            <w:tcW w:w="4515" w:type="dxa"/>
+            <w:tcBorders>
+              <w:top w:val="dotted" w:color="auto" w:sz="4" w:space="0"/>
+              <w:bottom w:val="dotted" w:color="auto" w:sz="4" w:space="0"/>
+              <w:right w:val="single" w:color="auto" w:sz="12" w:space="0"/>
+            </w:tcBorders>
+            <w:tcMar/>
+            <w:vAlign w:val="center"/>
+          </w:tcPr>
+          <w:p>
+            <w:pPr>
+              <w:pStyle w:val="Normal"/>
+              <w:suppressLineNumbers w:val="0"/>
+              <w:bidi w:val="0"/>
+              <w:spacing w:before="0" w:beforeAutospacing="off" w:after="0" w:afterAutospacing="off" w:line="240" w:lineRule="auto"/>
+              <w:ind w:left="0" w:right="0"/>
+              <w:jc w:val="left"/>
               <w:rPr>
                 <w:rFonts w:ascii="Verdana" w:hAnsi="Verdana" w:eastAsia="Calibri" w:cs="Calibri"/>
               </w:rPr>
             </w:pPr>
             <w:r>
               <w:rPr>
-                <w:rFonts w:eastAsia="Calibri" w:cs="Calibri" w:ascii="Verdana" w:hAnsi="Verdana"/>
+                <w:rFonts w:ascii="Verdana" w:hAnsi="Verdana" w:eastAsia="Calibri" w:cs="Calibri"/>
               </w:rPr>
               <w:t xml:space="preserve">{{ </w:t>
             </w:r>
             <w:r>
               <w:rPr>
                 <w:rFonts w:ascii="Verdana" w:hAnsi="Verdana"/>
-                <w:b w:val="false"/>
-                <w:bCs w:val="false"/>
-              </w:rPr>
-              <w:t>participant.</w:t>
-            </w:r>
-            <w:r>
-              <w:rPr>
-                <w:rFonts w:eastAsia="Calibri" w:cs="Calibri" w:ascii="Verdana" w:hAnsi="Verdana"/>
+                <w:b w:val="0"/>
+                <w:bCs w:val="0"/>
+              </w:rPr>
+              <w:t>participant</w:t>
+            </w:r>
+            <w:r>
+              <w:rPr>
+                <w:rFonts w:ascii="Verdana" w:hAnsi="Verdana"/>
+                <w:b w:val="0"/>
+                <w:bCs w:val="0"/>
+              </w:rPr>
+              <w:t>.</w:t>
+            </w:r>
+            <w:r>
+              <w:rPr>
+                <w:rFonts w:ascii="Verdana" w:hAnsi="Verdana" w:eastAsia="Calibri" w:cs="Calibri"/>
               </w:rPr>
               <w:t>backup_</w:t>
             </w:r>
             <w:r>
               <w:rPr>
-                <w:rFonts w:eastAsia="Calibri" w:cs="Calibri" w:ascii="Verdana" w:hAnsi="Verdana"/>
-                <w:i w:val="false"/>
-                <w:iCs w:val="false"/>
+                <w:rFonts w:ascii="Verdana" w:hAnsi="Verdana" w:eastAsia="Calibri" w:cs="Calibri"/>
+                <w:i w:val="0"/>
+                <w:iCs w:val="0"/>
               </w:rPr>
               <w:t>email</w:t>
             </w:r>
             <w:r>
               <w:rPr>
-                <w:rFonts w:eastAsia="Calibri" w:cs="Calibri" w:ascii="Verdana" w:hAnsi="Verdana"/>
-                <w:i/>
-                <w:iCs/>
+                <w:rFonts w:ascii="Verdana" w:hAnsi="Verdana" w:eastAsia="Calibri" w:cs="Calibri"/>
+                <w:i w:val="1"/>
+                <w:iCs w:val="1"/>
               </w:rPr>
               <w:t>_</w:t>
             </w:r>
             <w:r>
               <w:rPr>
-                <w:rFonts w:eastAsia="Calibri" w:cs="Calibri" w:ascii="Verdana" w:hAnsi="Verdana"/>
-                <w:i w:val="false"/>
-                <w:iCs w:val="false"/>
-              </w:rPr>
-              <w:t>address }}</w:t>
+                <w:rFonts w:ascii="Verdana" w:hAnsi="Verdana" w:eastAsia="Calibri" w:cs="Calibri"/>
+                <w:i w:val="0"/>
+                <w:iCs w:val="0"/>
+              </w:rPr>
+              <w:t>address</w:t>
+            </w:r>
+            <w:r>
+              <w:rPr>
+                <w:rFonts w:ascii="Verdana" w:hAnsi="Verdana" w:eastAsia="Calibri" w:cs="Calibri"/>
+                <w:i w:val="0"/>
+                <w:iCs w:val="0"/>
+              </w:rPr>
+              <w:t xml:space="preserve"> }}</w:t>
             </w:r>
           </w:p>
         </w:tc>
       </w:tr>
       <w:tr>
         <w:trPr>
-          <w:trHeight w:val="283" w:hRule="atLeast"/>
+          <w:trHeight w:val="283"/>
         </w:trPr>
         <w:tc>
           <w:tcPr>
             <w:tcW w:w="3360" w:type="dxa"/>
             <w:tcBorders>
-              <w:top w:val="dotted" w:sz="4" w:space="0" w:color="000000"/>
-              <w:start w:val="single" w:sz="12" w:space="0" w:color="000000"/>
-              <w:bottom w:val="dotted" w:sz="4" w:space="0" w:color="000000"/>
-              <w:end w:val="single" w:sz="4" w:space="0" w:color="000000"/>
+              <w:top w:val="dotted" w:color="auto" w:sz="4" w:space="0"/>
+              <w:left w:val="single" w:color="auto" w:sz="12" w:space="0"/>
+              <w:bottom w:val="single" w:color="auto" w:sz="12" w:space="0"/>
             </w:tcBorders>
+            <w:tcMar/>
+            <w:vAlign w:val="center"/>
+          </w:tcPr>
+          <w:p>
+            <w:pPr>
+              <w:rPr>
+                <w:rFonts w:ascii="Calibri" w:hAnsi="Calibri"/>
+              </w:rPr>
+            </w:pPr>
+            <w:r>
+              <w:rPr>
+                <w:rFonts w:ascii="Calibri" w:hAnsi="Calibri"/>
+              </w:rPr>
+              <w:t xml:space="preserve">Telefoonnummer </w:t>
+            </w:r>
+            <w:r>
+              <w:rPr>
+                <w:rFonts w:ascii="Calibri" w:hAnsi="Calibri"/>
+              </w:rPr>
+              <w:t>noodcontact</w:t>
+            </w:r>
+          </w:p>
+        </w:tc>
+        <w:tc>
+          <w:tcPr>
+            <w:tcW w:w="4515" w:type="dxa"/>
+            <w:tcBorders>
+              <w:top w:val="dotted" w:color="auto" w:sz="4" w:space="0"/>
+              <w:bottom w:val="single" w:color="auto" w:sz="12" w:space="0"/>
+              <w:right w:val="single" w:color="auto" w:sz="12" w:space="0"/>
+            </w:tcBorders>
+            <w:tcMar/>
             <w:vAlign w:val="center"/>
           </w:tcPr>
           <w:p>
             <w:pPr>
               <w:pStyle w:val="Normal"/>
-              <w:rPr>
-                <w:rFonts w:ascii="Calibri" w:hAnsi="Calibri"/>
-              </w:rPr>
             </w:pPr>
             <w:r>
               <w:rPr>
-                <w:rFonts w:ascii="Calibri" w:hAnsi="Calibri"/>
-              </w:rPr>
-              <w:t xml:space="preserve">Jouw mobiele telefoonnummer </w:t>
-            </w:r>
-          </w:p>
-        </w:tc>
-        <w:tc>
-          <w:tcPr>
-            <w:tcW w:w="3840" w:type="dxa"/>
-            <w:tcBorders>
-              <w:top w:val="dotted" w:sz="4" w:space="0" w:color="000000"/>
-              <w:start w:val="single" w:sz="4" w:space="0" w:color="000000"/>
-              <w:bottom w:val="dotted" w:sz="4" w:space="0" w:color="000000"/>
-              <w:end w:val="single" w:sz="12" w:space="0" w:color="000000"/>
-            </w:tcBorders>
-            <w:vAlign w:val="center"/>
-          </w:tcPr>
-          <w:p>
-            <w:pPr>
-              <w:pStyle w:val="PlainText"/>
-              <w:rPr/>
-            </w:pPr>
-            <w:r>
-              <w:rPr>
-                <w:rFonts w:cs="Calibri" w:ascii="Verdana" w:hAnsi="Verdana"/>
-                <w:sz w:val="20"/>
-                <w:szCs w:val="20"/>
+                <w:rFonts w:ascii="Verdana" w:hAnsi="Verdana" w:eastAsia="Calibri"/>
               </w:rPr>
               <w:t xml:space="preserve">{{ </w:t>
             </w:r>
             <w:r>
               <w:rPr>
                 <w:rFonts w:ascii="Verdana" w:hAnsi="Verdana"/>
-                <w:b w:val="false"/>
-                <w:bCs w:val="false"/>
-              </w:rPr>
-              <w:t>participant.</w:t>
-            </w:r>
-            <w:r>
-              <w:rPr>
-                <w:rFonts w:cs="Calibri" w:ascii="Verdana" w:hAnsi="Verdana"/>
-                <w:sz w:val="20"/>
-                <w:szCs w:val="20"/>
-              </w:rPr>
-              <w:t>phone }}</w:t>
+                <w:b w:val="0"/>
+                <w:bCs w:val="0"/>
+              </w:rPr>
+              <w:t>participant</w:t>
+            </w:r>
+            <w:r>
+              <w:rPr>
+                <w:rFonts w:ascii="Verdana" w:hAnsi="Verdana"/>
+                <w:b w:val="0"/>
+                <w:bCs w:val="0"/>
+              </w:rPr>
+              <w:t>.</w:t>
+            </w:r>
+            <w:r>
+              <w:rPr>
+                <w:rFonts w:ascii="Verdana" w:hAnsi="Verdana" w:eastAsia="Calibri"/>
+              </w:rPr>
+              <w:t>backup_phone</w:t>
+            </w:r>
+            <w:r>
+              <w:rPr>
+                <w:rFonts w:ascii="Verdana" w:hAnsi="Verdana" w:eastAsia="Calibri"/>
+              </w:rPr>
+              <w:t xml:space="preserve"> }}</w:t>
             </w:r>
           </w:p>
         </w:tc>
       </w:tr>
       <w:tr>
         <w:trPr>
-          <w:trHeight w:val="283" w:hRule="atLeast"/>
+          <w:trHeight w:val="283"/>
         </w:trPr>
         <w:tc>
           <w:tcPr>
             <w:tcW w:w="3360" w:type="dxa"/>
             <w:tcBorders>
-              <w:top w:val="dotted" w:sz="4" w:space="0" w:color="000000"/>
-              <w:start w:val="single" w:sz="12" w:space="0" w:color="000000"/>
-              <w:bottom w:val="single" w:sz="12" w:space="0" w:color="000000"/>
-              <w:end w:val="single" w:sz="4" w:space="0" w:color="000000"/>
+              <w:top w:val="single" w:color="auto" w:sz="12" w:space="0"/>
+              <w:left w:val="single" w:color="auto" w:sz="12" w:space="0"/>
+              <w:bottom w:val="single" w:color="auto" w:sz="12" w:space="0"/>
             </w:tcBorders>
+            <w:tcMar/>
+            <w:vAlign w:val="center"/>
+          </w:tcPr>
+          <w:p>
+            <w:pPr>
+              <w:rPr>
+                <w:rFonts w:ascii="Calibri" w:hAnsi="Calibri"/>
+              </w:rPr>
+            </w:pPr>
+            <w:r>
+              <w:rPr>
+                <w:rFonts w:ascii="Calibri" w:hAnsi="Calibri"/>
+              </w:rPr>
+              <w:t>Lidnummer Scouting Nederland</w:t>
+            </w:r>
+          </w:p>
+        </w:tc>
+        <w:tc>
+          <w:tcPr>
+            <w:tcW w:w="4515" w:type="dxa"/>
+            <w:tcBorders>
+              <w:top w:val="single" w:color="auto" w:sz="12" w:space="0"/>
+              <w:bottom w:val="single" w:color="auto" w:sz="12" w:space="0"/>
+              <w:right w:val="single" w:color="auto" w:sz="12" w:space="0"/>
+            </w:tcBorders>
+            <w:tcMar/>
             <w:vAlign w:val="center"/>
           </w:tcPr>
           <w:p>
             <w:pPr>
               <w:pStyle w:val="Normal"/>
+            </w:pPr>
+            <w:r>
+              <w:rPr>
+                <w:rFonts w:ascii="Verdana" w:hAnsi="Verdana"/>
+              </w:rPr>
+              <w:t xml:space="preserve">{{ </w:t>
+            </w:r>
+            <w:r>
+              <w:rPr>
+                <w:rFonts w:ascii="Verdana" w:hAnsi="Verdana"/>
+                <w:b w:val="0"/>
+                <w:bCs w:val="0"/>
+              </w:rPr>
+              <w:t>participant</w:t>
+            </w:r>
+            <w:r>
+              <w:rPr>
+                <w:rFonts w:ascii="Verdana" w:hAnsi="Verdana"/>
+                <w:b w:val="0"/>
+                <w:bCs w:val="0"/>
+              </w:rPr>
+              <w:t>.</w:t>
+            </w:r>
+            <w:r>
+              <w:rPr>
+                <w:rFonts w:ascii="Verdana" w:hAnsi="Verdana"/>
+              </w:rPr>
+              <w:t>member_number</w:t>
+            </w:r>
+            <w:r>
+              <w:rPr>
+                <w:rFonts w:ascii="Verdana" w:hAnsi="Verdana"/>
+              </w:rPr>
+              <w:t xml:space="preserve"> }}</w:t>
+            </w:r>
+          </w:p>
+        </w:tc>
+      </w:tr>
+      <w:tr>
+        <w:trPr>
+          <w:trHeight w:val="283"/>
+        </w:trPr>
+        <w:tc>
+          <w:tcPr>
+            <w:tcW w:w="3360" w:type="dxa"/>
+            <w:tcBorders>
+              <w:top w:val="single" w:color="auto" w:sz="12" w:space="0"/>
+              <w:left w:val="single" w:color="auto" w:sz="12" w:space="0"/>
+              <w:bottom w:val="dotted" w:color="auto" w:sz="4" w:space="0"/>
+            </w:tcBorders>
+            <w:tcMar/>
+            <w:vAlign w:val="center"/>
+          </w:tcPr>
+          <w:p>
+            <w:pPr>
               <w:rPr>
                 <w:rFonts w:ascii="Calibri" w:hAnsi="Calibri"/>
               </w:rPr>
@@ -646,67 +1061,144 @@
               <w:rPr>
                 <w:rFonts w:ascii="Calibri" w:hAnsi="Calibri"/>
               </w:rPr>
-              <w:t>Telefoonnummer van 1 van je ouders</w:t>
+              <w:t>Naam van je Scoutinggroep</w:t>
             </w:r>
           </w:p>
         </w:tc>
         <w:tc>
           <w:tcPr>
-            <w:tcW w:w="3840" w:type="dxa"/>
+            <w:tcW w:w="4515" w:type="dxa"/>
             <w:tcBorders>
-              <w:top w:val="dotted" w:sz="4" w:space="0" w:color="000000"/>
-              <w:start w:val="single" w:sz="4" w:space="0" w:color="000000"/>
-              <w:bottom w:val="single" w:sz="12" w:space="0" w:color="000000"/>
-              <w:end w:val="single" w:sz="12" w:space="0" w:color="000000"/>
+              <w:top w:val="single" w:color="auto" w:sz="12" w:space="0"/>
+              <w:bottom w:val="dotted" w:color="auto" w:sz="4" w:space="0"/>
+              <w:right w:val="single" w:color="auto" w:sz="12" w:space="0"/>
             </w:tcBorders>
+            <w:tcMar/>
             <w:vAlign w:val="center"/>
           </w:tcPr>
           <w:p>
             <w:pPr>
               <w:pStyle w:val="Normal"/>
-              <w:rPr/>
             </w:pPr>
             <w:r>
               <w:rPr>
-                <w:rFonts w:eastAsia="Calibri" w:ascii="Verdana" w:hAnsi="Verdana"/>
+                <w:rFonts w:ascii="Verdana" w:hAnsi="Verdana"/>
               </w:rPr>
               <w:t xml:space="preserve">{{ </w:t>
             </w:r>
             <w:r>
               <w:rPr>
                 <w:rFonts w:ascii="Verdana" w:hAnsi="Verdana"/>
-                <w:b w:val="false"/>
-                <w:bCs w:val="false"/>
+                <w:b w:val="0"/>
+                <w:bCs w:val="0"/>
               </w:rPr>
               <w:t>participant.</w:t>
             </w:r>
             <w:r>
               <w:rPr>
-                <w:rFonts w:eastAsia="Calibri" w:ascii="Verdana" w:hAnsi="Verdana"/>
-              </w:rPr>
-              <w:t>backup_phone }}</w:t>
+                <w:rFonts w:ascii="Verdana" w:hAnsi="Verdana"/>
+              </w:rPr>
+              <w:t>scouting_group</w:t>
+            </w:r>
+            <w:r>
+              <w:rPr>
+                <w:rFonts w:ascii="Verdana" w:hAnsi="Verdana"/>
+              </w:rPr>
+              <w:t xml:space="preserve"> }}</w:t>
             </w:r>
           </w:p>
         </w:tc>
       </w:tr>
       <w:tr>
         <w:trPr>
-          <w:trHeight w:val="283" w:hRule="atLeast"/>
+          <w:trHeight w:val="283"/>
         </w:trPr>
         <w:tc>
           <w:tcPr>
             <w:tcW w:w="3360" w:type="dxa"/>
             <w:tcBorders>
-              <w:top w:val="single" w:sz="12" w:space="0" w:color="000000"/>
-              <w:start w:val="single" w:sz="12" w:space="0" w:color="000000"/>
-              <w:bottom w:val="single" w:sz="12" w:space="0" w:color="000000"/>
-              <w:end w:val="single" w:sz="4" w:space="0" w:color="000000"/>
+              <w:top w:val="dotted" w:color="auto" w:sz="4" w:space="0"/>
+              <w:left w:val="single" w:color="auto" w:sz="12" w:space="0"/>
+              <w:bottom w:val="dotted" w:color="auto" w:sz="4" w:space="0"/>
             </w:tcBorders>
+            <w:tcMar/>
+            <w:vAlign w:val="center"/>
+          </w:tcPr>
+          <w:p>
+            <w:pPr>
+              <w:rPr>
+                <w:rFonts w:ascii="Calibri" w:hAnsi="Calibri"/>
+              </w:rPr>
+            </w:pPr>
+            <w:r>
+              <w:rPr>
+                <w:rFonts w:ascii="Calibri" w:hAnsi="Calibri"/>
+              </w:rPr>
+              <w:t>Plaats van je Scoutinggroep</w:t>
+            </w:r>
+          </w:p>
+        </w:tc>
+        <w:tc>
+          <w:tcPr>
+            <w:tcW w:w="4515" w:type="dxa"/>
+            <w:tcBorders>
+              <w:top w:val="dotted" w:color="auto" w:sz="4" w:space="0"/>
+              <w:bottom w:val="dotted" w:color="auto" w:sz="4" w:space="0"/>
+              <w:right w:val="single" w:color="auto" w:sz="12" w:space="0"/>
+            </w:tcBorders>
+            <w:tcMar/>
             <w:vAlign w:val="center"/>
           </w:tcPr>
           <w:p>
             <w:pPr>
               <w:pStyle w:val="Normal"/>
+            </w:pPr>
+            <w:r>
+              <w:rPr>
+                <w:rFonts w:ascii="Verdana" w:hAnsi="Verdana"/>
+              </w:rPr>
+              <w:t xml:space="preserve">{{ </w:t>
+            </w:r>
+            <w:r>
+              <w:rPr>
+                <w:rFonts w:ascii="Verdana" w:hAnsi="Verdana"/>
+                <w:b w:val="0"/>
+                <w:bCs w:val="0"/>
+              </w:rPr>
+              <w:t>participant.</w:t>
+            </w:r>
+            <w:r>
+              <w:rPr>
+                <w:rFonts w:ascii="Verdana" w:hAnsi="Verdana"/>
+              </w:rPr>
+              <w:t>scouting_city</w:t>
+            </w:r>
+            <w:r>
+              <w:rPr>
+                <w:rFonts w:ascii="Verdana" w:hAnsi="Verdana"/>
+              </w:rPr>
+              <w:t xml:space="preserve"> }}</w:t>
+            </w:r>
+          </w:p>
+        </w:tc>
+      </w:tr>
+      <w:tr>
+        <w:trPr>
+          <w:trHeight w:val="283"/>
+        </w:trPr>
+        <w:tc>
+          <w:tcPr>
+            <w:tcW w:w="3360" w:type="dxa"/>
+            <w:tcBorders>
+              <w:top w:val="dotted" w:color="auto" w:sz="4" w:space="0"/>
+              <w:left w:val="single" w:color="auto" w:sz="12" w:space="0"/>
+              <w:bottom w:val="single" w:color="auto" w:sz="12" w:space="0"/>
+            </w:tcBorders>
+            <w:tcMar/>
+            <w:vAlign w:val="center"/>
+          </w:tcPr>
+          <w:p>
+            <w:pPr>
               <w:rPr>
                 <w:rFonts w:ascii="Calibri" w:hAnsi="Calibri"/>
               </w:rPr>
@@ -714,26 +1206,26 @@
             <w:r>
               <w:rPr>
                 <w:rFonts w:ascii="Calibri" w:hAnsi="Calibri"/>
-              </w:rPr>
-              <w:t>Lidnummer Scouting Nederland</w:t>
+                <w:spacing w:val="-3"/>
+              </w:rPr>
+              <w:t xml:space="preserve">Ik ben lid van de speltak </w:t>
             </w:r>
           </w:p>
         </w:tc>
         <w:tc>
           <w:tcPr>
-            <w:tcW w:w="3840" w:type="dxa"/>
+            <w:tcW w:w="4515" w:type="dxa"/>
             <w:tcBorders>
-              <w:top w:val="single" w:sz="12" w:space="0" w:color="000000"/>
-              <w:start w:val="single" w:sz="4" w:space="0" w:color="000000"/>
-              <w:bottom w:val="single" w:sz="12" w:space="0" w:color="000000"/>
-              <w:end w:val="single" w:sz="12" w:space="0" w:color="000000"/>
+              <w:top w:val="dotted" w:color="auto" w:sz="4" w:space="0"/>
+              <w:bottom w:val="single" w:color="auto" w:sz="12" w:space="0"/>
+              <w:right w:val="single" w:color="auto" w:sz="12" w:space="0"/>
             </w:tcBorders>
+            <w:tcMar/>
             <w:vAlign w:val="center"/>
           </w:tcPr>
           <w:p>
             <w:pPr>
               <w:pStyle w:val="Normal"/>
-              <w:rPr/>
             </w:pPr>
             <w:r>
               <w:rPr>
@@ -744,348 +1236,330 @@
             <w:r>
               <w:rPr>
                 <w:rFonts w:ascii="Verdana" w:hAnsi="Verdana"/>
-                <w:b w:val="false"/>
-                <w:bCs w:val="false"/>
-              </w:rPr>
-              <w:t>participant.</w:t>
+                <w:b w:val="0"/>
+                <w:bCs w:val="0"/>
+              </w:rPr>
+              <w:t>participant</w:t>
             </w:r>
             <w:r>
               <w:rPr>
                 <w:rFonts w:ascii="Verdana" w:hAnsi="Verdana"/>
-              </w:rPr>
-              <w:t>member_number }}</w:t>
-            </w:r>
-          </w:p>
-        </w:tc>
-      </w:tr>
-      <w:tr>
-        <w:trPr>
-          <w:trHeight w:val="283" w:hRule="atLeast"/>
-        </w:trPr>
-        <w:tc>
-          <w:tcPr>
-            <w:tcW w:w="3360" w:type="dxa"/>
-            <w:tcBorders>
-              <w:top w:val="single" w:sz="12" w:space="0" w:color="000000"/>
-              <w:start w:val="single" w:sz="12" w:space="0" w:color="000000"/>
-              <w:bottom w:val="dotted" w:sz="4" w:space="0" w:color="000000"/>
-              <w:end w:val="single" w:sz="4" w:space="0" w:color="000000"/>
-            </w:tcBorders>
-            <w:vAlign w:val="center"/>
-          </w:tcPr>
-          <w:p>
-            <w:pPr>
-              <w:pStyle w:val="Normal"/>
-              <w:rPr>
-                <w:rFonts w:ascii="Calibri" w:hAnsi="Calibri"/>
-              </w:rPr>
-            </w:pPr>
-            <w:r>
-              <w:rPr>
-                <w:rFonts w:ascii="Calibri" w:hAnsi="Calibri"/>
-              </w:rPr>
-              <w:t>Naam van je Scoutinggroep</w:t>
-            </w:r>
-          </w:p>
-        </w:tc>
-        <w:tc>
-          <w:tcPr>
-            <w:tcW w:w="3840" w:type="dxa"/>
-            <w:tcBorders>
-              <w:top w:val="single" w:sz="12" w:space="0" w:color="000000"/>
-              <w:start w:val="single" w:sz="4" w:space="0" w:color="000000"/>
-              <w:bottom w:val="dotted" w:sz="4" w:space="0" w:color="000000"/>
-              <w:end w:val="single" w:sz="12" w:space="0" w:color="000000"/>
-            </w:tcBorders>
-            <w:vAlign w:val="center"/>
-          </w:tcPr>
-          <w:p>
-            <w:pPr>
-              <w:pStyle w:val="Normal"/>
-              <w:rPr/>
-            </w:pPr>
+                <w:b w:val="0"/>
+                <w:bCs w:val="0"/>
+              </w:rPr>
+              <w:t>.</w:t>
+            </w:r>
             <w:r>
               <w:rPr>
                 <w:rFonts w:ascii="Verdana" w:hAnsi="Verdana"/>
               </w:rPr>
-              <w:t xml:space="preserve">{{ </w:t>
+              <w:t>age_group</w:t>
             </w:r>
             <w:r>
               <w:rPr>
                 <w:rFonts w:ascii="Verdana" w:hAnsi="Verdana"/>
-                <w:b w:val="false"/>
-                <w:bCs w:val="false"/>
-              </w:rPr>
-              <w:t>participant.</w:t>
-            </w:r>
-            <w:r>
-              <w:rPr>
-                <w:rFonts w:ascii="Verdana" w:hAnsi="Verdana"/>
-              </w:rPr>
-              <w:t>scouting_group }}</w:t>
-            </w:r>
-          </w:p>
-        </w:tc>
-      </w:tr>
-      <w:tr>
-        <w:trPr>
-          <w:trHeight w:val="283" w:hRule="atLeast"/>
-        </w:trPr>
-        <w:tc>
-          <w:tcPr>
-            <w:tcW w:w="3360" w:type="dxa"/>
-            <w:tcBorders>
-              <w:top w:val="dotted" w:sz="4" w:space="0" w:color="000000"/>
-              <w:start w:val="single" w:sz="12" w:space="0" w:color="000000"/>
-              <w:bottom w:val="dotted" w:sz="4" w:space="0" w:color="000000"/>
-              <w:end w:val="single" w:sz="4" w:space="0" w:color="000000"/>
-            </w:tcBorders>
-            <w:vAlign w:val="center"/>
-          </w:tcPr>
-          <w:p>
-            <w:pPr>
-              <w:pStyle w:val="Normal"/>
-              <w:rPr>
-                <w:rFonts w:ascii="Calibri" w:hAnsi="Calibri"/>
-              </w:rPr>
-            </w:pPr>
-            <w:r>
-              <w:rPr>
-                <w:rFonts w:ascii="Calibri" w:hAnsi="Calibri"/>
-              </w:rPr>
-              <w:t>Plaats van je Scoutinggroep</w:t>
-            </w:r>
-          </w:p>
-        </w:tc>
-        <w:tc>
-          <w:tcPr>
-            <w:tcW w:w="3840" w:type="dxa"/>
-            <w:tcBorders>
-              <w:top w:val="dotted" w:sz="4" w:space="0" w:color="000000"/>
-              <w:start w:val="single" w:sz="4" w:space="0" w:color="000000"/>
-              <w:bottom w:val="dotted" w:sz="4" w:space="0" w:color="000000"/>
-              <w:end w:val="single" w:sz="12" w:space="0" w:color="000000"/>
-            </w:tcBorders>
-            <w:vAlign w:val="center"/>
-          </w:tcPr>
-          <w:p>
-            <w:pPr>
-              <w:pStyle w:val="Normal"/>
-              <w:rPr/>
-            </w:pPr>
-            <w:r>
-              <w:rPr>
-                <w:rFonts w:ascii="Verdana" w:hAnsi="Verdana"/>
-              </w:rPr>
-              <w:t xml:space="preserve">{{ </w:t>
-            </w:r>
-            <w:r>
-              <w:rPr>
-                <w:rFonts w:ascii="Verdana" w:hAnsi="Verdana"/>
-                <w:b w:val="false"/>
-                <w:bCs w:val="false"/>
-              </w:rPr>
-              <w:t>participant.</w:t>
-            </w:r>
-            <w:r>
-              <w:rPr>
-                <w:rFonts w:ascii="Verdana" w:hAnsi="Verdana"/>
-              </w:rPr>
-              <w:t>scouting_city }}</w:t>
-            </w:r>
-          </w:p>
-        </w:tc>
-      </w:tr>
-      <w:tr>
-        <w:trPr>
-          <w:trHeight w:val="283" w:hRule="atLeast"/>
-        </w:trPr>
-        <w:tc>
-          <w:tcPr>
-            <w:tcW w:w="3360" w:type="dxa"/>
-            <w:tcBorders>
-              <w:top w:val="dotted" w:sz="4" w:space="0" w:color="000000"/>
-              <w:start w:val="single" w:sz="12" w:space="0" w:color="000000"/>
-              <w:bottom w:val="single" w:sz="12" w:space="0" w:color="000000"/>
-              <w:end w:val="single" w:sz="4" w:space="0" w:color="000000"/>
-            </w:tcBorders>
-            <w:vAlign w:val="center"/>
-          </w:tcPr>
-          <w:p>
-            <w:pPr>
-              <w:pStyle w:val="Normal"/>
-              <w:rPr>
-                <w:rFonts w:ascii="Calibri" w:hAnsi="Calibri"/>
-              </w:rPr>
-            </w:pPr>
-            <w:r>
-              <w:rPr>
-                <w:rFonts w:ascii="Calibri" w:hAnsi="Calibri"/>
-                <w:spacing w:val="-3"/>
-              </w:rPr>
-              <w:t xml:space="preserve">Ik ben lid van de speltak </w:t>
-            </w:r>
-          </w:p>
-        </w:tc>
-        <w:tc>
-          <w:tcPr>
-            <w:tcW w:w="3840" w:type="dxa"/>
-            <w:tcBorders>
-              <w:top w:val="dotted" w:sz="4" w:space="0" w:color="000000"/>
-              <w:start w:val="single" w:sz="4" w:space="0" w:color="000000"/>
-              <w:bottom w:val="single" w:sz="12" w:space="0" w:color="000000"/>
-              <w:end w:val="single" w:sz="12" w:space="0" w:color="000000"/>
-            </w:tcBorders>
-            <w:vAlign w:val="center"/>
-          </w:tcPr>
-          <w:p>
-            <w:pPr>
-              <w:pStyle w:val="Normal"/>
-              <w:rPr/>
-            </w:pPr>
-            <w:r>
-              <w:rPr>
-                <w:rFonts w:ascii="Verdana" w:hAnsi="Verdana"/>
-              </w:rPr>
-              <w:t xml:space="preserve">{{ </w:t>
-            </w:r>
-            <w:r>
-              <w:rPr>
-                <w:rFonts w:ascii="Verdana" w:hAnsi="Verdana"/>
-                <w:b w:val="false"/>
-                <w:bCs w:val="false"/>
-              </w:rPr>
-              <w:t>participant.</w:t>
-            </w:r>
-            <w:r>
-              <w:rPr>
-                <w:rFonts w:ascii="Verdana" w:hAnsi="Verdana"/>
-              </w:rPr>
-              <w:t>age_group }}</w:t>
+              </w:rPr>
+              <w:t xml:space="preserve"> }}</w:t>
             </w:r>
           </w:p>
         </w:tc>
       </w:tr>
     </w:tbl>
+    <w:p/>
     <w:p>
       <w:pPr>
-        <w:pStyle w:val="Normal"/>
-        <w:rPr/>
+        <w:rPr>
+          <w:rFonts w:ascii="Calibri" w:hAnsi="Calibri"/>
+          <w:sz w:val="12"/>
+          <w:szCs w:val="18"/>
+        </w:rPr>
       </w:pPr>
-      <w:r>
-        <w:rPr/>
-      </w:r>
     </w:p>
     <w:p>
       <w:pPr>
-        <w:pStyle w:val="Normal"/>
-        <w:rPr>
-          <w:rFonts w:ascii="Calibri" w:hAnsi="Calibri"/>
-          <w:sz w:val="12"/>
-          <w:szCs w:val="18"/>
+        <w:rPr>
+          <w:rFonts w:ascii="Calibri" w:hAnsi="Calibri"/>
         </w:rPr>
       </w:pPr>
       <w:r>
         <w:rPr>
           <w:rFonts w:ascii="Calibri" w:hAnsi="Calibri"/>
-          <w:sz w:val="12"/>
-          <w:szCs w:val="18"/>
-        </w:rPr>
+        </w:rPr>
+        <w:t xml:space="preserve">Schrijft zich in als </w:t>
+      </w:r>
+      <w:r>
+        <w:rPr>
+          <w:rFonts w:ascii="Calibri" w:hAnsi="Calibri"/>
+          <w:b w:val="1"/>
+          <w:bCs w:val="1"/>
+        </w:rPr>
+        <w:t>deelnemer</w:t>
+      </w:r>
+      <w:r>
+        <w:rPr>
+          <w:rFonts w:ascii="Calibri" w:hAnsi="Calibri"/>
+        </w:rPr>
+        <w:t xml:space="preserve"> van </w:t>
+      </w:r>
+      <w:r>
+        <w:rPr>
+          <w:rFonts w:ascii="Calibri" w:hAnsi="Calibri"/>
+        </w:rPr>
+        <w:t>{{ camp</w:t>
+      </w:r>
+      <w:r>
+        <w:rPr>
+          <w:rFonts w:ascii="Calibri" w:hAnsi="Calibri"/>
+        </w:rPr>
+        <w:t>.name</w:t>
+      </w:r>
+      <w:r>
+        <w:rPr>
+          <w:rFonts w:ascii="Calibri" w:hAnsi="Calibri"/>
+        </w:rPr>
+        <w:t xml:space="preserve"> }}</w:t>
+      </w:r>
+      <w:r>
+        <w:rPr>
+          <w:rFonts w:ascii="Calibri" w:hAnsi="Calibri"/>
+        </w:rPr>
+        <w:t xml:space="preserve"> </w:t>
+      </w:r>
+      <w:r>
+        <w:rPr>
+          <w:rFonts w:ascii="Calibri" w:hAnsi="Calibri"/>
+        </w:rPr>
+        <w:t xml:space="preserve">{{ </w:t>
+      </w:r>
+      <w:r>
+        <w:rPr>
+          <w:rFonts w:ascii="Calibri" w:hAnsi="Calibri"/>
+        </w:rPr>
+        <w:t>camp.</w:t>
+      </w:r>
+      <w:r>
+        <w:rPr>
+          <w:rFonts w:ascii="Calibri" w:hAnsi="Calibri"/>
+        </w:rPr>
+        <w:t>year</w:t>
+      </w:r>
+      <w:r>
+        <w:rPr>
+          <w:rFonts w:ascii="Calibri" w:hAnsi="Calibri"/>
+        </w:rPr>
+        <w:t xml:space="preserve"> }}</w:t>
+      </w:r>
+      <w:r>
+        <w:rPr>
+          <w:rFonts w:ascii="Calibri" w:hAnsi="Calibri"/>
+        </w:rPr>
+        <w:t xml:space="preserve">, dat wordt gehouden van </w:t>
+      </w:r>
+      <w:r>
+        <w:rPr>
+          <w:rFonts w:ascii="Calibri" w:hAnsi="Calibri"/>
+          <w:b w:val="1"/>
+          <w:bCs w:val="1"/>
+        </w:rPr>
+        <w:t xml:space="preserve">{{ </w:t>
+      </w:r>
+      <w:r>
+        <w:rPr>
+          <w:rFonts w:ascii="Calibri" w:hAnsi="Calibri"/>
+          <w:b w:val="1"/>
+          <w:bCs w:val="1"/>
+        </w:rPr>
+        <w:t>camp.</w:t>
+      </w:r>
+      <w:r>
+        <w:rPr>
+          <w:rFonts w:ascii="Calibri" w:hAnsi="Calibri"/>
+          <w:b w:val="1"/>
+          <w:bCs w:val="1"/>
+        </w:rPr>
+        <w:t>text_date_start</w:t>
+      </w:r>
+      <w:r>
+        <w:rPr>
+          <w:rFonts w:ascii="Calibri" w:hAnsi="Calibri"/>
+          <w:b w:val="1"/>
+          <w:bCs w:val="1"/>
+        </w:rPr>
+        <w:t xml:space="preserve"> }} </w:t>
+      </w:r>
+      <w:r>
+        <w:rPr>
+          <w:rFonts w:ascii="Calibri" w:hAnsi="Calibri"/>
+          <w:b w:val="1"/>
+          <w:bCs w:val="1"/>
+        </w:rPr>
+        <w:t xml:space="preserve">t/m </w:t>
+      </w:r>
+      <w:r>
+        <w:rPr>
+          <w:rFonts w:ascii="Calibri" w:hAnsi="Calibri"/>
+          <w:b w:val="1"/>
+          <w:bCs w:val="1"/>
+        </w:rPr>
+        <w:t xml:space="preserve">{{ </w:t>
+      </w:r>
+      <w:r>
+        <w:rPr>
+          <w:rFonts w:ascii="Calibri" w:hAnsi="Calibri"/>
+          <w:b w:val="1"/>
+          <w:bCs w:val="1"/>
+        </w:rPr>
+        <w:t>camp.</w:t>
+      </w:r>
+      <w:r>
+        <w:rPr>
+          <w:rFonts w:ascii="Calibri" w:hAnsi="Calibri"/>
+          <w:b w:val="1"/>
+          <w:bCs w:val="1"/>
+        </w:rPr>
+        <w:t>text_date_end</w:t>
+      </w:r>
+      <w:r>
+        <w:rPr>
+          <w:rFonts w:ascii="Calibri" w:hAnsi="Calibri"/>
+          <w:b w:val="1"/>
+          <w:bCs w:val="1"/>
+        </w:rPr>
+        <w:t xml:space="preserve"> }}</w:t>
+      </w:r>
+      <w:r>
+        <w:rPr>
+          <w:rFonts w:ascii="Calibri" w:hAnsi="Calibri"/>
+        </w:rPr>
+        <w:t>.</w:t>
       </w:r>
     </w:p>
     <w:p>
       <w:pPr>
-        <w:pStyle w:val="Normal"/>
-        <w:rPr>
-          <w:rFonts w:ascii="Calibri" w:hAnsi="Calibri"/>
+        <w:rPr>
+          <w:rFonts w:ascii="Calibri" w:hAnsi="Calibri"/>
+          <w:sz w:val="12"/>
+          <w:szCs w:val="16"/>
         </w:rPr>
       </w:pPr>
-      <w:r>
-        <w:rPr>
-          <w:rFonts w:ascii="Calibri" w:hAnsi="Calibri"/>
-        </w:rPr>
-        <w:t xml:space="preserve">Schrijft zich in als </w:t>
-      </w:r>
-      <w:r>
-        <w:rPr>
-          <w:rFonts w:ascii="Calibri" w:hAnsi="Calibri"/>
-          <w:b/>
-          <w:bCs/>
-        </w:rPr>
-        <w:t>deelnemer</w:t>
-      </w:r>
-      <w:r>
-        <w:rPr>
-          <w:rFonts w:ascii="Calibri" w:hAnsi="Calibri"/>
-        </w:rPr>
-        <w:t xml:space="preserve"> van {{ camp.name }} {{ camp.year }}, dat wordt gehouden van </w:t>
-      </w:r>
-      <w:r>
-        <w:rPr>
-          <w:rFonts w:ascii="Calibri" w:hAnsi="Calibri"/>
-          <w:b/>
-          <w:bCs/>
-        </w:rPr>
-        <w:t>{{ camp.text_date_start }} t/m {{ camp.text_date_end }}</w:t>
-      </w:r>
-      <w:r>
-        <w:rPr>
-          <w:rFonts w:ascii="Calibri" w:hAnsi="Calibri"/>
-        </w:rPr>
-        <w:t>.</w:t>
-      </w:r>
     </w:p>
     <w:p>
       <w:pPr>
-        <w:pStyle w:val="Normal"/>
-        <w:rPr>
-          <w:rFonts w:ascii="Calibri" w:hAnsi="Calibri"/>
-          <w:sz w:val="12"/>
-          <w:szCs w:val="16"/>
-        </w:rPr>
+        <w:spacing w:line="260" w:lineRule="exact"/>
+        <w:ind w:left="426" w:hanging="426"/>
       </w:pPr>
       <w:r>
         <w:rPr>
           <w:rFonts w:ascii="Calibri" w:hAnsi="Calibri"/>
-          <w:sz w:val="12"/>
-          <w:szCs w:val="16"/>
-        </w:rPr>
-      </w:r>
-    </w:p>
-    <w:p>
-      <w:pPr>
-        <w:pStyle w:val="Normal"/>
-        <w:spacing w:lineRule="exact" w:line="260"/>
-        <w:ind w:hanging="426" w:start="426"/>
-        <w:rPr/>
-      </w:pPr>
-      <w:r>
-        <w:rPr>
-          <w:rFonts w:ascii="Calibri" w:hAnsi="Calibri"/>
-          <w:b/>
-          <w:bCs/>
+          <w:b w:val="1"/>
+          <w:bCs w:val="1"/>
           <w:sz w:val="24"/>
           <w:szCs w:val="24"/>
         </w:rPr>
         <w:t>1)</w:t>
       </w:r>
       <w:r>
-        <w:rPr/>
         <w:tab/>
       </w:r>
       <w:r>
         <w:rPr>
           <w:rFonts w:ascii="Calibri" w:hAnsi="Calibri"/>
         </w:rPr>
-        <w:t xml:space="preserve">Ik zal het deelnemersgeld voor {{ camp.name }} {{ camp.year }} à </w:t>
-      </w:r>
-      <w:r>
-        <w:rPr>
-          <w:rFonts w:ascii="Calibri" w:hAnsi="Calibri"/>
-          <w:b/>
-          <w:bCs/>
-        </w:rPr>
-        <w:t>€ {{ camp.price }}</w:t>
+        <w:t xml:space="preserve">Ik zal het deelnemersgeld voor </w:t>
+      </w:r>
+      <w:r>
+        <w:rPr>
+          <w:rFonts w:ascii="Calibri" w:hAnsi="Calibri"/>
+        </w:rPr>
+        <w:t>{{ camp</w:t>
+      </w:r>
+      <w:r>
+        <w:rPr>
+          <w:rFonts w:ascii="Calibri" w:hAnsi="Calibri"/>
+        </w:rPr>
+        <w:t>.name</w:t>
+      </w:r>
+      <w:r>
+        <w:rPr>
+          <w:rFonts w:ascii="Calibri" w:hAnsi="Calibri"/>
+        </w:rPr>
+        <w:t xml:space="preserve"> }} {{ </w:t>
+      </w:r>
+      <w:r>
+        <w:rPr>
+          <w:rFonts w:ascii="Calibri" w:hAnsi="Calibri"/>
+        </w:rPr>
+        <w:t>camp.</w:t>
+      </w:r>
+      <w:r>
+        <w:rPr>
+          <w:rFonts w:ascii="Calibri" w:hAnsi="Calibri"/>
+        </w:rPr>
+        <w:t>year</w:t>
+      </w:r>
+      <w:r>
+        <w:rPr>
+          <w:rFonts w:ascii="Calibri" w:hAnsi="Calibri"/>
+        </w:rPr>
+        <w:t xml:space="preserve"> }}</w:t>
+      </w:r>
+      <w:r>
+        <w:rPr>
+          <w:rFonts w:ascii="Calibri" w:hAnsi="Calibri"/>
+        </w:rPr>
+        <w:t xml:space="preserve"> </w:t>
+      </w:r>
+      <w:r>
+        <w:rPr>
+          <w:rFonts w:ascii="Calibri" w:hAnsi="Calibri"/>
+        </w:rPr>
+        <w:t>van</w:t>
+      </w:r>
+      <w:r>
+        <w:rPr>
+          <w:rFonts w:ascii="Calibri" w:hAnsi="Calibri"/>
+        </w:rPr>
+        <w:t xml:space="preserve"> </w:t>
+      </w:r>
+      <w:r>
+        <w:rPr>
+          <w:rFonts w:ascii="Calibri" w:hAnsi="Calibri"/>
+          <w:b w:val="1"/>
+          <w:bCs w:val="1"/>
+        </w:rPr>
+        <w:t xml:space="preserve">€ </w:t>
+      </w:r>
+      <w:r>
+        <w:rPr>
+          <w:rFonts w:ascii="Calibri" w:hAnsi="Calibri"/>
+          <w:b w:val="1"/>
+          <w:bCs w:val="1"/>
+        </w:rPr>
+        <w:t xml:space="preserve">{{ </w:t>
+      </w:r>
+      <w:r>
+        <w:rPr>
+          <w:rFonts w:ascii="Calibri" w:hAnsi="Calibri"/>
+          <w:b w:val="1"/>
+          <w:bCs w:val="1"/>
+        </w:rPr>
+        <w:t>camp.</w:t>
+      </w:r>
+      <w:r>
+        <w:rPr>
+          <w:rFonts w:ascii="Calibri" w:hAnsi="Calibri"/>
+          <w:b w:val="1"/>
+          <w:bCs w:val="1"/>
+        </w:rPr>
+        <w:t>price</w:t>
+      </w:r>
+      <w:r>
+        <w:rPr>
+          <w:rFonts w:ascii="Calibri" w:hAnsi="Calibri"/>
+          <w:b w:val="1"/>
+          <w:bCs w:val="1"/>
+        </w:rPr>
+        <w:t xml:space="preserve"> }}</w:t>
       </w:r>
       <w:r>
         <w:rPr>
@@ -1096,15 +1570,15 @@
       <w:r>
         <w:rPr>
           <w:rFonts w:ascii="Calibri" w:hAnsi="Calibri"/>
-          <w:color w:themeColor="text1" w:val="000000"/>
+          <w:color w:val="000000" w:themeColor="text1" w:themeTint="FF" w:themeShade="FF"/>
         </w:rPr>
         <w:t xml:space="preserve">bankrekening: </w:t>
       </w:r>
       <w:r>
         <w:rPr>
           <w:rFonts w:ascii="Calibri" w:hAnsi="Calibri"/>
-          <w:b/>
-          <w:bCs/>
+          <w:b w:val="1"/>
+          <w:bCs w:val="1"/>
         </w:rPr>
         <w:t xml:space="preserve">NL33 INGB 0000 2349 42 </w:t>
       </w:r>
@@ -1117,16 +1591,84 @@
       <w:r>
         <w:rPr>
           <w:rFonts w:ascii="Calibri" w:hAnsi="Calibri"/>
-          <w:b/>
-          <w:bCs/>
-        </w:rPr>
-        <w:t>pluscoutskring Trapperskampen</w:t>
-      </w:r>
-      <w:r>
-        <w:rPr>
-          <w:rFonts w:ascii="Calibri" w:hAnsi="Calibri"/>
-        </w:rPr>
-        <w:t xml:space="preserve">, en daarbij vermelden: “deelnemersgeld {{ camp.name }} {{ camp.year }}” met mijn voor- en achternaam. </w:t>
+          <w:b w:val="1"/>
+          <w:bCs w:val="1"/>
+        </w:rPr>
+        <w:t>pluscoutskring</w:t>
+      </w:r>
+      <w:r>
+        <w:rPr>
+          <w:rFonts w:ascii="Calibri" w:hAnsi="Calibri"/>
+          <w:b w:val="1"/>
+          <w:bCs w:val="1"/>
+        </w:rPr>
+        <w:t xml:space="preserve"> Trapperskampen</w:t>
+      </w:r>
+      <w:r>
+        <w:rPr>
+          <w:rFonts w:ascii="Calibri" w:hAnsi="Calibri"/>
+        </w:rPr>
+        <w:t xml:space="preserve">, en daarbij vermelden: </w:t>
+      </w:r>
+      <w:r>
+        <w:rPr>
+          <w:rFonts w:ascii="Calibri" w:hAnsi="Calibri"/>
+        </w:rPr>
+        <w:t>“</w:t>
+      </w:r>
+      <w:r>
+        <w:rPr>
+          <w:rFonts w:ascii="Calibri" w:hAnsi="Calibri"/>
+        </w:rPr>
+        <w:t xml:space="preserve">deelnemersgeld </w:t>
+      </w:r>
+      <w:r>
+        <w:rPr>
+          <w:rFonts w:ascii="Calibri" w:hAnsi="Calibri"/>
+        </w:rPr>
+        <w:t>{{ camp</w:t>
+      </w:r>
+      <w:r>
+        <w:rPr>
+          <w:rFonts w:ascii="Calibri" w:hAnsi="Calibri"/>
+        </w:rPr>
+        <w:t>.name</w:t>
+      </w:r>
+      <w:r>
+        <w:rPr>
+          <w:rFonts w:ascii="Calibri" w:hAnsi="Calibri"/>
+        </w:rPr>
+        <w:t xml:space="preserve"> }} {{ </w:t>
+      </w:r>
+      <w:r>
+        <w:rPr>
+          <w:rFonts w:ascii="Calibri" w:hAnsi="Calibri"/>
+        </w:rPr>
+        <w:t>camp.</w:t>
+      </w:r>
+      <w:r>
+        <w:rPr>
+          <w:rFonts w:ascii="Calibri" w:hAnsi="Calibri"/>
+        </w:rPr>
+        <w:t>year</w:t>
+      </w:r>
+      <w:r>
+        <w:rPr>
+          <w:rFonts w:ascii="Calibri" w:hAnsi="Calibri"/>
+        </w:rPr>
+        <w:t xml:space="preserve"> }}</w:t>
+      </w:r>
+      <w:r>
+        <w:rPr>
+          <w:rFonts w:ascii="Calibri" w:hAnsi="Calibri"/>
+        </w:rPr>
+        <w:t>”</w:t>
+      </w:r>
+      <w:r>
+        <w:rPr>
+          <w:rFonts w:ascii="Calibri" w:hAnsi="Calibri"/>
+        </w:rPr>
+        <w:t xml:space="preserve"> met mijn voor- en achternaam. </w:t>
       </w:r>
     </w:p>
     <w:p>
@@ -1135,9 +1677,9 @@
         <w:tabs>
           <w:tab w:val="clear" w:pos="576"/>
           <w:tab w:val="clear" w:pos="1276"/>
-          <w:tab w:val="left" w:pos="360" w:leader="none"/>
+          <w:tab w:val="left" w:pos="360"/>
         </w:tabs>
-        <w:ind w:hanging="360" w:start="360"/>
+        <w:ind w:left="360" w:hanging="360"/>
         <w:rPr>
           <w:rFonts w:ascii="Calibri" w:hAnsi="Calibri" w:cs="Arial"/>
           <w:sz w:val="20"/>
@@ -1146,21 +1688,20 @@
       </w:pPr>
       <w:r>
         <w:rPr>
-          <w:rFonts w:cs="Arial" w:ascii="Calibri" w:hAnsi="Calibri"/>
-          <w:b/>
-          <w:bCs/>
+          <w:rFonts w:ascii="Calibri" w:hAnsi="Calibri" w:cs="Arial"/>
+          <w:b w:val="1"/>
+          <w:bCs w:val="1"/>
           <w:sz w:val="24"/>
           <w:szCs w:val="24"/>
         </w:rPr>
         <w:t>2)</w:t>
       </w:r>
       <w:r>
-        <w:rPr/>
         <w:tab/>
       </w:r>
       <w:r>
         <w:rPr>
-          <w:rFonts w:cs="Arial" w:ascii="Calibri" w:hAnsi="Calibri"/>
+          <w:rFonts w:ascii="Calibri" w:hAnsi="Calibri" w:cs="Arial"/>
           <w:sz w:val="20"/>
           <w:szCs w:val="20"/>
         </w:rPr>
@@ -1168,9 +1709,9 @@
       </w:r>
       <w:r>
         <w:rPr>
-          <w:rFonts w:cs="Arial" w:ascii="Calibri" w:hAnsi="Calibri"/>
-          <w:b/>
-          <w:bCs/>
+          <w:rFonts w:ascii="Calibri" w:hAnsi="Calibri" w:cs="Arial"/>
+          <w:b w:val="1"/>
+          <w:bCs w:val="1"/>
           <w:sz w:val="20"/>
           <w:szCs w:val="20"/>
         </w:rPr>
@@ -1178,201 +1719,598 @@
       </w:r>
       <w:r>
         <w:rPr>
-          <w:rFonts w:cs="Arial" w:ascii="Calibri" w:hAnsi="Calibri"/>
+          <w:rFonts w:ascii="Calibri" w:hAnsi="Calibri" w:cs="Arial"/>
           <w:sz w:val="20"/>
           <w:szCs w:val="20"/>
         </w:rPr>
-        <w:t>, als ik mij later voor {{ camp.name }} {{ camp.year }} terugtrek:</w:t>
+        <w:t xml:space="preserve">, als ik mij later voor </w:t>
+      </w:r>
+      <w:r>
+        <w:rPr>
+          <w:rFonts w:ascii="Calibri" w:hAnsi="Calibri" w:cs="Arial"/>
+          <w:sz w:val="20"/>
+          <w:szCs w:val="20"/>
+        </w:rPr>
+        <w:t>{{ camp.name</w:t>
+      </w:r>
+      <w:r>
+        <w:rPr>
+          <w:rFonts w:ascii="Calibri" w:hAnsi="Calibri" w:cs="Arial"/>
+          <w:sz w:val="20"/>
+          <w:szCs w:val="20"/>
+        </w:rPr>
+        <w:t xml:space="preserve"> }} {{ </w:t>
+      </w:r>
+      <w:r>
+        <w:rPr>
+          <w:rFonts w:ascii="Calibri" w:hAnsi="Calibri" w:cs="Arial"/>
+          <w:sz w:val="20"/>
+          <w:szCs w:val="20"/>
+        </w:rPr>
+        <w:t>camp.year</w:t>
+      </w:r>
+      <w:r>
+        <w:rPr>
+          <w:rFonts w:ascii="Calibri" w:hAnsi="Calibri" w:cs="Arial"/>
+          <w:sz w:val="20"/>
+          <w:szCs w:val="20"/>
+        </w:rPr>
+        <w:t xml:space="preserve"> }}</w:t>
+      </w:r>
+      <w:r>
+        <w:rPr>
+          <w:rFonts w:ascii="Calibri" w:hAnsi="Calibri" w:cs="Arial"/>
+          <w:sz w:val="20"/>
+          <w:szCs w:val="20"/>
+        </w:rPr>
+        <w:t xml:space="preserve"> terugtrek:</w:t>
+      </w:r>
+    </w:p>
+    <w:p>
+      <w:pPr>
+        <w:numPr>
+          <w:ilvl w:val="0"/>
+          <w:numId w:val="4"/>
+        </w:numPr>
+        <w:tabs>
+          <w:tab w:val="clear" w:pos="720"/>
+          <w:tab w:val="num" w:pos="1134"/>
+        </w:tabs>
+        <w:ind w:left="1135" w:hanging="284"/>
+        <w:rPr>
+          <w:rFonts w:ascii="Calibri" w:hAnsi="Calibri"/>
+        </w:rPr>
+      </w:pPr>
+      <w:r>
+        <w:rPr>
+          <w:rFonts w:ascii="Calibri" w:hAnsi="Calibri"/>
+        </w:rPr>
+        <w:t>Indien</w:t>
+      </w:r>
+      <w:r>
+        <w:rPr>
+          <w:rFonts w:ascii="Calibri" w:hAnsi="Calibri"/>
+        </w:rPr>
+        <w:t xml:space="preserve"> ik mij terugtrek voor </w:t>
+      </w:r>
+      <w:r>
+        <w:rPr>
+          <w:rFonts w:ascii="Calibri" w:hAnsi="Calibri"/>
+        </w:rPr>
+        <w:t xml:space="preserve">{{ </w:t>
+      </w:r>
+      <w:r>
+        <w:rPr>
+          <w:rFonts w:ascii="Calibri" w:hAnsi="Calibri"/>
+        </w:rPr>
+        <w:t>cancellation_term</w:t>
+      </w:r>
+      <w:r>
+        <w:rPr>
+          <w:rFonts w:ascii="Calibri" w:hAnsi="Calibri"/>
+        </w:rPr>
+        <w:t>.</w:t>
+      </w:r>
+      <w:r>
+        <w:rPr>
+          <w:rFonts w:ascii="Calibri" w:hAnsi="Calibri"/>
+        </w:rPr>
+        <w:t>one</w:t>
+      </w:r>
+      <w:r>
+        <w:rPr>
+          <w:rFonts w:ascii="Calibri" w:hAnsi="Calibri"/>
+        </w:rPr>
+        <w:t>.</w:t>
+      </w:r>
+      <w:r>
+        <w:rPr>
+          <w:rFonts w:ascii="Calibri" w:hAnsi="Calibri"/>
+        </w:rPr>
+        <w:t>text</w:t>
+      </w:r>
+      <w:r>
+        <w:rPr>
+          <w:rFonts w:ascii="Calibri" w:hAnsi="Calibri"/>
+        </w:rPr>
+        <w:t xml:space="preserve"> }}</w:t>
+      </w:r>
+      <w:r>
+        <w:rPr>
+          <w:rFonts w:ascii="Calibri" w:hAnsi="Calibri"/>
+        </w:rPr>
+        <w:t xml:space="preserve">, wordt bij restitutie </w:t>
+      </w:r>
+      <w:r>
+        <w:rPr>
+          <w:rFonts w:ascii="Calibri" w:hAnsi="Calibri"/>
+        </w:rPr>
+        <w:t xml:space="preserve">€ </w:t>
+      </w:r>
+      <w:r>
+        <w:rPr>
+          <w:rFonts w:ascii="Calibri" w:hAnsi="Calibri"/>
+        </w:rPr>
+        <w:t xml:space="preserve">{{ </w:t>
+      </w:r>
+      <w:r>
+        <w:rPr>
+          <w:rFonts w:ascii="Calibri" w:hAnsi="Calibri"/>
+        </w:rPr>
+        <w:t>cancellation_term</w:t>
+      </w:r>
+      <w:r>
+        <w:rPr>
+          <w:rFonts w:ascii="Calibri" w:hAnsi="Calibri"/>
+        </w:rPr>
+        <w:t>.one.</w:t>
+      </w:r>
+      <w:r>
+        <w:rPr>
+          <w:rFonts w:ascii="Calibri" w:hAnsi="Calibri"/>
+        </w:rPr>
+        <w:t>retainer</w:t>
+      </w:r>
+      <w:r>
+        <w:rPr>
+          <w:rFonts w:ascii="Calibri" w:hAnsi="Calibri"/>
+        </w:rPr>
+        <w:t xml:space="preserve"> </w:t>
+      </w:r>
+      <w:r>
+        <w:rPr>
+          <w:rFonts w:ascii="Calibri" w:hAnsi="Calibri"/>
+        </w:rPr>
+        <w:t xml:space="preserve">}} </w:t>
+      </w:r>
+      <w:r>
+        <w:rPr>
+          <w:rFonts w:ascii="Calibri" w:hAnsi="Calibri"/>
+        </w:rPr>
+        <w:t>ingehouden</w:t>
+      </w:r>
+      <w:r>
+        <w:rPr>
+          <w:rFonts w:ascii="Calibri" w:hAnsi="Calibri"/>
+        </w:rPr>
+        <w:t>.</w:t>
+      </w:r>
+    </w:p>
+    <w:p>
+      <w:pPr>
+        <w:numPr>
+          <w:ilvl w:val="0"/>
+          <w:numId w:val="4"/>
+        </w:numPr>
+        <w:tabs>
+          <w:tab w:val="clear" w:pos="720"/>
+          <w:tab w:val="num" w:pos="1134"/>
+        </w:tabs>
+        <w:ind w:left="1135" w:hanging="284"/>
+        <w:rPr>
+          <w:rFonts w:ascii="Calibri" w:hAnsi="Calibri"/>
+        </w:rPr>
+      </w:pPr>
+      <w:r>
+        <w:rPr>
+          <w:rFonts w:ascii="Calibri" w:hAnsi="Calibri"/>
+        </w:rPr>
+        <w:t>Indien</w:t>
+      </w:r>
+      <w:r>
+        <w:rPr>
+          <w:rFonts w:ascii="Calibri" w:hAnsi="Calibri"/>
+        </w:rPr>
+        <w:t xml:space="preserve"> ik mij terugtrek op of na </w:t>
+      </w:r>
+      <w:r>
+        <w:rPr>
+          <w:rFonts w:ascii="Calibri" w:hAnsi="Calibri"/>
+        </w:rPr>
+        <w:t xml:space="preserve">{{ </w:t>
+      </w:r>
+      <w:r>
+        <w:rPr>
+          <w:rFonts w:ascii="Calibri" w:hAnsi="Calibri"/>
+        </w:rPr>
+        <w:t>cancellation_term</w:t>
+      </w:r>
+      <w:r>
+        <w:rPr>
+          <w:rFonts w:ascii="Calibri" w:hAnsi="Calibri"/>
+        </w:rPr>
+        <w:t>.one.text</w:t>
+      </w:r>
+      <w:r>
+        <w:rPr>
+          <w:rFonts w:ascii="Calibri" w:hAnsi="Calibri"/>
+        </w:rPr>
+        <w:t xml:space="preserve"> }}</w:t>
+      </w:r>
+      <w:r>
+        <w:rPr>
+          <w:rFonts w:ascii="Calibri" w:hAnsi="Calibri"/>
+        </w:rPr>
+        <w:t xml:space="preserve">, maar nog voor </w:t>
+      </w:r>
+      <w:r>
+        <w:rPr>
+          <w:rFonts w:ascii="Calibri" w:hAnsi="Calibri"/>
+        </w:rPr>
+        <w:t xml:space="preserve">{{ </w:t>
+      </w:r>
+      <w:r>
+        <w:rPr>
+          <w:rFonts w:ascii="Calibri" w:hAnsi="Calibri"/>
+        </w:rPr>
+        <w:t>cancellation_term</w:t>
+      </w:r>
+      <w:r>
+        <w:rPr>
+          <w:rFonts w:ascii="Calibri" w:hAnsi="Calibri"/>
+        </w:rPr>
+        <w:t>.two.text</w:t>
+      </w:r>
+      <w:r>
+        <w:rPr>
+          <w:rFonts w:ascii="Calibri" w:hAnsi="Calibri"/>
+        </w:rPr>
+        <w:t xml:space="preserve"> }}</w:t>
+      </w:r>
+      <w:r>
+        <w:rPr>
+          <w:rFonts w:ascii="Calibri" w:hAnsi="Calibri"/>
+        </w:rPr>
+        <w:t xml:space="preserve">, wordt bij restitutie </w:t>
+      </w:r>
+      <w:r>
+        <w:rPr>
+          <w:rFonts w:ascii="Calibri" w:hAnsi="Calibri"/>
+        </w:rPr>
+        <w:t xml:space="preserve">€ </w:t>
+      </w:r>
+      <w:r>
+        <w:rPr>
+          <w:rFonts w:ascii="Calibri" w:hAnsi="Calibri"/>
+        </w:rPr>
+        <w:t xml:space="preserve">{{ </w:t>
+      </w:r>
+      <w:r>
+        <w:rPr>
+          <w:rFonts w:ascii="Calibri" w:hAnsi="Calibri"/>
+        </w:rPr>
+        <w:t>cancellation_term</w:t>
+      </w:r>
+      <w:r>
+        <w:rPr>
+          <w:rFonts w:ascii="Calibri" w:hAnsi="Calibri"/>
+        </w:rPr>
+        <w:t>.</w:t>
+      </w:r>
+      <w:r>
+        <w:rPr>
+          <w:rFonts w:ascii="Calibri" w:hAnsi="Calibri"/>
+        </w:rPr>
+        <w:t>two</w:t>
+      </w:r>
+      <w:r>
+        <w:rPr>
+          <w:rFonts w:ascii="Calibri" w:hAnsi="Calibri"/>
+        </w:rPr>
+        <w:t>.retainer</w:t>
+      </w:r>
+      <w:r>
+        <w:rPr>
+          <w:rFonts w:ascii="Calibri" w:hAnsi="Calibri"/>
+        </w:rPr>
+        <w:t xml:space="preserve"> }}</w:t>
+      </w:r>
+      <w:r>
+        <w:rPr>
+          <w:rFonts w:ascii="Calibri" w:hAnsi="Calibri"/>
+          <w:b w:val="1"/>
+          <w:bCs w:val="1"/>
+        </w:rPr>
+        <w:t xml:space="preserve"> </w:t>
+      </w:r>
+      <w:r>
+        <w:rPr>
+          <w:rFonts w:ascii="Calibri" w:hAnsi="Calibri"/>
+        </w:rPr>
+        <w:t>ingehouden</w:t>
+      </w:r>
+      <w:r>
+        <w:rPr>
+          <w:rFonts w:ascii="Calibri" w:hAnsi="Calibri"/>
+        </w:rPr>
+        <w:t>.</w:t>
+      </w:r>
+    </w:p>
+    <w:p>
+      <w:pPr>
+        <w:numPr>
+          <w:ilvl w:val="0"/>
+          <w:numId w:val="4"/>
+        </w:numPr>
+        <w:tabs>
+          <w:tab w:val="clear" w:pos="720"/>
+          <w:tab w:val="num" w:pos="1134"/>
+        </w:tabs>
+        <w:ind w:left="1135" w:hanging="284"/>
+        <w:rPr>
+          <w:rFonts w:ascii="Calibri" w:hAnsi="Calibri"/>
+        </w:rPr>
+      </w:pPr>
+      <w:r>
+        <w:rPr>
+          <w:rFonts w:ascii="Calibri" w:hAnsi="Calibri"/>
+        </w:rPr>
+        <w:t>Indien</w:t>
+      </w:r>
+      <w:r>
+        <w:rPr>
+          <w:rFonts w:ascii="Calibri" w:hAnsi="Calibri"/>
+        </w:rPr>
+        <w:t xml:space="preserve"> ik mij terugtrek op of na </w:t>
+      </w:r>
+      <w:r>
+        <w:rPr>
+          <w:rFonts w:ascii="Calibri" w:hAnsi="Calibri"/>
+        </w:rPr>
+        <w:t xml:space="preserve">{{ </w:t>
+      </w:r>
+      <w:r>
+        <w:rPr>
+          <w:rFonts w:ascii="Calibri" w:hAnsi="Calibri"/>
+        </w:rPr>
+        <w:t>cancellation_term</w:t>
+      </w:r>
+      <w:r>
+        <w:rPr>
+          <w:rFonts w:ascii="Calibri" w:hAnsi="Calibri"/>
+        </w:rPr>
+        <w:t>.</w:t>
+      </w:r>
+      <w:r>
+        <w:rPr>
+          <w:rFonts w:ascii="Calibri" w:hAnsi="Calibri"/>
+        </w:rPr>
+        <w:t>two</w:t>
+      </w:r>
+      <w:r>
+        <w:rPr>
+          <w:rFonts w:ascii="Calibri" w:hAnsi="Calibri"/>
+        </w:rPr>
+        <w:t>.</w:t>
+      </w:r>
+      <w:r>
+        <w:rPr>
+          <w:rFonts w:ascii="Calibri" w:hAnsi="Calibri"/>
+        </w:rPr>
+        <w:t>text</w:t>
+      </w:r>
+      <w:r>
+        <w:rPr>
+          <w:rFonts w:ascii="Calibri" w:hAnsi="Calibri"/>
+        </w:rPr>
+        <w:t>}}</w:t>
+      </w:r>
+      <w:r>
+        <w:rPr>
+          <w:rFonts w:ascii="Calibri" w:hAnsi="Calibri"/>
+        </w:rPr>
+        <w:t xml:space="preserve">, wordt </w:t>
+      </w:r>
+      <w:r>
+        <w:rPr>
+          <w:rFonts w:ascii="Calibri" w:hAnsi="Calibri"/>
+        </w:rPr>
+        <w:t>NIETS</w:t>
+      </w:r>
+      <w:r>
+        <w:rPr>
+          <w:rFonts w:ascii="Calibri" w:hAnsi="Calibri"/>
+        </w:rPr>
+        <w:t xml:space="preserve"> gerestitueerd.</w:t>
+      </w:r>
+    </w:p>
+    <w:p>
+      <w:pPr>
+        <w:tabs>
+          <w:tab w:val="left" w:pos="360"/>
+        </w:tabs>
+        <w:ind w:left="357" w:hanging="357"/>
+        <w:rPr>
+          <w:rFonts w:ascii="Calibri" w:hAnsi="Calibri"/>
+        </w:rPr>
+      </w:pPr>
+      <w:r>
+        <w:rPr>
+          <w:rFonts w:ascii="Calibri" w:hAnsi="Calibri"/>
+          <w:b w:val="1"/>
+          <w:bCs w:val="1"/>
+          <w:sz w:val="24"/>
+          <w:szCs w:val="24"/>
+        </w:rPr>
+        <w:t>3)</w:t>
+      </w:r>
+      <w:r>
+        <w:tab/>
+      </w:r>
+      <w:r>
+        <w:rPr>
+          <w:rFonts w:ascii="Calibri" w:hAnsi="Calibri"/>
+        </w:rPr>
+        <w:t>Belangrijk dus om</w:t>
+      </w:r>
+      <w:r>
+        <w:rPr>
+          <w:rFonts w:ascii="Calibri" w:hAnsi="Calibri"/>
+        </w:rPr>
+        <w:t xml:space="preserve"> ZELF een </w:t>
+      </w:r>
+      <w:r>
+        <w:rPr>
+          <w:rFonts w:ascii="Calibri" w:hAnsi="Calibri"/>
+          <w:b w:val="1"/>
+          <w:bCs w:val="1"/>
+        </w:rPr>
+        <w:t>annuleringsverzekering</w:t>
+      </w:r>
+      <w:r>
+        <w:rPr>
+          <w:rFonts w:ascii="Calibri" w:hAnsi="Calibri"/>
+        </w:rPr>
+        <w:t xml:space="preserve"> af te sluiten, zodat ik niet voor nare (financiële) verrassingen kom te staan als ik bijvoorbeeld net voor het begin van </w:t>
+      </w:r>
+      <w:r>
+        <w:rPr>
+          <w:rFonts w:ascii="Calibri" w:hAnsi="Calibri"/>
+        </w:rPr>
+        <w:t xml:space="preserve">{{ </w:t>
+      </w:r>
+      <w:r>
+        <w:rPr>
+          <w:rFonts w:ascii="Calibri" w:hAnsi="Calibri"/>
+        </w:rPr>
+        <w:t>camp.name }</w:t>
+      </w:r>
+      <w:r>
+        <w:rPr>
+          <w:rFonts w:ascii="Calibri" w:hAnsi="Calibri"/>
+        </w:rPr>
+        <w:t xml:space="preserve">} </w:t>
+      </w:r>
+      <w:r>
+        <w:rPr>
+          <w:rFonts w:ascii="Calibri" w:hAnsi="Calibri"/>
+        </w:rPr>
+        <w:t>ziek word, o.i.d., waardoor ik niet kan deelnemen!</w:t>
       </w:r>
     </w:p>
     <w:p>
       <w:pPr>
         <w:pStyle w:val="Normal"/>
-        <w:numPr>
-          <w:ilvl w:val="0"/>
-          <w:numId w:val="1"/>
-        </w:numPr>
-        <w:tabs>
-          <w:tab w:val="clear" w:pos="708"/>
-          <w:tab w:val="left" w:pos="1134" w:leader="none"/>
-        </w:tabs>
-        <w:ind w:hanging="284" w:start="1135"/>
-        <w:rPr>
-          <w:rFonts w:ascii="Calibri" w:hAnsi="Calibri"/>
-        </w:rPr>
       </w:pPr>
       <w:r>
         <w:rPr>
-          <w:rFonts w:ascii="Calibri" w:hAnsi="Calibri"/>
-        </w:rPr>
-        <w:t>Indien ik mij terugtrek voor {{ payment_term.one.text }}, wordt bij restitutie {{ payment_term.one.retainer }} ingehouden.</w:t>
-      </w:r>
-    </w:p>
-    <w:p>
-      <w:pPr>
-        <w:pStyle w:val="Normal"/>
-        <w:numPr>
-          <w:ilvl w:val="0"/>
-          <w:numId w:val="1"/>
-        </w:numPr>
-        <w:tabs>
-          <w:tab w:val="clear" w:pos="708"/>
-          <w:tab w:val="left" w:pos="1134" w:leader="none"/>
-        </w:tabs>
-        <w:ind w:hanging="284" w:start="1135"/>
-        <w:rPr>
-          <w:rFonts w:ascii="Calibri" w:hAnsi="Calibri"/>
-        </w:rPr>
-      </w:pPr>
-      <w:r>
-        <w:rPr>
-          <w:rFonts w:ascii="Calibri" w:hAnsi="Calibri"/>
-        </w:rPr>
-        <w:t>Indien ik mij terugtrek op of na {{ payment_term.one.text }}, maar nog voor {{ payment_term.two.text }}, wordt bij restitutie {{ payment_term.two.retainer }}</w:t>
-      </w:r>
-      <w:r>
-        <w:rPr>
-          <w:rFonts w:ascii="Calibri" w:hAnsi="Calibri"/>
-          <w:b/>
-          <w:bCs/>
+          <w:rFonts w:ascii="Calibri" w:hAnsi="Calibri" w:cs="Calibri"/>
         </w:rPr>
         <w:t xml:space="preserve"> </w:t>
-      </w:r>
-      <w:r>
-        <w:rPr>
-          <w:rFonts w:ascii="Calibri" w:hAnsi="Calibri"/>
-        </w:rPr>
-        <w:t>ingehouden.</w:t>
-      </w:r>
-    </w:p>
-    <w:p>
-      <w:pPr>
-        <w:pStyle w:val="Normal"/>
-        <w:numPr>
-          <w:ilvl w:val="0"/>
-          <w:numId w:val="1"/>
-        </w:numPr>
-        <w:tabs>
-          <w:tab w:val="clear" w:pos="708"/>
-          <w:tab w:val="left" w:pos="1134" w:leader="none"/>
-        </w:tabs>
-        <w:ind w:hanging="284" w:start="1135"/>
-        <w:rPr>
-          <w:rFonts w:ascii="Calibri" w:hAnsi="Calibri"/>
-        </w:rPr>
-      </w:pPr>
-      <w:r>
-        <w:rPr>
-          <w:rFonts w:ascii="Calibri" w:hAnsi="Calibri"/>
-        </w:rPr>
-        <w:t>Indien ik mij terugtrek op of na {{ payment_term.two.text}}, wordt NIETS gerestitueerd.</w:t>
       </w:r>
     </w:p>
     <w:p>
       <w:pPr>
         <w:pStyle w:val="Normal"/>
         <w:tabs>
-          <w:tab w:val="clear" w:pos="708"/>
-          <w:tab w:val="left" w:pos="360" w:leader="none"/>
+          <w:tab w:val="left" w:leader="none" w:pos="270"/>
         </w:tabs>
-        <w:ind w:hanging="357" w:start="357"/>
-        <w:rPr>
-          <w:rFonts w:ascii="Calibri" w:hAnsi="Calibri"/>
-          <w:bCs/>
+        <w:ind w:left="270" w:hanging="270"/>
+        <w:rPr>
+          <w:rFonts w:ascii="Calibri" w:hAnsi="Calibri" w:cs="Calibri"/>
         </w:rPr>
       </w:pPr>
       <w:r>
         <w:rPr>
-          <w:rFonts w:ascii="Calibri" w:hAnsi="Calibri"/>
-          <w:b/>
-          <w:bCs/>
+          <w:rFonts w:ascii="Calibri" w:hAnsi="Calibri" w:cs="Calibri"/>
+          <w:b w:val="1"/>
+          <w:bCs w:val="1"/>
           <w:sz w:val="24"/>
-        </w:rPr>
-        <w:t>3)</w:t>
-      </w:r>
-      <w:r>
-        <w:rPr>
-          <w:rFonts w:ascii="Calibri" w:hAnsi="Calibri"/>
-          <w:bCs/>
-        </w:rPr>
+          <w:szCs w:val="24"/>
+        </w:rPr>
+        <w:t>4)</w:t>
+      </w:r>
+      <w:r>
+        <w:rPr>
+          <w:rFonts w:ascii="Calibri" w:hAnsi="Calibri" w:cs="Calibri"/>
+          <w:sz w:val="24"/>
+          <w:szCs w:val="24"/>
+        </w:rPr>
+        <w:t xml:space="preserve"> </w:t>
+      </w:r>
+      <w:r>
         <w:tab/>
-        <w:t xml:space="preserve">Belangrijk dus om ZELF een </w:t>
-      </w:r>
-      <w:r>
-        <w:rPr>
-          <w:rFonts w:ascii="Calibri" w:hAnsi="Calibri"/>
-          <w:b/>
-          <w:bCs/>
-        </w:rPr>
-        <w:t>annuleringsverzekering</w:t>
-      </w:r>
-      <w:r>
-        <w:rPr>
-          <w:rFonts w:ascii="Calibri" w:hAnsi="Calibri"/>
-          <w:bCs/>
-        </w:rPr>
-        <w:t xml:space="preserve"> af te sluiten, zodat ik niet voor nare (financiële) verrassingen kom te staan als ik bijvoorbeeld net voor het begin van Scoutdoor ziek word, o.i.d., waardoor ik niet kan deelnemen!</w:t>
-      </w:r>
-    </w:p>
-    <w:p>
-      <w:pPr>
-        <w:pStyle w:val="Normal"/>
+      </w:r>
+      <w:r>
         <w:rPr>
           <w:rFonts w:ascii="Calibri" w:hAnsi="Calibri" w:cs="Calibri"/>
         </w:rPr>
-      </w:pPr>
-      <w:r>
-        <w:rPr>
-          <w:rFonts w:cs="Calibri" w:ascii="Calibri" w:hAnsi="Calibri"/>
-        </w:rPr>
+        <w:t xml:space="preserve">Ik neem een ingevuld gezondheidsformulier &lt;link&gt; mee naar het kamp. </w:t>
       </w:r>
     </w:p>
     <w:sectPr>
-      <w:headerReference w:type="even" r:id="rId2"/>
-      <w:headerReference w:type="default" r:id="rId3"/>
-      <w:headerReference w:type="first" r:id="rId4"/>
-      <w:footerReference w:type="even" r:id="rId5"/>
-      <w:footerReference w:type="default" r:id="rId6"/>
-      <w:footerReference w:type="first" r:id="rId7"/>
-      <w:type w:val="nextPage"/>
-      <w:pgSz w:w="11906" w:h="16838"/>
-      <w:pgMar w:left="1417" w:right="1417" w:gutter="0" w:header="765" w:top="1417" w:footer="283" w:bottom="1417"/>
-      <w:pgNumType w:fmt="decimal"/>
-      <w:formProt w:val="false"/>
+      <w:headerReference w:type="default" r:id="rId8"/>
+      <w:footerReference w:type="default" r:id="rId9"/>
+      <w:headerReference w:type="first" r:id="rId10"/>
+      <w:footerReference w:type="first" r:id="rId11"/>
+      <w:pgSz w:w="11906" w:h="16838" w:orient="portrait"/>
+      <w:pgMar w:top="1417" w:right="1417" w:bottom="1417" w:left="1417" w:header="765" w:footer="283" w:gutter="0"/>
+      <w:cols w:space="708"/>
       <w:titlePg/>
-      <w:textDirection w:val="lrTb"/>
-      <w:docGrid w:type="default" w:linePitch="360" w:charSpace="0"/>
+      <w:docGrid w:linePitch="360"/>
     </w:sectPr>
   </w:body>
 </w:document>
 </file>
 
+<file path=word/endnotes.xml><?xml version="1.0" encoding="utf-8"?>
+<w:endnotes xmlns:wpc="http://schemas.microsoft.com/office/word/2010/wordprocessingCanvas" xmlns:cx="http://schemas.microsoft.com/office/drawing/2014/chartex" xmlns:cx1="http://schemas.microsoft.com/office/drawing/2015/9/8/chartex" xmlns:cx2="http://schemas.microsoft.com/office/drawing/2015/10/21/chartex" xmlns:cx3="http://schemas.microsoft.com/office/drawing/2016/5/9/chartex" xmlns:cx4="http://schemas.microsoft.com/office/drawing/2016/5/10/chartex" xmlns:cx5="http://schemas.microsoft.com/office/drawing/2016/5/11/chartex" xmlns:cx6="http://schemas.microsoft.com/office/drawing/2016/5/12/chartex" xmlns:cx7="http://schemas.microsoft.com/office/drawing/2016/5/13/chartex" xmlns:cx8="http://schemas.microsoft.com/office/drawing/2016/5/14/chartex" xmlns:mc="http://schemas.openxmlformats.org/markup-compatibility/2006" xmlns:aink="http://schemas.microsoft.com/office/drawing/2016/ink" xmlns:am3d="http://schemas.microsoft.com/office/drawing/2017/model3d" xmlns:o="urn:schemas-microsoft-com:office:office" xmlns:oel="http://schemas.microsoft.com/office/2019/extlst" xmlns:r="http://schemas.openxmlformats.org/officeDocument/2006/relationships" xmlns:m="http://schemas.openxmlformats.org/officeDocument/2006/math" xmlns:v="urn:schemas-microsoft-com:vml" xmlns:wp14="http://schemas.microsoft.com/office/word/2010/wordprocessingDrawing" xmlns:wp="http://schemas.openxmlformats.org/drawingml/2006/wordprocessingDrawing" xmlns:w10="urn:schemas-microsoft-com:office:word" xmlns:w="http://schemas.openxmlformats.org/wordprocessingml/2006/main" xmlns:w14="http://schemas.microsoft.com/office/word/2010/wordml" xmlns:w15="http://schemas.microsoft.com/office/word/2012/wordml" xmlns:w16cex="http://schemas.microsoft.com/office/word/2018/wordml/cex" xmlns:w16cid="http://schemas.microsoft.com/office/word/2016/wordml/cid" xmlns:w16="http://schemas.microsoft.com/office/word/2018/wordml" xmlns:w16du="http://schemas.microsoft.com/office/word/2023/wordml/word16du" xmlns:w16sdtdh="http://schemas.microsoft.com/office/word/2020/wordml/sdtdatahash" xmlns:w16sdtfl="http://schemas.microsoft.com/office/word/2024/wordml/sdtformatlock" xmlns:w16se="http://schemas.microsoft.com/office/word/2015/wordml/symex" xmlns:wpg="http://schemas.microsoft.com/office/word/2010/wordprocessingGroup" xmlns:wpi="http://schemas.microsoft.com/office/word/2010/wordprocessingInk" xmlns:wne="http://schemas.microsoft.com/office/word/2006/wordml" xmlns:wps="http://schemas.microsoft.com/office/word/2010/wordprocessingShape" mc:Ignorable="w14 w15 w16se w16cid w16 w16cex w16sdtdh w16sdtfl w16du wp14">
+  <w:endnote w:type="separator" w:id="-1">
+    <w:p>
+      <w:r>
+        <w:separator/>
+      </w:r>
+    </w:p>
+  </w:endnote>
+  <w:endnote w:type="continuationSeparator" w:id="0">
+    <w:p>
+      <w:r>
+        <w:continuationSeparator/>
+      </w:r>
+    </w:p>
+  </w:endnote>
+</w:endnotes>
+</file>
+
 <file path=word/footer1.xml><?xml version="1.0" encoding="utf-8"?>
-<w:ftr xmlns:o="urn:schemas-microsoft-com:office:office" xmlns:r="http://schemas.openxmlformats.org/officeDocument/2006/relationships" xmlns:v="urn:schemas-microsoft-com:vml" xmlns:w="http://schemas.openxmlformats.org/wordprocessingml/2006/main" xmlns:w10="urn:schemas-microsoft-com:office:word" xmlns:wp="http://schemas.openxmlformats.org/drawingml/2006/wordprocessingDrawing" xmlns:pic="http://schemas.openxmlformats.org/drawingml/2006/picture" xmlns:wps="http://schemas.microsoft.com/office/word/2010/wordprocessingShape" xmlns:wpg="http://schemas.microsoft.com/office/word/2010/wordprocessingGroup" xmlns:mc="http://schemas.openxmlformats.org/markup-compatibility/2006" xmlns:wp14="http://schemas.microsoft.com/office/word/2010/wordprocessingDrawing" xmlns:w14="http://schemas.microsoft.com/office/word/2010/wordml" xmlns:w15="http://schemas.microsoft.com/office/word/2012/wordml" mc:Ignorable="w14 wp14 w15">
+<w:ftr xmlns:wpc="http://schemas.microsoft.com/office/word/2010/wordprocessingCanvas" xmlns:cx="http://schemas.microsoft.com/office/drawing/2014/chartex" xmlns:cx1="http://schemas.microsoft.com/office/drawing/2015/9/8/chartex" xmlns:cx2="http://schemas.microsoft.com/office/drawing/2015/10/21/chartex" xmlns:cx3="http://schemas.microsoft.com/office/drawing/2016/5/9/chartex" xmlns:cx4="http://schemas.microsoft.com/office/drawing/2016/5/10/chartex" xmlns:cx5="http://schemas.microsoft.com/office/drawing/2016/5/11/chartex" xmlns:cx6="http://schemas.microsoft.com/office/drawing/2016/5/12/chartex" xmlns:cx7="http://schemas.microsoft.com/office/drawing/2016/5/13/chartex" xmlns:cx8="http://schemas.microsoft.com/office/drawing/2016/5/14/chartex" xmlns:mc="http://schemas.openxmlformats.org/markup-compatibility/2006" xmlns:aink="http://schemas.microsoft.com/office/drawing/2016/ink" xmlns:am3d="http://schemas.microsoft.com/office/drawing/2017/model3d" xmlns:o="urn:schemas-microsoft-com:office:office" xmlns:oel="http://schemas.microsoft.com/office/2019/extlst" xmlns:r="http://schemas.openxmlformats.org/officeDocument/2006/relationships" xmlns:m="http://schemas.openxmlformats.org/officeDocument/2006/math" xmlns:v="urn:schemas-microsoft-com:vml" xmlns:wp14="http://schemas.microsoft.com/office/word/2010/wordprocessingDrawing" xmlns:wp="http://schemas.openxmlformats.org/drawingml/2006/wordprocessingDrawing" xmlns:w10="urn:schemas-microsoft-com:office:word" xmlns:w="http://schemas.openxmlformats.org/wordprocessingml/2006/main" xmlns:w14="http://schemas.microsoft.com/office/word/2010/wordml" xmlns:w15="http://schemas.microsoft.com/office/word/2012/wordml" xmlns:w16cex="http://schemas.microsoft.com/office/word/2018/wordml/cex" xmlns:w16cid="http://schemas.microsoft.com/office/word/2016/wordml/cid" xmlns:w16="http://schemas.microsoft.com/office/word/2018/wordml" xmlns:w16du="http://schemas.microsoft.com/office/word/2023/wordml/word16du" xmlns:w16sdtdh="http://schemas.microsoft.com/office/word/2020/wordml/sdtdatahash" xmlns:w16sdtfl="http://schemas.microsoft.com/office/word/2024/wordml/sdtformatlock" xmlns:w16se="http://schemas.microsoft.com/office/word/2015/wordml/symex" xmlns:wpg="http://schemas.microsoft.com/office/word/2010/wordprocessingGroup" xmlns:wpi="http://schemas.microsoft.com/office/word/2010/wordprocessingInk" xmlns:wne="http://schemas.microsoft.com/office/word/2006/wordml" xmlns:wps="http://schemas.microsoft.com/office/word/2010/wordprocessingShape" xmlns:a="http://schemas.openxmlformats.org/drawingml/2006/main" xmlns:pic="http://schemas.openxmlformats.org/drawingml/2006/picture" xmlns:a14="http://schemas.microsoft.com/office/drawing/2010/main" mc:Ignorable="w14 w15 w16se w16cid w16 w16cex w16sdtdh w16sdtfl w16du wp14">
   <w:p>
     <w:pPr>
       <w:pStyle w:val="Footer"/>
-      <w:rPr/>
+      <w:spacing w:after="120" w:line="240" w:lineRule="atLeast"/>
     </w:pPr>
     <w:r>
-      <w:rPr/>
-    </w:r>
-  </w:p>
-</w:ftr>
-</file>
-
-<file path=word/footer2.xml><?xml version="1.0" encoding="utf-8"?>
-<w:ftr xmlns:o="urn:schemas-microsoft-com:office:office" xmlns:r="http://schemas.openxmlformats.org/officeDocument/2006/relationships" xmlns:v="urn:schemas-microsoft-com:vml" xmlns:w="http://schemas.openxmlformats.org/wordprocessingml/2006/main" xmlns:w10="urn:schemas-microsoft-com:office:word" xmlns:wp="http://schemas.openxmlformats.org/drawingml/2006/wordprocessingDrawing" xmlns:pic="http://schemas.openxmlformats.org/drawingml/2006/picture" xmlns:wps="http://schemas.microsoft.com/office/word/2010/wordprocessingShape" xmlns:wpg="http://schemas.microsoft.com/office/word/2010/wordprocessingGroup" xmlns:mc="http://schemas.openxmlformats.org/markup-compatibility/2006" xmlns:wp14="http://schemas.microsoft.com/office/word/2010/wordprocessingDrawing" xmlns:w14="http://schemas.microsoft.com/office/word/2010/wordml" xmlns:w15="http://schemas.microsoft.com/office/word/2012/wordml" mc:Ignorable="w14 wp14 w15">
-  <w:p>
-    <w:pPr>
-      <w:pStyle w:val="Footer"/>
-      <w:spacing w:lineRule="atLeast" w:line="240" w:before="0" w:after="120"/>
-      <w:rPr/>
-    </w:pPr>
-    <w:r>
-      <w:rPr/>
+      <w:rPr>
+        <w:rFonts w:ascii="Arial" w:hAnsi="Arial" w:cs="Arial"/>
+        <w:b/>
+        <w:bCs/>
+        <w:noProof/>
+        <w:color w:val="FFFFFF" w:themeColor="background1"/>
+        <w:sz w:val="18"/>
+        <w:szCs w:val="18"/>
+      </w:rPr>
       <w:drawing>
-        <wp:anchor distT="0" distB="0" distL="0" distR="0" simplePos="0" relativeHeight="0" behindDoc="1" locked="0" layoutInCell="1" allowOverlap="1">
+        <wp:anchor distT="0" distB="0" distL="114300" distR="114300" simplePos="0" relativeHeight="251649536" behindDoc="1" locked="0" layoutInCell="1" allowOverlap="1" wp14:anchorId="1A6D72A0" wp14:editId="73D32C81">
           <wp:simplePos x="0" y="0"/>
           <wp:positionH relativeFrom="page">
             <wp:posOffset>0</wp:posOffset>
@@ -1380,10 +2318,10 @@
           <wp:positionV relativeFrom="paragraph">
             <wp:posOffset>-1348740</wp:posOffset>
           </wp:positionV>
-          <wp:extent cx="7556500" cy="1763395"/>
-          <wp:effectExtent l="0" t="0" r="0" b="0"/>
+          <wp:extent cx="7556693" cy="1763395"/>
+          <wp:effectExtent l="0" t="0" r="6350" b="8255"/>
           <wp:wrapNone/>
-          <wp:docPr id="9" name="Afbeelding 4" descr="Voorbeeld van afbeelding"/>
+          <wp:docPr id="2051814894" name="Afbeelding 4" descr="Voorbeeld van afbeelding"/>
           <wp:cNvGraphicFramePr>
             <a:graphicFrameLocks xmlns:a="http://schemas.openxmlformats.org/drawingml/2006/main" noChangeAspect="1"/>
           </wp:cNvGraphicFramePr>
@@ -1391,21 +2329,122 @@
             <a:graphicData uri="http://schemas.openxmlformats.org/drawingml/2006/picture">
               <pic:pic xmlns:pic="http://schemas.openxmlformats.org/drawingml/2006/picture">
                 <pic:nvPicPr>
-                  <pic:cNvPr id="9" name="Afbeelding 4" descr="Voorbeeld van afbeelding"/>
+                  <pic:cNvPr id="0" name="Picture 13" descr="Voorbeeld van afbeelding"/>
                   <pic:cNvPicPr>
                     <a:picLocks noChangeAspect="1" noChangeArrowheads="1"/>
                   </pic:cNvPicPr>
                 </pic:nvPicPr>
+                <pic:blipFill rotWithShape="1">
+                  <a:blip r:embed="rId1">
+                    <a:extLst>
+                      <a:ext uri="{28A0092B-C50C-407E-A947-70E740481C1C}">
+                        <a14:useLocalDpi xmlns:a14="http://schemas.microsoft.com/office/drawing/2010/main" val="0"/>
+                      </a:ext>
+                    </a:extLst>
+                  </a:blip>
+                  <a:srcRect t="83496"/>
+                  <a:stretch/>
+                </pic:blipFill>
+                <pic:spPr bwMode="auto">
+                  <a:xfrm>
+                    <a:off x="0" y="0"/>
+                    <a:ext cx="7556693" cy="1763395"/>
+                  </a:xfrm>
+                  <a:prstGeom prst="rect">
+                    <a:avLst/>
+                  </a:prstGeom>
+                  <a:noFill/>
+                  <a:ln>
+                    <a:noFill/>
+                  </a:ln>
+                  <a:extLst>
+                    <a:ext uri="{53640926-AAD7-44D8-BBD7-CCE9431645EC}">
+                      <a14:shadowObscured xmlns:a14="http://schemas.microsoft.com/office/drawing/2010/main"/>
+                    </a:ext>
+                  </a:extLst>
+                </pic:spPr>
+              </pic:pic>
+            </a:graphicData>
+          </a:graphic>
+          <wp14:sizeRelH relativeFrom="page">
+            <wp14:pctWidth>0</wp14:pctWidth>
+          </wp14:sizeRelH>
+          <wp14:sizeRelV relativeFrom="page">
+            <wp14:pctHeight>0</wp14:pctHeight>
+          </wp14:sizeRelV>
+        </wp:anchor>
+      </w:drawing>
+    </w:r>
+  </w:p>
+</w:ftr>
+</file>
+
+<file path=word/footer2.xml><?xml version="1.0" encoding="utf-8"?>
+<w:ftr xmlns:wpc="http://schemas.microsoft.com/office/word/2010/wordprocessingCanvas" xmlns:cx="http://schemas.microsoft.com/office/drawing/2014/chartex" xmlns:cx1="http://schemas.microsoft.com/office/drawing/2015/9/8/chartex" xmlns:cx2="http://schemas.microsoft.com/office/drawing/2015/10/21/chartex" xmlns:cx3="http://schemas.microsoft.com/office/drawing/2016/5/9/chartex" xmlns:cx4="http://schemas.microsoft.com/office/drawing/2016/5/10/chartex" xmlns:cx5="http://schemas.microsoft.com/office/drawing/2016/5/11/chartex" xmlns:cx6="http://schemas.microsoft.com/office/drawing/2016/5/12/chartex" xmlns:cx7="http://schemas.microsoft.com/office/drawing/2016/5/13/chartex" xmlns:cx8="http://schemas.microsoft.com/office/drawing/2016/5/14/chartex" xmlns:mc="http://schemas.openxmlformats.org/markup-compatibility/2006" xmlns:aink="http://schemas.microsoft.com/office/drawing/2016/ink" xmlns:am3d="http://schemas.microsoft.com/office/drawing/2017/model3d" xmlns:o="urn:schemas-microsoft-com:office:office" xmlns:oel="http://schemas.microsoft.com/office/2019/extlst" xmlns:r="http://schemas.openxmlformats.org/officeDocument/2006/relationships" xmlns:m="http://schemas.openxmlformats.org/officeDocument/2006/math" xmlns:v="urn:schemas-microsoft-com:vml" xmlns:wp14="http://schemas.microsoft.com/office/word/2010/wordprocessingDrawing" xmlns:wp="http://schemas.openxmlformats.org/drawingml/2006/wordprocessingDrawing" xmlns:w10="urn:schemas-microsoft-com:office:word" xmlns:w="http://schemas.openxmlformats.org/wordprocessingml/2006/main" xmlns:w14="http://schemas.microsoft.com/office/word/2010/wordml" xmlns:w15="http://schemas.microsoft.com/office/word/2012/wordml" xmlns:w16cex="http://schemas.microsoft.com/office/word/2018/wordml/cex" xmlns:w16cid="http://schemas.microsoft.com/office/word/2016/wordml/cid" xmlns:w16="http://schemas.microsoft.com/office/word/2018/wordml" xmlns:w16du="http://schemas.microsoft.com/office/word/2023/wordml/word16du" xmlns:w16sdtdh="http://schemas.microsoft.com/office/word/2020/wordml/sdtdatahash" xmlns:w16sdtfl="http://schemas.microsoft.com/office/word/2024/wordml/sdtformatlock" xmlns:w16se="http://schemas.microsoft.com/office/word/2015/wordml/symex" xmlns:wpg="http://schemas.microsoft.com/office/word/2010/wordprocessingGroup" xmlns:wpi="http://schemas.microsoft.com/office/word/2010/wordprocessingInk" xmlns:wne="http://schemas.microsoft.com/office/word/2006/wordml" xmlns:wps="http://schemas.microsoft.com/office/word/2010/wordprocessingShape" xmlns:a="http://schemas.openxmlformats.org/drawingml/2006/main" xmlns:pic="http://schemas.openxmlformats.org/drawingml/2006/picture" xmlns:a14="http://schemas.microsoft.com/office/drawing/2010/main" mc:Ignorable="w14 w15 w16se w16cid w16 w16cex w16sdtdh w16sdtfl w16du wp14">
+  <w:p>
+    <w:pPr>
+      <w:pStyle w:val="Footer"/>
+      <w:ind w:left="708"/>
+    </w:pPr>
+    <w:r>
+      <w:rPr>
+        <w:rFonts w:ascii="Arial" w:hAnsi="Arial" w:cs="Arial"/>
+        <w:b/>
+        <w:bCs/>
+        <w:noProof/>
+        <w:color w:val="FFFFFF" w:themeColor="background1"/>
+        <w:sz w:val="18"/>
+        <w:szCs w:val="18"/>
+      </w:rPr>
+      <w:drawing>
+        <wp:anchor distT="0" distB="0" distL="114300" distR="114300" simplePos="0" relativeHeight="251725312" behindDoc="0" locked="0" layoutInCell="1" allowOverlap="1" wp14:anchorId="60C965B8" wp14:editId="34305AEE">
+          <wp:simplePos x="0" y="0"/>
+          <wp:positionH relativeFrom="column">
+            <wp:posOffset>-655955</wp:posOffset>
+          </wp:positionH>
+          <wp:positionV relativeFrom="paragraph">
+            <wp:posOffset>-217805</wp:posOffset>
+          </wp:positionV>
+          <wp:extent cx="830580" cy="830580"/>
+          <wp:effectExtent l="0" t="0" r="7620" b="7620"/>
+          <wp:wrapNone/>
+          <wp:docPr id="359140547" name="Picture 5" descr="A logo with a person on a rope&#10;&#10;AI-generated content may be incorrect."/>
+          <wp:cNvGraphicFramePr>
+            <a:graphicFrameLocks xmlns:a="http://schemas.openxmlformats.org/drawingml/2006/main" noChangeAspect="1"/>
+          </wp:cNvGraphicFramePr>
+          <a:graphic xmlns:a="http://schemas.openxmlformats.org/drawingml/2006/main">
+            <a:graphicData uri="http://schemas.openxmlformats.org/drawingml/2006/picture">
+              <pic:pic xmlns:pic="http://schemas.openxmlformats.org/drawingml/2006/picture">
+                <pic:nvPicPr>
+                  <pic:cNvPr id="359140547" name="Picture 5" descr="A logo with a person on a rope&#10;&#10;AI-generated content may be incorrect."/>
+                  <pic:cNvPicPr/>
+                </pic:nvPicPr>
                 <pic:blipFill>
-                  <a:blip r:embed="rId1"/>
+                  <a:blip r:embed="rId1">
+                    <a:clrChange>
+                      <a:clrFrom>
+                        <a:srgbClr val="FFFFFF"/>
+                      </a:clrFrom>
+                      <a:clrTo>
+                        <a:srgbClr val="FFFFFF">
+                          <a:alpha val="0"/>
+                        </a:srgbClr>
+                      </a:clrTo>
+                    </a:clrChange>
+                    <a:extLst>
+                      <a:ext uri="{28A0092B-C50C-407E-A947-70E740481C1C}">
+                        <a14:useLocalDpi xmlns:a14="http://schemas.microsoft.com/office/drawing/2010/main" val="0"/>
+                      </a:ext>
+                    </a:extLst>
+                  </a:blip>
                   <a:stretch>
                     <a:fillRect/>
                   </a:stretch>
                 </pic:blipFill>
-                <pic:spPr bwMode="auto">
+                <pic:spPr>
                   <a:xfrm>
                     <a:off x="0" y="0"/>
-                    <a:ext cx="7556500" cy="1763395"/>
+                    <a:ext cx="830580" cy="830580"/>
                   </a:xfrm>
                   <a:prstGeom prst="rect">
                     <a:avLst/>
@@ -1414,24 +2453,27 @@
               </pic:pic>
             </a:graphicData>
           </a:graphic>
+          <wp14:sizeRelH relativeFrom="margin">
+            <wp14:pctWidth>0</wp14:pctWidth>
+          </wp14:sizeRelH>
+          <wp14:sizeRelV relativeFrom="margin">
+            <wp14:pctHeight>0</wp14:pctHeight>
+          </wp14:sizeRelV>
         </wp:anchor>
       </w:drawing>
     </w:r>
-  </w:p>
-</w:ftr>
-</file>
-
-<file path=word/footer3.xml><?xml version="1.0" encoding="utf-8"?>
-<w:ftr xmlns:o="urn:schemas-microsoft-com:office:office" xmlns:r="http://schemas.openxmlformats.org/officeDocument/2006/relationships" xmlns:v="urn:schemas-microsoft-com:vml" xmlns:w="http://schemas.openxmlformats.org/wordprocessingml/2006/main" xmlns:w10="urn:schemas-microsoft-com:office:word" xmlns:wp="http://schemas.openxmlformats.org/drawingml/2006/wordprocessingDrawing" xmlns:pic="http://schemas.openxmlformats.org/drawingml/2006/picture" xmlns:wps="http://schemas.microsoft.com/office/word/2010/wordprocessingShape" xmlns:wpg="http://schemas.microsoft.com/office/word/2010/wordprocessingGroup" xmlns:mc="http://schemas.openxmlformats.org/markup-compatibility/2006" xmlns:wp14="http://schemas.microsoft.com/office/word/2010/wordprocessingDrawing" xmlns:w14="http://schemas.microsoft.com/office/word/2010/wordml" xmlns:w15="http://schemas.microsoft.com/office/word/2012/wordml" mc:Ignorable="w14 wp14 w15">
-  <w:p>
-    <w:pPr>
-      <w:pStyle w:val="Footer"/>
-      <w:ind w:start="708"/>
-      <w:rPr/>
-    </w:pPr>
     <w:r>
+      <w:rPr>
+        <w:rFonts w:ascii="Arial" w:hAnsi="Arial" w:cs="Arial"/>
+        <w:b/>
+        <w:bCs/>
+        <w:noProof/>
+        <w:color w:val="FFFFFF" w:themeColor="background1"/>
+        <w:sz w:val="18"/>
+        <w:szCs w:val="18"/>
+      </w:rPr>
       <w:drawing>
-        <wp:anchor distT="0" distB="0" distL="0" distR="0" simplePos="0" relativeHeight="5" behindDoc="1" locked="0" layoutInCell="0" allowOverlap="1">
+        <wp:anchor distT="0" distB="0" distL="114300" distR="114300" simplePos="0" relativeHeight="251720192" behindDoc="1" locked="0" layoutInCell="1" allowOverlap="1" wp14:anchorId="0C0B1B3C" wp14:editId="1C66EC9C">
           <wp:simplePos x="0" y="0"/>
           <wp:positionH relativeFrom="page">
             <wp:posOffset>19050</wp:posOffset>
@@ -1439,10 +2481,10 @@
           <wp:positionV relativeFrom="paragraph">
             <wp:posOffset>-1075055</wp:posOffset>
           </wp:positionV>
-          <wp:extent cx="7556500" cy="1763395"/>
-          <wp:effectExtent l="0" t="0" r="0" b="0"/>
+          <wp:extent cx="7556693" cy="1763395"/>
+          <wp:effectExtent l="0" t="0" r="6350" b="8255"/>
           <wp:wrapNone/>
-          <wp:docPr id="10" name="Image2" descr="Voorbeeld van afbeelding"/>
+          <wp:docPr id="1819251025" name="Afbeelding 4" descr="Voorbeeld van afbeelding"/>
           <wp:cNvGraphicFramePr>
             <a:graphicFrameLocks xmlns:a="http://schemas.openxmlformats.org/drawingml/2006/main" noChangeAspect="1"/>
           </wp:cNvGraphicFramePr>
@@ -1450,95 +2492,126 @@
             <a:graphicData uri="http://schemas.openxmlformats.org/drawingml/2006/picture">
               <pic:pic xmlns:pic="http://schemas.openxmlformats.org/drawingml/2006/picture">
                 <pic:nvPicPr>
-                  <pic:cNvPr id="10" name="Image2" descr="Voorbeeld van afbeelding"/>
+                  <pic:cNvPr id="0" name="Picture 13" descr="Voorbeeld van afbeelding"/>
                   <pic:cNvPicPr>
                     <a:picLocks noChangeAspect="1" noChangeArrowheads="1"/>
                   </pic:cNvPicPr>
                 </pic:nvPicPr>
-                <pic:blipFill>
-                  <a:blip r:embed="rId1"/>
-                  <a:srcRect l="0" t="83496" r="0" b="0"/>
-                  <a:stretch>
-                    <a:fillRect/>
-                  </a:stretch>
+                <pic:blipFill rotWithShape="1">
+                  <a:blip r:embed="rId2">
+                    <a:extLst>
+                      <a:ext uri="{28A0092B-C50C-407E-A947-70E740481C1C}">
+                        <a14:useLocalDpi xmlns:a14="http://schemas.microsoft.com/office/drawing/2010/main" val="0"/>
+                      </a:ext>
+                    </a:extLst>
+                  </a:blip>
+                  <a:srcRect t="83496"/>
+                  <a:stretch/>
                 </pic:blipFill>
                 <pic:spPr bwMode="auto">
                   <a:xfrm>
                     <a:off x="0" y="0"/>
-                    <a:ext cx="7556500" cy="1763395"/>
+                    <a:ext cx="7556693" cy="1763395"/>
                   </a:xfrm>
                   <a:prstGeom prst="rect">
                     <a:avLst/>
                   </a:prstGeom>
                   <a:noFill/>
+                  <a:ln>
+                    <a:noFill/>
+                  </a:ln>
+                  <a:extLst>
+                    <a:ext uri="{53640926-AAD7-44D8-BBD7-CCE9431645EC}">
+                      <a14:shadowObscured xmlns:a14="http://schemas.microsoft.com/office/drawing/2010/main"/>
+                    </a:ext>
+                  </a:extLst>
                 </pic:spPr>
               </pic:pic>
             </a:graphicData>
           </a:graphic>
-        </wp:anchor>
-      </w:drawing>
-      <w:drawing>
-        <wp:anchor distT="0" distB="0" distL="0" distR="0" simplePos="0" relativeHeight="7" behindDoc="1" locked="0" layoutInCell="1" allowOverlap="1">
-          <wp:simplePos x="0" y="0"/>
-          <wp:positionH relativeFrom="column">
-            <wp:posOffset>-655955</wp:posOffset>
-          </wp:positionH>
-          <wp:positionV relativeFrom="paragraph">
-            <wp:posOffset>-217805</wp:posOffset>
-          </wp:positionV>
-          <wp:extent cx="830580" cy="830580"/>
-          <wp:effectExtent l="0" t="0" r="0" b="0"/>
-          <wp:wrapNone/>
-          <wp:docPr id="11" name="Picture 5" descr="A logo with a person on a rope&#10;&#10;AI-generated content may be incorrect."/>
-          <wp:cNvGraphicFramePr>
-            <a:graphicFrameLocks xmlns:a="http://schemas.openxmlformats.org/drawingml/2006/main" noChangeAspect="1"/>
-          </wp:cNvGraphicFramePr>
-          <a:graphic xmlns:a="http://schemas.openxmlformats.org/drawingml/2006/main">
-            <a:graphicData uri="http://schemas.openxmlformats.org/drawingml/2006/picture">
-              <pic:pic xmlns:pic="http://schemas.openxmlformats.org/drawingml/2006/picture">
-                <pic:nvPicPr>
-                  <pic:cNvPr id="11" name="Picture 5" descr="A logo with a person on a rope&#10;&#10;AI-generated content may be incorrect."/>
-                  <pic:cNvPicPr>
-                    <a:picLocks noChangeAspect="1" noChangeArrowheads="1"/>
-                  </pic:cNvPicPr>
-                </pic:nvPicPr>
-                <pic:blipFill>
-                  <a:blip r:embed="rId2"/>
-                  <a:stretch>
-                    <a:fillRect/>
-                  </a:stretch>
-                </pic:blipFill>
-                <pic:spPr bwMode="auto">
-                  <a:xfrm>
-                    <a:off x="0" y="0"/>
-                    <a:ext cx="830580" cy="830580"/>
-                  </a:xfrm>
-                  <a:prstGeom prst="rect">
-                    <a:avLst/>
-                  </a:prstGeom>
-                  <a:noFill/>
-                </pic:spPr>
-              </pic:pic>
-            </a:graphicData>
-          </a:graphic>
+          <wp14:sizeRelH relativeFrom="page">
+            <wp14:pctWidth>0</wp14:pctWidth>
+          </wp14:sizeRelH>
+          <wp14:sizeRelV relativeFrom="page">
+            <wp14:pctHeight>0</wp14:pctHeight>
+          </wp14:sizeRelV>
         </wp:anchor>
       </w:drawing>
     </w:r>
     <w:r>
       <w:rPr>
-        <w:rFonts w:cs="Arial" w:ascii="Arial" w:hAnsi="Arial"/>
+        <w:rFonts w:ascii="Arial" w:hAnsi="Arial" w:cs="Arial"/>
         <w:b/>
         <w:bCs/>
-        <w:color w:themeColor="background1" w:val="FFFFFF"/>
+        <w:color w:val="FFFFFF" w:themeColor="background1"/>
         <w:sz w:val="18"/>
         <w:szCs w:val="18"/>
       </w:rPr>
-      <w:t>Plusscout Vereniging TraKa / Trapperskampen</w:t>
+      <w:t>Plusscout</w:t>
     </w:r>
     <w:r>
       <w:rPr>
-        <w:rFonts w:cs="Arial" w:ascii="Arial" w:hAnsi="Arial"/>
-        <w:color w:themeColor="background1" w:val="FFFFFF"/>
+        <w:rFonts w:ascii="Arial" w:hAnsi="Arial" w:cs="Arial"/>
+        <w:b/>
+        <w:bCs/>
+        <w:color w:val="FFFFFF" w:themeColor="background1"/>
+        <w:sz w:val="18"/>
+        <w:szCs w:val="18"/>
+      </w:rPr>
+      <w:t xml:space="preserve"> Vereniging</w:t>
+    </w:r>
+    <w:r>
+      <w:rPr>
+        <w:rFonts w:ascii="Arial" w:hAnsi="Arial" w:cs="Arial"/>
+        <w:b/>
+        <w:bCs/>
+        <w:color w:val="FFFFFF" w:themeColor="background1"/>
+        <w:sz w:val="18"/>
+        <w:szCs w:val="18"/>
+      </w:rPr>
+      <w:t xml:space="preserve"> </w:t>
+    </w:r>
+    <w:proofErr w:type="spellStart"/>
+    <w:proofErr w:type="gramStart"/>
+    <w:r>
+      <w:rPr>
+        <w:rFonts w:ascii="Arial" w:hAnsi="Arial" w:cs="Arial"/>
+        <w:b/>
+        <w:bCs/>
+        <w:color w:val="FFFFFF" w:themeColor="background1"/>
+        <w:sz w:val="18"/>
+        <w:szCs w:val="18"/>
+      </w:rPr>
+      <w:t>TraKa</w:t>
+    </w:r>
+    <w:proofErr w:type="spellEnd"/>
+    <w:r>
+      <w:rPr>
+        <w:rFonts w:ascii="Arial" w:hAnsi="Arial" w:cs="Arial"/>
+        <w:b/>
+        <w:bCs/>
+        <w:color w:val="FFFFFF" w:themeColor="background1"/>
+        <w:sz w:val="18"/>
+        <w:szCs w:val="18"/>
+      </w:rPr>
+      <w:t xml:space="preserve"> /</w:t>
+    </w:r>
+    <w:proofErr w:type="gramEnd"/>
+    <w:r>
+      <w:rPr>
+        <w:rFonts w:ascii="Arial" w:hAnsi="Arial" w:cs="Arial"/>
+        <w:b/>
+        <w:bCs/>
+        <w:color w:val="FFFFFF" w:themeColor="background1"/>
+        <w:sz w:val="18"/>
+        <w:szCs w:val="18"/>
+      </w:rPr>
+      <w:t xml:space="preserve"> Trapperskampen</w:t>
+    </w:r>
+    <w:r>
+      <w:rPr>
+        <w:rFonts w:ascii="Arial" w:hAnsi="Arial" w:cs="Arial"/>
+        <w:color w:val="FFFFFF" w:themeColor="background1"/>
         <w:sz w:val="18"/>
         <w:szCs w:val="18"/>
       </w:rPr>
@@ -1546,29 +2619,75 @@
     </w:r>
     <w:r>
       <w:rPr>
-        <w:rFonts w:cs="Arial" w:ascii="Arial" w:hAnsi="Arial"/>
+        <w:rFonts w:ascii="Arial" w:hAnsi="Arial" w:cs="Arial"/>
         <w:b/>
-        <w:color w:themeColor="background1" w:val="FFFFFF"/>
+        <w:color w:val="FFFFFF" w:themeColor="background1"/>
         <w:sz w:val="18"/>
         <w:szCs w:val="18"/>
       </w:rPr>
-      <w:t xml:space="preserve">postadres: </w:t>
+      <w:t>postadres</w:t>
     </w:r>
     <w:r>
       <w:rPr>
-        <w:rFonts w:cs="Arial" w:ascii="Arial" w:hAnsi="Arial"/>
-        <w:color w:themeColor="background1" w:val="FFFFFF"/>
+        <w:rFonts w:ascii="Arial" w:hAnsi="Arial" w:cs="Arial"/>
+        <w:b/>
+        <w:color w:val="FFFFFF" w:themeColor="background1"/>
         <w:sz w:val="18"/>
         <w:szCs w:val="18"/>
       </w:rPr>
-      <w:t>De Venakker 35 ● 5296 NP Esch</w:t>
+      <w:t>:</w:t>
+    </w:r>
+    <w:r>
+      <w:rPr>
+        <w:rFonts w:ascii="Arial" w:hAnsi="Arial" w:cs="Arial"/>
+        <w:b/>
+        <w:color w:val="FFFFFF" w:themeColor="background1"/>
+        <w:sz w:val="18"/>
+        <w:szCs w:val="18"/>
+      </w:rPr>
+      <w:t xml:space="preserve"> </w:t>
+    </w:r>
+    <w:r>
+      <w:rPr>
+        <w:rFonts w:ascii="Arial" w:hAnsi="Arial" w:cs="Arial"/>
+        <w:color w:val="FFFFFF" w:themeColor="background1"/>
+        <w:sz w:val="18"/>
+        <w:szCs w:val="18"/>
+      </w:rPr>
+      <w:t>De Venakker 35</w:t>
+    </w:r>
+    <w:r>
+      <w:rPr>
+        <w:rFonts w:ascii="Arial" w:hAnsi="Arial" w:cs="Arial"/>
+        <w:color w:val="FFFFFF" w:themeColor="background1"/>
+        <w:sz w:val="18"/>
+        <w:szCs w:val="18"/>
+      </w:rPr>
+      <w:t xml:space="preserve"> ● </w:t>
+    </w:r>
+    <w:r>
+      <w:rPr>
+        <w:rFonts w:ascii="Arial" w:hAnsi="Arial" w:cs="Arial"/>
+        <w:color w:val="FFFFFF" w:themeColor="background1"/>
+        <w:sz w:val="18"/>
+        <w:szCs w:val="18"/>
+      </w:rPr>
+      <w:t>5296 NP Esch</w:t>
+    </w:r>
+    <w:r>
+      <w:rPr>
+        <w:rFonts w:ascii="Arial" w:hAnsi="Arial" w:cs="Arial"/>
+        <w:color w:val="FFFFFF" w:themeColor="background1"/>
+        <w:sz w:val="18"/>
+        <w:szCs w:val="18"/>
+      </w:rPr>
       <w:br/>
     </w:r>
     <w:r>
       <w:rPr>
-        <w:rFonts w:cs="Arial" w:ascii="Arial" w:hAnsi="Arial"/>
+        <w:rFonts w:ascii="Arial" w:hAnsi="Arial" w:cs="Arial"/>
         <w:b/>
-        <w:color w:themeColor="background1" w:val="FFFFFF"/>
+        <w:color w:val="FFFFFF" w:themeColor="background1"/>
         <w:sz w:val="18"/>
         <w:szCs w:val="18"/>
       </w:rPr>
@@ -1576,18 +2695,27 @@
     </w:r>
     <w:r>
       <w:rPr>
-        <w:rFonts w:cs="Arial" w:ascii="Arial" w:hAnsi="Arial"/>
-        <w:color w:themeColor="background1" w:val="FFFFFF"/>
+        <w:rFonts w:ascii="Arial" w:hAnsi="Arial" w:cs="Arial"/>
+        <w:color w:val="FFFFFF" w:themeColor="background1"/>
         <w:sz w:val="18"/>
         <w:szCs w:val="18"/>
       </w:rPr>
-      <w:t xml:space="preserve">+31 6 13 23 65 39 </w:t>
+      <w:t>+31 6 13 23 65 39</w:t>
     </w:r>
     <w:r>
       <w:rPr>
-        <w:rFonts w:cs="Arial" w:ascii="Arial" w:hAnsi="Arial"/>
+        <w:rFonts w:ascii="Arial" w:hAnsi="Arial" w:cs="Arial"/>
+        <w:color w:val="FFFFFF" w:themeColor="background1"/>
+        <w:sz w:val="18"/>
+        <w:szCs w:val="18"/>
+      </w:rPr>
+      <w:t xml:space="preserve"> </w:t>
+    </w:r>
+    <w:r>
+      <w:rPr>
+        <w:rFonts w:ascii="Arial" w:hAnsi="Arial" w:cs="Arial"/>
         <w:b/>
-        <w:color w:themeColor="background1" w:val="FFFFFF"/>
+        <w:color w:val="FFFFFF" w:themeColor="background1"/>
         <w:sz w:val="18"/>
         <w:szCs w:val="18"/>
       </w:rPr>
@@ -1595,18 +2723,54 @@
     </w:r>
     <w:r>
       <w:rPr>
-        <w:rFonts w:cs="Arial" w:ascii="Arial" w:hAnsi="Arial"/>
-        <w:color w:themeColor="background1" w:val="FFFFFF"/>
+        <w:rFonts w:ascii="Arial" w:hAnsi="Arial" w:cs="Arial"/>
+        <w:color w:val="FFFFFF" w:themeColor="background1"/>
         <w:sz w:val="18"/>
         <w:szCs w:val="18"/>
       </w:rPr>
-      <w:t xml:space="preserve"> info@trapperskamp.com </w:t>
+      <w:t xml:space="preserve"> </w:t>
     </w:r>
     <w:r>
       <w:rPr>
-        <w:rFonts w:cs="Arial" w:ascii="Arial" w:hAnsi="Arial"/>
+        <w:rFonts w:ascii="Arial" w:hAnsi="Arial" w:cs="Arial"/>
+        <w:color w:val="FFFFFF" w:themeColor="background1"/>
+        <w:sz w:val="18"/>
+        <w:szCs w:val="18"/>
+      </w:rPr>
+      <w:t>info</w:t>
+    </w:r>
+    <w:r>
+      <w:rPr>
+        <w:rFonts w:ascii="Arial" w:hAnsi="Arial" w:cs="Arial"/>
+        <w:color w:val="FFFFFF" w:themeColor="background1"/>
+        <w:sz w:val="18"/>
+        <w:szCs w:val="18"/>
+      </w:rPr>
+      <w:t>@</w:t>
+    </w:r>
+    <w:r>
+      <w:rPr>
+        <w:rFonts w:ascii="Arial" w:hAnsi="Arial" w:cs="Arial"/>
+        <w:color w:val="FFFFFF" w:themeColor="background1"/>
+        <w:sz w:val="18"/>
+        <w:szCs w:val="18"/>
+      </w:rPr>
+      <w:t>trapperskamp.com</w:t>
+    </w:r>
+    <w:r>
+      <w:rPr>
+        <w:rFonts w:ascii="Arial" w:hAnsi="Arial" w:cs="Arial"/>
+        <w:color w:val="FFFFFF" w:themeColor="background1"/>
+        <w:sz w:val="18"/>
+        <w:szCs w:val="18"/>
+      </w:rPr>
+      <w:t xml:space="preserve"> </w:t>
+    </w:r>
+    <w:r>
+      <w:rPr>
+        <w:rFonts w:ascii="Arial" w:hAnsi="Arial" w:cs="Arial"/>
         <w:b/>
-        <w:color w:themeColor="background1" w:val="FFFFFF"/>
+        <w:color w:val="FFFFFF" w:themeColor="background1"/>
         <w:sz w:val="18"/>
         <w:szCs w:val="18"/>
       </w:rPr>
@@ -1614,38 +2778,94 @@
     </w:r>
     <w:r>
       <w:rPr>
-        <w:rFonts w:cs="Arial" w:ascii="Arial" w:hAnsi="Arial"/>
-        <w:color w:themeColor="background1" w:val="FFFFFF"/>
+        <w:rFonts w:ascii="Arial" w:hAnsi="Arial" w:cs="Arial"/>
+        <w:color w:val="FFFFFF" w:themeColor="background1"/>
         <w:sz w:val="18"/>
         <w:szCs w:val="18"/>
       </w:rPr>
-      <w:t xml:space="preserve"> www.trapperskamp.com</w:t>
+      <w:t xml:space="preserve"> www.</w:t>
+    </w:r>
+    <w:r>
+      <w:rPr>
+        <w:rFonts w:ascii="Arial" w:hAnsi="Arial" w:cs="Arial"/>
+        <w:color w:val="FFFFFF" w:themeColor="background1"/>
+        <w:sz w:val="18"/>
+        <w:szCs w:val="18"/>
+      </w:rPr>
+      <w:t>trapperskamp.com</w:t>
+    </w:r>
+    <w:r>
+      <w:rPr>
+        <w:rFonts w:ascii="Arial" w:hAnsi="Arial" w:cs="Arial"/>
+        <w:color w:val="FFFFFF" w:themeColor="background1"/>
+        <w:sz w:val="18"/>
+        <w:szCs w:val="18"/>
+      </w:rPr>
       <w:br/>
     </w:r>
     <w:r>
       <w:rPr>
-        <w:rFonts w:cs="Arial" w:ascii="Arial" w:hAnsi="Arial"/>
+        <w:rFonts w:ascii="Arial" w:hAnsi="Arial" w:cs="Arial"/>
         <w:b/>
-        <w:color w:themeColor="background1" w:val="FFFFFF"/>
+        <w:color w:val="FFFFFF" w:themeColor="background1"/>
         <w:sz w:val="18"/>
         <w:szCs w:val="18"/>
       </w:rPr>
-      <w:t xml:space="preserve">KvK </w:t>
+      <w:t>K</w:t>
     </w:r>
     <w:r>
       <w:rPr>
-        <w:rFonts w:cs="Arial" w:ascii="Arial" w:hAnsi="Arial"/>
-        <w:color w:themeColor="background1" w:val="FFFFFF"/>
+        <w:rFonts w:ascii="Arial" w:hAnsi="Arial" w:cs="Arial"/>
+        <w:b/>
+        <w:color w:val="FFFFFF" w:themeColor="background1"/>
         <w:sz w:val="18"/>
         <w:szCs w:val="18"/>
       </w:rPr>
-      <w:t xml:space="preserve">41083077 </w:t>
+      <w:t>v</w:t>
     </w:r>
     <w:r>
       <w:rPr>
-        <w:rFonts w:cs="Arial" w:ascii="Arial" w:hAnsi="Arial"/>
+        <w:rFonts w:ascii="Arial" w:hAnsi="Arial" w:cs="Arial"/>
         <w:b/>
-        <w:color w:themeColor="background1" w:val="FFFFFF"/>
+        <w:color w:val="FFFFFF" w:themeColor="background1"/>
+        <w:sz w:val="18"/>
+        <w:szCs w:val="18"/>
+      </w:rPr>
+      <w:t>K</w:t>
+    </w:r>
+    <w:r>
+      <w:rPr>
+        <w:rFonts w:ascii="Arial" w:hAnsi="Arial" w:cs="Arial"/>
+        <w:b/>
+        <w:color w:val="FFFFFF" w:themeColor="background1"/>
+        <w:sz w:val="18"/>
+        <w:szCs w:val="18"/>
+      </w:rPr>
+      <w:t xml:space="preserve"> </w:t>
+    </w:r>
+    <w:r>
+      <w:rPr>
+        <w:rFonts w:ascii="Arial" w:hAnsi="Arial" w:cs="Arial"/>
+        <w:color w:val="FFFFFF" w:themeColor="background1"/>
+        <w:sz w:val="18"/>
+        <w:szCs w:val="18"/>
+      </w:rPr>
+      <w:t>41083077</w:t>
+    </w:r>
+    <w:r>
+      <w:rPr>
+        <w:rFonts w:ascii="Arial" w:hAnsi="Arial" w:cs="Arial"/>
+        <w:color w:val="FFFFFF" w:themeColor="background1"/>
+        <w:sz w:val="18"/>
+        <w:szCs w:val="18"/>
+      </w:rPr>
+      <w:t xml:space="preserve"> </w:t>
+    </w:r>
+    <w:r>
+      <w:rPr>
+        <w:rFonts w:ascii="Arial" w:hAnsi="Arial" w:cs="Arial"/>
+        <w:b/>
+        <w:color w:val="FFFFFF" w:themeColor="background1"/>
         <w:sz w:val="18"/>
         <w:szCs w:val="18"/>
       </w:rPr>
@@ -1653,8 +2873,8 @@
     </w:r>
     <w:r>
       <w:rPr>
-        <w:rFonts w:cs="Arial" w:ascii="Arial" w:hAnsi="Arial"/>
-        <w:color w:themeColor="background1" w:val="FFFFFF"/>
+        <w:rFonts w:ascii="Arial" w:hAnsi="Arial" w:cs="Arial"/>
+        <w:color w:val="FFFFFF" w:themeColor="background1"/>
         <w:sz w:val="18"/>
         <w:szCs w:val="18"/>
       </w:rPr>
@@ -1664,173 +2884,47 @@
 </w:ftr>
 </file>
 
-<file path=word/header1.xml><?xml version="1.0" encoding="utf-8"?>
-<w:hdr xmlns:o="urn:schemas-microsoft-com:office:office" xmlns:r="http://schemas.openxmlformats.org/officeDocument/2006/relationships" xmlns:v="urn:schemas-microsoft-com:vml" xmlns:w="http://schemas.openxmlformats.org/wordprocessingml/2006/main" xmlns:w10="urn:schemas-microsoft-com:office:word" xmlns:wp="http://schemas.openxmlformats.org/drawingml/2006/wordprocessingDrawing" xmlns:pic="http://schemas.openxmlformats.org/drawingml/2006/picture" xmlns:wps="http://schemas.microsoft.com/office/word/2010/wordprocessingShape" xmlns:wpg="http://schemas.microsoft.com/office/word/2010/wordprocessingGroup" xmlns:mc="http://schemas.openxmlformats.org/markup-compatibility/2006" xmlns:wp14="http://schemas.microsoft.com/office/word/2010/wordprocessingDrawing" xmlns:w14="http://schemas.microsoft.com/office/word/2010/wordml" xmlns:w15="http://schemas.microsoft.com/office/word/2012/wordml" mc:Ignorable="w14 wp14 w15">
-  <w:p>
-    <w:pPr>
-      <w:pStyle w:val="Header"/>
-      <w:rPr/>
-    </w:pPr>
-    <w:r>
-      <w:rPr/>
-    </w:r>
-  </w:p>
-</w:hdr>
+<file path=word/footnotes.xml><?xml version="1.0" encoding="utf-8"?>
+<w:footnotes xmlns:wpc="http://schemas.microsoft.com/office/word/2010/wordprocessingCanvas" xmlns:cx="http://schemas.microsoft.com/office/drawing/2014/chartex" xmlns:cx1="http://schemas.microsoft.com/office/drawing/2015/9/8/chartex" xmlns:cx2="http://schemas.microsoft.com/office/drawing/2015/10/21/chartex" xmlns:cx3="http://schemas.microsoft.com/office/drawing/2016/5/9/chartex" xmlns:cx4="http://schemas.microsoft.com/office/drawing/2016/5/10/chartex" xmlns:cx5="http://schemas.microsoft.com/office/drawing/2016/5/11/chartex" xmlns:cx6="http://schemas.microsoft.com/office/drawing/2016/5/12/chartex" xmlns:cx7="http://schemas.microsoft.com/office/drawing/2016/5/13/chartex" xmlns:cx8="http://schemas.microsoft.com/office/drawing/2016/5/14/chartex" xmlns:mc="http://schemas.openxmlformats.org/markup-compatibility/2006" xmlns:aink="http://schemas.microsoft.com/office/drawing/2016/ink" xmlns:am3d="http://schemas.microsoft.com/office/drawing/2017/model3d" xmlns:o="urn:schemas-microsoft-com:office:office" xmlns:oel="http://schemas.microsoft.com/office/2019/extlst" xmlns:r="http://schemas.openxmlformats.org/officeDocument/2006/relationships" xmlns:m="http://schemas.openxmlformats.org/officeDocument/2006/math" xmlns:v="urn:schemas-microsoft-com:vml" xmlns:wp14="http://schemas.microsoft.com/office/word/2010/wordprocessingDrawing" xmlns:wp="http://schemas.openxmlformats.org/drawingml/2006/wordprocessingDrawing" xmlns:w10="urn:schemas-microsoft-com:office:word" xmlns:w="http://schemas.openxmlformats.org/wordprocessingml/2006/main" xmlns:w14="http://schemas.microsoft.com/office/word/2010/wordml" xmlns:w15="http://schemas.microsoft.com/office/word/2012/wordml" xmlns:w16cex="http://schemas.microsoft.com/office/word/2018/wordml/cex" xmlns:w16cid="http://schemas.microsoft.com/office/word/2016/wordml/cid" xmlns:w16="http://schemas.microsoft.com/office/word/2018/wordml" xmlns:w16du="http://schemas.microsoft.com/office/word/2023/wordml/word16du" xmlns:w16sdtdh="http://schemas.microsoft.com/office/word/2020/wordml/sdtdatahash" xmlns:w16sdtfl="http://schemas.microsoft.com/office/word/2024/wordml/sdtformatlock" xmlns:w16se="http://schemas.microsoft.com/office/word/2015/wordml/symex" xmlns:wpg="http://schemas.microsoft.com/office/word/2010/wordprocessingGroup" xmlns:wpi="http://schemas.microsoft.com/office/word/2010/wordprocessingInk" xmlns:wne="http://schemas.microsoft.com/office/word/2006/wordml" xmlns:wps="http://schemas.microsoft.com/office/word/2010/wordprocessingShape" mc:Ignorable="w14 w15 w16se w16cid w16 w16cex w16sdtdh w16sdtfl w16du wp14">
+  <w:footnote w:type="separator" w:id="-1">
+    <w:p>
+      <w:r>
+        <w:separator/>
+      </w:r>
+    </w:p>
+  </w:footnote>
+  <w:footnote w:type="continuationSeparator" w:id="0">
+    <w:p>
+      <w:r>
+        <w:continuationSeparator/>
+      </w:r>
+    </w:p>
+  </w:footnote>
+</w:footnotes>
 </file>
 
-<file path=word/header2.xml><?xml version="1.0" encoding="utf-8"?>
-<w:hdr xmlns:o="urn:schemas-microsoft-com:office:office" xmlns:r="http://schemas.openxmlformats.org/officeDocument/2006/relationships" xmlns:v="urn:schemas-microsoft-com:vml" xmlns:w="http://schemas.openxmlformats.org/wordprocessingml/2006/main" xmlns:w10="urn:schemas-microsoft-com:office:word" xmlns:wp="http://schemas.openxmlformats.org/drawingml/2006/wordprocessingDrawing" xmlns:pic="http://schemas.openxmlformats.org/drawingml/2006/picture" xmlns:wps="http://schemas.microsoft.com/office/word/2010/wordprocessingShape" xmlns:wpg="http://schemas.microsoft.com/office/word/2010/wordprocessingGroup" xmlns:mc="http://schemas.openxmlformats.org/markup-compatibility/2006" xmlns:wp14="http://schemas.microsoft.com/office/word/2010/wordprocessingDrawing" xmlns:w14="http://schemas.microsoft.com/office/word/2010/wordml" xmlns:w15="http://schemas.microsoft.com/office/word/2012/wordml" mc:Ignorable="w14 wp14 w15">
+<file path=word/header1.xml><?xml version="1.0" encoding="utf-8"?>
+<w:hdr xmlns:wpc="http://schemas.microsoft.com/office/word/2010/wordprocessingCanvas" xmlns:cx="http://schemas.microsoft.com/office/drawing/2014/chartex" xmlns:cx1="http://schemas.microsoft.com/office/drawing/2015/9/8/chartex" xmlns:cx2="http://schemas.microsoft.com/office/drawing/2015/10/21/chartex" xmlns:cx3="http://schemas.microsoft.com/office/drawing/2016/5/9/chartex" xmlns:cx4="http://schemas.microsoft.com/office/drawing/2016/5/10/chartex" xmlns:cx5="http://schemas.microsoft.com/office/drawing/2016/5/11/chartex" xmlns:cx6="http://schemas.microsoft.com/office/drawing/2016/5/12/chartex" xmlns:cx7="http://schemas.microsoft.com/office/drawing/2016/5/13/chartex" xmlns:cx8="http://schemas.microsoft.com/office/drawing/2016/5/14/chartex" xmlns:mc="http://schemas.openxmlformats.org/markup-compatibility/2006" xmlns:aink="http://schemas.microsoft.com/office/drawing/2016/ink" xmlns:am3d="http://schemas.microsoft.com/office/drawing/2017/model3d" xmlns:o="urn:schemas-microsoft-com:office:office" xmlns:oel="http://schemas.microsoft.com/office/2019/extlst" xmlns:r="http://schemas.openxmlformats.org/officeDocument/2006/relationships" xmlns:m="http://schemas.openxmlformats.org/officeDocument/2006/math" xmlns:v="urn:schemas-microsoft-com:vml" xmlns:wp14="http://schemas.microsoft.com/office/word/2010/wordprocessingDrawing" xmlns:wp="http://schemas.openxmlformats.org/drawingml/2006/wordprocessingDrawing" xmlns:w10="urn:schemas-microsoft-com:office:word" xmlns:w="http://schemas.openxmlformats.org/wordprocessingml/2006/main" xmlns:w14="http://schemas.microsoft.com/office/word/2010/wordml" xmlns:w15="http://schemas.microsoft.com/office/word/2012/wordml" xmlns:w16cex="http://schemas.microsoft.com/office/word/2018/wordml/cex" xmlns:w16cid="http://schemas.microsoft.com/office/word/2016/wordml/cid" xmlns:w16="http://schemas.microsoft.com/office/word/2018/wordml" xmlns:w16du="http://schemas.microsoft.com/office/word/2023/wordml/word16du" xmlns:w16sdtdh="http://schemas.microsoft.com/office/word/2020/wordml/sdtdatahash" xmlns:w16sdtfl="http://schemas.microsoft.com/office/word/2024/wordml/sdtformatlock" xmlns:w16se="http://schemas.microsoft.com/office/word/2015/wordml/symex" xmlns:wpg="http://schemas.microsoft.com/office/word/2010/wordprocessingGroup" xmlns:wpi="http://schemas.microsoft.com/office/word/2010/wordprocessingInk" xmlns:wne="http://schemas.microsoft.com/office/word/2006/wordml" xmlns:wps="http://schemas.microsoft.com/office/word/2010/wordprocessingShape" xmlns:a="http://schemas.openxmlformats.org/drawingml/2006/main" xmlns:pic="http://schemas.openxmlformats.org/drawingml/2006/picture" xmlns:a14="http://schemas.microsoft.com/office/drawing/2010/main" mc:Ignorable="w14 w15 w16se w16cid w16 w16cex w16sdtdh w16sdtfl w16du wp14">
   <w:p>
     <w:pPr>
       <w:pStyle w:val="NormalWeb"/>
-      <w:spacing w:before="0" w:after="280"/>
       <w:contextualSpacing/>
       <w:jc w:val="both"/>
       <w:rPr>
-        <w:color w:themeColor="background1" w:val="FFFFFF"/>
+        <w:color w:val="FFFFFF" w:themeColor="background1"/>
         <w:sz w:val="36"/>
         <w:szCs w:val="36"/>
       </w:rPr>
     </w:pPr>
     <w:r>
       <w:rPr>
-        <w:color w:themeColor="background1" w:val="FFFFFF"/>
+        <w:noProof/>
+        <w:color w:val="FFFFFF" w:themeColor="background1"/>
         <w:sz w:val="36"/>
         <w:szCs w:val="36"/>
       </w:rPr>
-      <mc:AlternateContent>
-        <mc:Choice Requires="wps">
-          <w:drawing>
-            <wp:anchor distT="0" distB="0" distL="0" distR="0" simplePos="0" relativeHeight="3" behindDoc="1" locked="0" layoutInCell="0" allowOverlap="1" wp14:anchorId="53DC8DC0">
-              <wp:simplePos x="0" y="0"/>
-              <wp:positionH relativeFrom="page">
-                <wp:posOffset>635</wp:posOffset>
-              </wp:positionH>
-              <wp:positionV relativeFrom="paragraph">
-                <wp:posOffset>-464185</wp:posOffset>
-              </wp:positionV>
-              <wp:extent cx="7566660" cy="3392170"/>
-              <wp:effectExtent l="0" t="0" r="0" b="0"/>
-              <wp:wrapNone/>
-              <wp:docPr id="1" name="Afbeelding 1" descr="Afbeelding met tekening, groen, Kinderkunst, Graphics&#10;&#10;Automatisch gegenereerde beschrijving"/>
-              <a:graphic xmlns:a="http://schemas.openxmlformats.org/drawingml/2006/main">
-                <a:graphicData uri="http://schemas.openxmlformats.org/drawingml/2006/picture">
-                  <pic:pic xmlns:pic="http://schemas.openxmlformats.org/drawingml/2006/picture">
-                    <pic:nvPicPr>
-                      <pic:cNvPr id="2" name="Afbeelding 1" descr="Afbeelding met tekening, groen, Kinderkunst, Graphics&#10;&#10;Automatisch gegenereerde beschrijving"/>
-                      <pic:cNvPicPr/>
-                    </pic:nvPicPr>
-                    <pic:blipFill>
-                      <a:blip r:embed="rId1"/>
-                      <a:srcRect l="0" t="68294" r="0" b="0"/>
-                      <a:stretch/>
-                    </pic:blipFill>
-                    <pic:spPr>
-                      <a:xfrm rot="10800000">
-                        <a:off x="0" y="0"/>
-                        <a:ext cx="7566840" cy="3392280"/>
-                      </a:xfrm>
-                      <a:prstGeom prst="rect">
-                        <a:avLst/>
-                      </a:prstGeom>
-                      <a:noFill/>
-                      <a:ln w="0">
-                        <a:noFill/>
-                      </a:ln>
-                    </pic:spPr>
-                  </pic:pic>
-                </a:graphicData>
-              </a:graphic>
-            </wp:anchor>
-          </w:drawing>
-        </mc:Choice>
-        <mc:Fallback>
-          <w:pict>
-            <v:shapetype id="_x0000_t75" coordsize="21600,21600" o:spt="75" o:preferrelative="t" path="m@4@5l@4@11@9@11@9@5xe" filled="f" stroked="f">
-              <v:stroke joinstyle="miter"/>
-              <v:formulas>
-                <v:f eqn="if lineDrawn pixelLineWidth 0"/>
-                <v:f eqn="sum @0 1 0"/>
-                <v:f eqn="sum 0 0 @1"/>
-                <v:f eqn="prod @2 1 2"/>
-                <v:f eqn="prod @3 21600 pixelWidth"/>
-                <v:f eqn="prod @3 21600 pixelHeight"/>
-                <v:f eqn="sum @0 0 1"/>
-                <v:f eqn="prod @6 1 2"/>
-                <v:f eqn="prod @7 21600 pixelWidth"/>
-                <v:f eqn="sum @8 21600 0"/>
-                <v:f eqn="prod @7 21600 pixelHeight"/>
-                <v:f eqn="sum @10 21600 0"/>
-              </v:formulas>
-              <v:path o:extrusionok="f" gradientshapeok="t" o:connecttype="rect"/>
-              <o:lock v:ext="edit" aspectratio="t"/>
-            </v:shapetype>
-            <v:shape id="shape_0" stroked="f" o:allowincell="f" style="position:absolute;margin-left:0.05pt;margin-top:-36.6pt;width:595.75pt;height:267.05pt;mso-wrap-style:none;v-text-anchor:middle;rotation:180;mso-position-horizontal-relative:page" wp14:anchorId="53DC8DC0" type="_x0000_t75">
-              <v:imagedata r:id="rId2" o:detectmouseclick="t"/>
-              <v:stroke color="#3465a4" joinstyle="round" endcap="flat"/>
-              <w10:wrap type="none"/>
-            </v:shape>
-          </w:pict>
-        </mc:Fallback>
-      </mc:AlternateContent>
-      <mc:AlternateContent>
-        <mc:Choice Requires="wps">
-          <w:drawing>
-            <wp:anchor distT="0" distB="0" distL="0" distR="0" simplePos="0" relativeHeight="4" behindDoc="1" locked="0" layoutInCell="0" allowOverlap="1" wp14:anchorId="073C7DBA">
-              <wp:simplePos x="0" y="0"/>
-              <wp:positionH relativeFrom="page">
-                <wp:posOffset>635</wp:posOffset>
-              </wp:positionH>
-              <wp:positionV relativeFrom="paragraph">
-                <wp:posOffset>-464185</wp:posOffset>
-              </wp:positionV>
-              <wp:extent cx="7566660" cy="3392170"/>
-              <wp:effectExtent l="0" t="0" r="0" b="0"/>
-              <wp:wrapNone/>
-              <wp:docPr id="3" name="Afbeelding 1" descr="Afbeelding met tekening, groen, Kinderkunst, Graphics&#10;&#10;Automatisch gegenereerde beschrijving"/>
-              <a:graphic xmlns:a="http://schemas.openxmlformats.org/drawingml/2006/main">
-                <a:graphicData uri="http://schemas.openxmlformats.org/drawingml/2006/picture">
-                  <pic:pic xmlns:pic="http://schemas.openxmlformats.org/drawingml/2006/picture">
-                    <pic:nvPicPr>
-                      <pic:cNvPr id="4" name="Afbeelding 1" descr="Afbeelding met tekening, groen, Kinderkunst, Graphics&#10;&#10;Automatisch gegenereerde beschrijving"/>
-                      <pic:cNvPicPr/>
-                    </pic:nvPicPr>
-                    <pic:blipFill>
-                      <a:blip r:embed="rId3"/>
-                      <a:srcRect l="0" t="68294" r="0" b="0"/>
-                      <a:stretch/>
-                    </pic:blipFill>
-                    <pic:spPr>
-                      <a:xfrm rot="10800000">
-                        <a:off x="0" y="0"/>
-                        <a:ext cx="7566840" cy="3392280"/>
-                      </a:xfrm>
-                      <a:prstGeom prst="rect">
-                        <a:avLst/>
-                      </a:prstGeom>
-                      <a:noFill/>
-                      <a:ln w="0">
-                        <a:noFill/>
-                      </a:ln>
-                    </pic:spPr>
-                  </pic:pic>
-                </a:graphicData>
-              </a:graphic>
-            </wp:anchor>
-          </w:drawing>
-        </mc:Choice>
-        <mc:Fallback>
-          <w:pict>
-            <v:shape id="shape_0" stroked="f" o:allowincell="f" style="position:absolute;margin-left:0.05pt;margin-top:-36.6pt;width:595.75pt;height:267.05pt;mso-wrap-style:none;v-text-anchor:middle;rotation:180;mso-position-horizontal-relative:page" wp14:anchorId="073C7DBA" type="_x0000_t75">
-              <v:imagedata r:id="rId4" o:detectmouseclick="t"/>
-              <v:stroke color="#3465a4" joinstyle="round" endcap="flat"/>
-              <w10:wrap type="none"/>
-            </v:shape>
-          </w:pict>
-        </mc:Fallback>
-      </mc:AlternateContent>
       <w:drawing>
-        <wp:anchor distT="0" distB="0" distL="0" distR="0" simplePos="0" relativeHeight="0" behindDoc="1" locked="0" layoutInCell="1" allowOverlap="1">
+        <wp:anchor distT="0" distB="0" distL="114300" distR="114300" simplePos="0" relativeHeight="251723264" behindDoc="0" locked="0" layoutInCell="1" allowOverlap="1" wp14:anchorId="5C1D452F" wp14:editId="69F41528">
           <wp:simplePos x="0" y="0"/>
           <wp:positionH relativeFrom="column">
             <wp:posOffset>5554345</wp:posOffset>
@@ -1841,7 +2935,7 @@
           <wp:extent cx="960120" cy="960120"/>
           <wp:effectExtent l="0" t="0" r="0" b="0"/>
           <wp:wrapNone/>
-          <wp:docPr id="5" name="Picture 4" descr="A logo with a person on a rope&#10;&#10;Description automatically generated"/>
+          <wp:docPr id="794326012" name="Picture 4" descr="A logo with a person on a rope&#10;&#10;Description automatically generated"/>
           <wp:cNvGraphicFramePr>
             <a:graphicFrameLocks xmlns:a="http://schemas.openxmlformats.org/drawingml/2006/main" noChangeAspect="1"/>
           </wp:cNvGraphicFramePr>
@@ -1849,18 +2943,32 @@
             <a:graphicData uri="http://schemas.openxmlformats.org/drawingml/2006/picture">
               <pic:pic xmlns:pic="http://schemas.openxmlformats.org/drawingml/2006/picture">
                 <pic:nvPicPr>
-                  <pic:cNvPr id="5" name="Picture 4" descr="A logo with a person on a rope&#10;&#10;Description automatically generated"/>
-                  <pic:cNvPicPr>
-                    <a:picLocks noChangeAspect="1" noChangeArrowheads="1"/>
-                  </pic:cNvPicPr>
+                  <pic:cNvPr id="1387063533" name="Picture 4" descr="A logo with a person on a rope&#10;&#10;Description automatically generated"/>
+                  <pic:cNvPicPr/>
                 </pic:nvPicPr>
                 <pic:blipFill>
-                  <a:blip r:embed="rId5"/>
+                  <a:blip r:embed="rId1">
+                    <a:clrChange>
+                      <a:clrFrom>
+                        <a:srgbClr val="FFFFFF"/>
+                      </a:clrFrom>
+                      <a:clrTo>
+                        <a:srgbClr val="FFFFFF">
+                          <a:alpha val="0"/>
+                        </a:srgbClr>
+                      </a:clrTo>
+                    </a:clrChange>
+                    <a:extLst>
+                      <a:ext uri="{28A0092B-C50C-407E-A947-70E740481C1C}">
+                        <a14:useLocalDpi xmlns:a14="http://schemas.microsoft.com/office/drawing/2010/main" val="0"/>
+                      </a:ext>
+                    </a:extLst>
+                  </a:blip>
                   <a:stretch>
                     <a:fillRect/>
                   </a:stretch>
                 </pic:blipFill>
-                <pic:spPr bwMode="auto">
+                <pic:spPr>
                   <a:xfrm>
                     <a:off x="0" y="0"/>
                     <a:ext cx="960120" cy="960120"/>
@@ -1872,6 +2980,158 @@
               </pic:pic>
             </a:graphicData>
           </a:graphic>
+          <wp14:sizeRelH relativeFrom="margin">
+            <wp14:pctWidth>0</wp14:pctWidth>
+          </wp14:sizeRelH>
+          <wp14:sizeRelV relativeFrom="margin">
+            <wp14:pctHeight>0</wp14:pctHeight>
+          </wp14:sizeRelV>
+        </wp:anchor>
+      </w:drawing>
+    </w:r>
+    <w:r>
+      <w:rPr>
+        <w:noProof/>
+        <w:color w:val="FFFFFF" w:themeColor="background1"/>
+        <w:sz w:val="36"/>
+        <w:szCs w:val="36"/>
+      </w:rPr>
+      <w:drawing>
+        <wp:anchor distT="0" distB="0" distL="114300" distR="114300" simplePos="0" relativeHeight="251652608" behindDoc="1" locked="0" layoutInCell="1" allowOverlap="1" wp14:anchorId="53DC8DC0" wp14:editId="4F36E002">
+          <wp:simplePos x="0" y="0"/>
+          <wp:positionH relativeFrom="page">
+            <wp:posOffset>635</wp:posOffset>
+          </wp:positionH>
+          <wp:positionV relativeFrom="paragraph">
+            <wp:posOffset>-464820</wp:posOffset>
+          </wp:positionV>
+          <wp:extent cx="7566699" cy="3392170"/>
+          <wp:effectExtent l="0" t="0" r="0" b="0"/>
+          <wp:wrapNone/>
+          <wp:docPr id="2053299463" name="Afbeelding 1" descr="Afbeelding met tekening, groen, Kinderkunst, Graphics&#10;&#10;Automatisch gegenereerde beschrijving"/>
+          <wp:cNvGraphicFramePr>
+            <a:graphicFrameLocks xmlns:a="http://schemas.openxmlformats.org/drawingml/2006/main" noChangeAspect="1"/>
+          </wp:cNvGraphicFramePr>
+          <a:graphic xmlns:a="http://schemas.openxmlformats.org/drawingml/2006/main">
+            <a:graphicData uri="http://schemas.openxmlformats.org/drawingml/2006/picture">
+              <pic:pic xmlns:pic="http://schemas.openxmlformats.org/drawingml/2006/picture">
+                <pic:nvPicPr>
+                  <pic:cNvPr id="2053299463" name="Afbeelding 1" descr="Afbeelding met tekening, groen, Kinderkunst, Graphics&#10;&#10;Automatisch gegenereerde beschrijving"/>
+                  <pic:cNvPicPr>
+                    <a:picLocks noChangeAspect="1" noChangeArrowheads="1"/>
+                  </pic:cNvPicPr>
+                </pic:nvPicPr>
+                <pic:blipFill rotWithShape="1">
+                  <a:blip r:embed="rId2">
+                    <a:extLst>
+                      <a:ext uri="{28A0092B-C50C-407E-A947-70E740481C1C}">
+                        <a14:useLocalDpi xmlns:a14="http://schemas.microsoft.com/office/drawing/2010/main" val="0"/>
+                      </a:ext>
+                    </a:extLst>
+                  </a:blip>
+                  <a:srcRect t="68293"/>
+                  <a:stretch/>
+                </pic:blipFill>
+                <pic:spPr bwMode="auto">
+                  <a:xfrm rot="10800000">
+                    <a:off x="0" y="0"/>
+                    <a:ext cx="7566699" cy="3392170"/>
+                  </a:xfrm>
+                  <a:prstGeom prst="rect">
+                    <a:avLst/>
+                  </a:prstGeom>
+                  <a:noFill/>
+                  <a:ln>
+                    <a:noFill/>
+                  </a:ln>
+                  <a:extLst>
+                    <a:ext uri="{53640926-AAD7-44D8-BBD7-CCE9431645EC}">
+                      <a14:shadowObscured xmlns:a14="http://schemas.microsoft.com/office/drawing/2010/main"/>
+                    </a:ext>
+                  </a:extLst>
+                </pic:spPr>
+              </pic:pic>
+            </a:graphicData>
+          </a:graphic>
+          <wp14:sizeRelH relativeFrom="page">
+            <wp14:pctWidth>0</wp14:pctWidth>
+          </wp14:sizeRelH>
+          <wp14:sizeRelV relativeFrom="page">
+            <wp14:pctHeight>0</wp14:pctHeight>
+          </wp14:sizeRelV>
+        </wp:anchor>
+      </w:drawing>
+    </w:r>
+    <w:r>
+      <w:rPr>
+        <w:noProof/>
+        <w:color w:val="FFFFFF" w:themeColor="background1"/>
+        <w:sz w:val="36"/>
+        <w:szCs w:val="36"/>
+      </w:rPr>
+      <w:drawing>
+        <wp:anchor distT="0" distB="0" distL="114300" distR="114300" simplePos="0" relativeHeight="251661824" behindDoc="1" locked="0" layoutInCell="1" allowOverlap="1" wp14:anchorId="073C7DBA" wp14:editId="36B0099C">
+          <wp:simplePos x="0" y="0"/>
+          <wp:positionH relativeFrom="page">
+            <wp:posOffset>635</wp:posOffset>
+          </wp:positionH>
+          <wp:positionV relativeFrom="paragraph">
+            <wp:posOffset>-464820</wp:posOffset>
+          </wp:positionV>
+          <wp:extent cx="7566699" cy="3392170"/>
+          <wp:effectExtent l="0" t="0" r="0" b="0"/>
+          <wp:wrapNone/>
+          <wp:docPr id="306837879" name="Afbeelding 1" descr="Afbeelding met tekening, groen, Kinderkunst, Graphics&#10;&#10;Automatisch gegenereerde beschrijving"/>
+          <wp:cNvGraphicFramePr>
+            <a:graphicFrameLocks xmlns:a="http://schemas.openxmlformats.org/drawingml/2006/main" noChangeAspect="1"/>
+          </wp:cNvGraphicFramePr>
+          <a:graphic xmlns:a="http://schemas.openxmlformats.org/drawingml/2006/main">
+            <a:graphicData uri="http://schemas.openxmlformats.org/drawingml/2006/picture">
+              <pic:pic xmlns:pic="http://schemas.openxmlformats.org/drawingml/2006/picture">
+                <pic:nvPicPr>
+                  <pic:cNvPr id="2053299463" name="Afbeelding 1" descr="Afbeelding met tekening, groen, Kinderkunst, Graphics&#10;&#10;Automatisch gegenereerde beschrijving"/>
+                  <pic:cNvPicPr>
+                    <a:picLocks noChangeAspect="1" noChangeArrowheads="1"/>
+                  </pic:cNvPicPr>
+                </pic:nvPicPr>
+                <pic:blipFill rotWithShape="1">
+                  <a:blip r:embed="rId2">
+                    <a:extLst>
+                      <a:ext uri="{28A0092B-C50C-407E-A947-70E740481C1C}">
+                        <a14:useLocalDpi xmlns:a14="http://schemas.microsoft.com/office/drawing/2010/main" val="0"/>
+                      </a:ext>
+                    </a:extLst>
+                  </a:blip>
+                  <a:srcRect t="68293"/>
+                  <a:stretch/>
+                </pic:blipFill>
+                <pic:spPr bwMode="auto">
+                  <a:xfrm rot="10800000">
+                    <a:off x="0" y="0"/>
+                    <a:ext cx="7566699" cy="3392170"/>
+                  </a:xfrm>
+                  <a:prstGeom prst="rect">
+                    <a:avLst/>
+                  </a:prstGeom>
+                  <a:noFill/>
+                  <a:ln>
+                    <a:noFill/>
+                  </a:ln>
+                  <a:extLst>
+                    <a:ext uri="{53640926-AAD7-44D8-BBD7-CCE9431645EC}">
+                      <a14:shadowObscured xmlns:a14="http://schemas.microsoft.com/office/drawing/2010/main"/>
+                    </a:ext>
+                  </a:extLst>
+                </pic:spPr>
+              </pic:pic>
+            </a:graphicData>
+          </a:graphic>
+          <wp14:sizeRelH relativeFrom="page">
+            <wp14:pctWidth>0</wp14:pctWidth>
+          </wp14:sizeRelH>
+          <wp14:sizeRelV relativeFrom="page">
+            <wp14:pctHeight>0</wp14:pctHeight>
+          </wp14:sizeRelV>
         </wp:anchor>
       </w:drawing>
     </w:r>
@@ -1879,111 +3139,44 @@
   <w:p>
     <w:pPr>
       <w:pStyle w:val="NormalWeb"/>
-      <w:spacing w:before="0" w:after="280"/>
       <w:contextualSpacing/>
       <w:jc w:val="both"/>
       <w:rPr>
-        <w:color w:themeColor="background1" w:val="FFFFFF"/>
+        <w:color w:val="FFFFFF" w:themeColor="background1"/>
         <w:sz w:val="36"/>
         <w:szCs w:val="36"/>
       </w:rPr>
     </w:pPr>
-    <w:r>
-      <w:rPr>
-        <w:color w:themeColor="background1" w:val="FFFFFF"/>
-        <w:sz w:val="36"/>
-        <w:szCs w:val="36"/>
-      </w:rPr>
-    </w:r>
   </w:p>
   <w:p>
     <w:pPr>
       <w:pStyle w:val="NormalWeb"/>
-      <w:spacing w:before="0" w:after="280"/>
-      <w:rPr/>
     </w:pPr>
-    <w:r>
-      <w:rPr/>
-    </w:r>
   </w:p>
   <w:p>
     <w:pPr>
       <w:pStyle w:val="Header"/>
-      <w:rPr/>
     </w:pPr>
-    <w:r>
-      <w:rPr/>
-    </w:r>
   </w:p>
 </w:hdr>
 </file>
 
-<file path=word/header3.xml><?xml version="1.0" encoding="utf-8"?>
-<w:hdr xmlns:o="urn:schemas-microsoft-com:office:office" xmlns:r="http://schemas.openxmlformats.org/officeDocument/2006/relationships" xmlns:v="urn:schemas-microsoft-com:vml" xmlns:w="http://schemas.openxmlformats.org/wordprocessingml/2006/main" xmlns:w10="urn:schemas-microsoft-com:office:word" xmlns:wp="http://schemas.openxmlformats.org/drawingml/2006/wordprocessingDrawing" xmlns:pic="http://schemas.openxmlformats.org/drawingml/2006/picture" xmlns:wps="http://schemas.microsoft.com/office/word/2010/wordprocessingShape" xmlns:wpg="http://schemas.microsoft.com/office/word/2010/wordprocessingGroup" xmlns:mc="http://schemas.openxmlformats.org/markup-compatibility/2006" xmlns:wp14="http://schemas.microsoft.com/office/word/2010/wordprocessingDrawing" xmlns:w14="http://schemas.microsoft.com/office/word/2010/wordml" xmlns:w15="http://schemas.microsoft.com/office/word/2012/wordml" mc:Ignorable="w14 wp14 w15">
+<file path=word/header2.xml><?xml version="1.0" encoding="utf-8"?>
+<w:hdr xmlns:wpc="http://schemas.microsoft.com/office/word/2010/wordprocessingCanvas" xmlns:cx="http://schemas.microsoft.com/office/drawing/2014/chartex" xmlns:cx1="http://schemas.microsoft.com/office/drawing/2015/9/8/chartex" xmlns:cx2="http://schemas.microsoft.com/office/drawing/2015/10/21/chartex" xmlns:cx3="http://schemas.microsoft.com/office/drawing/2016/5/9/chartex" xmlns:cx4="http://schemas.microsoft.com/office/drawing/2016/5/10/chartex" xmlns:cx5="http://schemas.microsoft.com/office/drawing/2016/5/11/chartex" xmlns:cx6="http://schemas.microsoft.com/office/drawing/2016/5/12/chartex" xmlns:cx7="http://schemas.microsoft.com/office/drawing/2016/5/13/chartex" xmlns:cx8="http://schemas.microsoft.com/office/drawing/2016/5/14/chartex" xmlns:mc="http://schemas.openxmlformats.org/markup-compatibility/2006" xmlns:aink="http://schemas.microsoft.com/office/drawing/2016/ink" xmlns:am3d="http://schemas.microsoft.com/office/drawing/2017/model3d" xmlns:o="urn:schemas-microsoft-com:office:office" xmlns:oel="http://schemas.microsoft.com/office/2019/extlst" xmlns:r="http://schemas.openxmlformats.org/officeDocument/2006/relationships" xmlns:m="http://schemas.openxmlformats.org/officeDocument/2006/math" xmlns:v="urn:schemas-microsoft-com:vml" xmlns:wp14="http://schemas.microsoft.com/office/word/2010/wordprocessingDrawing" xmlns:wp="http://schemas.openxmlformats.org/drawingml/2006/wordprocessingDrawing" xmlns:w10="urn:schemas-microsoft-com:office:word" xmlns:w="http://schemas.openxmlformats.org/wordprocessingml/2006/main" xmlns:w14="http://schemas.microsoft.com/office/word/2010/wordml" xmlns:w15="http://schemas.microsoft.com/office/word/2012/wordml" xmlns:w16cex="http://schemas.microsoft.com/office/word/2018/wordml/cex" xmlns:w16cid="http://schemas.microsoft.com/office/word/2016/wordml/cid" xmlns:w16="http://schemas.microsoft.com/office/word/2018/wordml" xmlns:w16du="http://schemas.microsoft.com/office/word/2023/wordml/word16du" xmlns:w16sdtdh="http://schemas.microsoft.com/office/word/2020/wordml/sdtdatahash" xmlns:w16sdtfl="http://schemas.microsoft.com/office/word/2024/wordml/sdtformatlock" xmlns:w16se="http://schemas.microsoft.com/office/word/2015/wordml/symex" xmlns:wpg="http://schemas.microsoft.com/office/word/2010/wordprocessingGroup" xmlns:wpi="http://schemas.microsoft.com/office/word/2010/wordprocessingInk" xmlns:wne="http://schemas.microsoft.com/office/word/2006/wordml" xmlns:wps="http://schemas.microsoft.com/office/word/2010/wordprocessingShape" xmlns:a="http://schemas.openxmlformats.org/drawingml/2006/main" xmlns:pic="http://schemas.openxmlformats.org/drawingml/2006/picture" xmlns:a14="http://schemas.microsoft.com/office/drawing/2010/main" mc:Ignorable="w14 w15 w16se w16cid w16 w16cex w16sdtdh w16sdtfl w16du wp14">
   <w:p>
     <w:pPr>
       <w:pStyle w:val="Header"/>
-      <w:rPr/>
+      <w:rPr>
+        <w:rFonts w:ascii="Oswald Stencil" w:hAnsi="Oswald Stencil" w:eastAsia="Oswald Stencil" w:cs="Oswald Stencil"/>
+        <w:color w:val="FFFFFF" w:themeColor="background1" w:themeTint="FF" w:themeShade="FF"/>
+        <w:sz w:val="32"/>
+        <w:szCs w:val="32"/>
+        <w:lang w:val="en-US"/>
+      </w:rPr>
     </w:pPr>
     <w:r>
-      <mc:AlternateContent>
-        <mc:Choice Requires="wps">
-          <w:drawing>
-            <wp:anchor distT="0" distB="0" distL="0" distR="0" simplePos="0" relativeHeight="2" behindDoc="1" locked="0" layoutInCell="1" allowOverlap="1" wp14:anchorId="2C8921AD">
-              <wp:simplePos x="0" y="0"/>
-              <wp:positionH relativeFrom="column">
-                <wp:posOffset>-904240</wp:posOffset>
-              </wp:positionH>
-              <wp:positionV relativeFrom="paragraph">
-                <wp:posOffset>-494665</wp:posOffset>
-              </wp:positionV>
-              <wp:extent cx="7566660" cy="3392170"/>
-              <wp:effectExtent l="0" t="0" r="0" b="0"/>
-              <wp:wrapNone/>
-              <wp:docPr id="6" name="Afbeelding 1" descr="Afbeelding met tekening, groen, Kinderkunst, Graphics&#10;&#10;Automatisch gegenereerde beschrijving"/>
-              <a:graphic xmlns:a="http://schemas.openxmlformats.org/drawingml/2006/main">
-                <a:graphicData uri="http://schemas.openxmlformats.org/drawingml/2006/picture">
-                  <pic:pic xmlns:pic="http://schemas.openxmlformats.org/drawingml/2006/picture">
-                    <pic:nvPicPr>
-                      <pic:cNvPr id="7" name="Afbeelding 1" descr="Afbeelding met tekening, groen, Kinderkunst, Graphics&#10;&#10;Automatisch gegenereerde beschrijving"/>
-                      <pic:cNvPicPr/>
-                    </pic:nvPicPr>
-                    <pic:blipFill>
-                      <a:blip r:embed="rId1"/>
-                      <a:srcRect l="0" t="68294" r="0" b="0"/>
-                      <a:stretch/>
-                    </pic:blipFill>
-                    <pic:spPr>
-                      <a:xfrm rot="10800000">
-                        <a:off x="0" y="0"/>
-                        <a:ext cx="7566840" cy="3392280"/>
-                      </a:xfrm>
-                      <a:prstGeom prst="rect">
-                        <a:avLst/>
-                      </a:prstGeom>
-                      <a:noFill/>
-                      <a:ln w="0">
-                        <a:noFill/>
-                      </a:ln>
-                    </pic:spPr>
-                  </pic:pic>
-                </a:graphicData>
-              </a:graphic>
-            </wp:anchor>
-          </w:drawing>
-        </mc:Choice>
-        <mc:Fallback>
-          <w:pict>
-            <v:shape id="shape_0" stroked="f" o:allowincell="f" style="position:absolute;margin-left:-71.25pt;margin-top:-39pt;width:595.75pt;height:267.05pt;mso-wrap-style:none;v-text-anchor:middle;rotation:180" wp14:anchorId="2C8921AD" type="_x0000_t75">
-              <v:imagedata r:id="rId2" o:detectmouseclick="t"/>
-              <v:stroke color="#3465a4" joinstyle="round" endcap="flat"/>
-              <w10:wrap type="none"/>
-            </v:shape>
-          </w:pict>
-        </mc:Fallback>
-      </mc:AlternateContent>
       <w:drawing>
-        <wp:anchor distT="0" distB="0" distL="0" distR="0" simplePos="0" relativeHeight="6" behindDoc="1" locked="0" layoutInCell="1" allowOverlap="1">
+        <wp:anchor distT="0" distB="0" distL="114300" distR="114300" simplePos="0" relativeHeight="251658240" behindDoc="0" locked="0" layoutInCell="1" allowOverlap="1" wp14:editId="42018C32" wp14:anchorId="5CCE8D44">
           <wp:simplePos x="0" y="0"/>
           <wp:positionH relativeFrom="column">
             <wp:posOffset>5010150</wp:posOffset>
@@ -1991,332 +3184,810 @@
           <wp:positionV relativeFrom="paragraph">
             <wp:posOffset>-266700</wp:posOffset>
           </wp:positionV>
-          <wp:extent cx="1273175" cy="1273175"/>
+          <wp:extent cx="1273419" cy="1273419"/>
           <wp:effectExtent l="0" t="0" r="0" b="0"/>
           <wp:wrapNone/>
-          <wp:docPr id="8" name="drawing"/>
+          <wp:docPr id="1337350061" name="drawing"/>
+          <wp:cNvGraphicFramePr>
+            <a:graphicFrameLocks noChangeAspect="1"/>
+          </wp:cNvGraphicFramePr>
+          <a:graphic>
+            <a:graphicData xmlns:a="http://schemas.openxmlformats.org/drawingml/2006/main" uri="http://schemas.openxmlformats.org/drawingml/2006/picture">
+              <pic:pic xmlns:pic="http://schemas.openxmlformats.org/drawingml/2006/picture">
+                <pic:nvPicPr>
+                  <pic:cNvPr id="516284718" name="Picture 516284718"/>
+                  <pic:cNvPicPr/>
+                </pic:nvPicPr>
+                <pic:blipFill>
+                  <a:blip xmlns:r="http://schemas.openxmlformats.org/officeDocument/2006/relationships" r:embed="rId402413881">
+                    <a:extLst>
+                      <a:ext uri="{28A0092B-C50C-407E-A947-70E740481C1C}">
+                        <a14:useLocalDpi xmlns:a14="http://schemas.microsoft.com/office/drawing/2010/main"/>
+                      </a:ext>
+                    </a:extLst>
+                  </a:blip>
+                  <a:stretch>
+                    <a:fillRect/>
+                  </a:stretch>
+                </pic:blipFill>
+                <pic:spPr>
+                  <a:xfrm rot="0">
+                    <a:off x="0" y="0"/>
+                    <a:ext cx="1273419" cy="1273419"/>
+                  </a:xfrm>
+                  <a:prstGeom prst="rect">
+                    <a:avLst/>
+                  </a:prstGeom>
+                </pic:spPr>
+              </pic:pic>
+            </a:graphicData>
+          </a:graphic>
+          <wp14:sizeRelH relativeFrom="page">
+            <wp14:pctWidth>0</wp14:pctWidth>
+          </wp14:sizeRelH>
+          <wp14:sizeRelV relativeFrom="page">
+            <wp14:pctHeight>0</wp14:pctHeight>
+          </wp14:sizeRelV>
+        </wp:anchor>
+      </w:drawing>
+    </w:r>
+    <w:r>
+      <w:rPr>
+        <w:noProof/>
+        <w:color w:val="FFFFFF" w:themeColor="background1"/>
+        <w:sz w:val="36"/>
+        <w:szCs w:val="36"/>
+      </w:rPr>
+      <w:drawing>
+        <wp:anchor distT="0" distB="0" distL="114300" distR="114300" simplePos="0" relativeHeight="251620864" behindDoc="1" locked="0" layoutInCell="1" allowOverlap="1" wp14:anchorId="2C8921AD" wp14:editId="1A793C15">
+          <wp:simplePos x="0" y="0"/>
+          <wp:positionH relativeFrom="column">
+            <wp:posOffset>-904875</wp:posOffset>
+          </wp:positionH>
+          <wp:positionV relativeFrom="paragraph">
+            <wp:posOffset>-495300</wp:posOffset>
+          </wp:positionV>
+          <wp:extent cx="7566699" cy="3392170"/>
+          <wp:effectExtent l="0" t="0" r="0" b="0"/>
+          <wp:wrapNone/>
+          <wp:docPr id="1230693885" name="Afbeelding 1" descr="Afbeelding met tekening, groen, Kinderkunst, Graphics&#10;&#10;Automatisch gegenereerde beschrijving"/>
           <wp:cNvGraphicFramePr>
             <a:graphicFrameLocks xmlns:a="http://schemas.openxmlformats.org/drawingml/2006/main" noChangeAspect="1"/>
           </wp:cNvGraphicFramePr>
           <a:graphic xmlns:a="http://schemas.openxmlformats.org/drawingml/2006/main">
-            <a:graphicData uri="http://schemas.openxmlformats.org/drawingml/2006/picture">
+            <a:graphicData xmlns:a="http://schemas.openxmlformats.org/drawingml/2006/main" uri="http://schemas.openxmlformats.org/drawingml/2006/picture">
               <pic:pic xmlns:pic="http://schemas.openxmlformats.org/drawingml/2006/picture">
                 <pic:nvPicPr>
-                  <pic:cNvPr id="8" name="drawing"/>
+                  <pic:cNvPr id="2053299463" name="Afbeelding 1" descr="Afbeelding met tekening, groen, Kinderkunst, Graphics&#10;&#10;Automatisch gegenereerde beschrijving"/>
                   <pic:cNvPicPr>
                     <a:picLocks noChangeAspect="1" noChangeArrowheads="1"/>
                   </pic:cNvPicPr>
                 </pic:nvPicPr>
-                <pic:blipFill>
-                  <a:blip r:embed="rId3"/>
-                  <a:stretch>
-                    <a:fillRect/>
-                  </a:stretch>
+                <pic:blipFill rotWithShape="1">
+                  <a:blip xmlns:r="http://schemas.openxmlformats.org/officeDocument/2006/relationships" r:embed="rId2">
+                    <a:extLst>
+                      <a:ext uri="{28A0092B-C50C-407E-A947-70E740481C1C}">
+                        <a14:useLocalDpi xmlns:a14="http://schemas.microsoft.com/office/drawing/2010/main" val="0"/>
+                      </a:ext>
+                    </a:extLst>
+                  </a:blip>
+                  <a:srcRect t="68293"/>
+                  <a:stretch/>
                 </pic:blipFill>
                 <pic:spPr bwMode="auto">
-                  <a:xfrm>
+                  <a:xfrm rot="10800000">
                     <a:off x="0" y="0"/>
-                    <a:ext cx="1273175" cy="1273175"/>
+                    <a:ext cx="7566699" cy="3392170"/>
                   </a:xfrm>
                   <a:prstGeom prst="rect">
                     <a:avLst/>
                   </a:prstGeom>
                   <a:noFill/>
+                  <a:ln>
+                    <a:noFill/>
+                  </a:ln>
+                  <a:extLst>
+                    <a:ext uri="{53640926-AAD7-44D8-BBD7-CCE9431645EC}">
+                      <a14:shadowObscured xmlns:a14="http://schemas.microsoft.com/office/drawing/2010/main"/>
+                    </a:ext>
+                  </a:extLst>
                 </pic:spPr>
               </pic:pic>
             </a:graphicData>
           </a:graphic>
+          <wp14:sizeRelH relativeFrom="page">
+            <wp14:pctWidth>0</wp14:pctWidth>
+          </wp14:sizeRelH>
+          <wp14:sizeRelV relativeFrom="page">
+            <wp14:pctHeight>0</wp14:pctHeight>
+          </wp14:sizeRelV>
         </wp:anchor>
       </w:drawing>
     </w:r>
     <w:r>
       <w:rPr>
-        <w:rFonts w:eastAsia="Oswald Stencil" w:cs="Oswald Stencil" w:ascii="Oswald Stencil" w:hAnsi="Oswald Stencil"/>
-        <w:color w:themeColor="background1" w:val="FFFFFF"/>
-        <w:sz w:val="40"/>
-        <w:szCs w:val="40"/>
+        <w:rFonts w:ascii="Oswald Stencil" w:hAnsi="Oswald Stencil" w:eastAsia="Oswald Stencil" w:cs="Oswald Stencil"/>
+        <w:color w:val="FFFFFF" w:themeColor="background1" w:themeTint="FF" w:themeShade="FF"/>
+        <w:sz w:val="32"/>
+        <w:szCs w:val="32"/>
         <w:lang w:val="en-US"/>
       </w:rPr>
-      <w:t>Inschrijfformulier {{ camp.name }} {{ camp.year }}</w:t>
+      <w:t xml:space="preserve">Bevestiging</w:t>
+    </w:r>
+    <w:r>
+      <w:rPr>
+        <w:rFonts w:ascii="Oswald Stencil" w:hAnsi="Oswald Stencil" w:eastAsia="Oswald Stencil" w:cs="Oswald Stencil"/>
+        <w:color w:val="FFFFFF" w:themeColor="background1" w:themeTint="FF" w:themeShade="FF"/>
+        <w:sz w:val="32"/>
+        <w:szCs w:val="32"/>
+        <w:lang w:val="en-US"/>
+      </w:rPr>
+      <w:t xml:space="preserve"> inschrijving</w:t>
+    </w:r>
+    <w:r>
+      <w:rPr>
+        <w:rFonts w:ascii="Oswald Stencil" w:hAnsi="Oswald Stencil" w:eastAsia="Oswald Stencil" w:cs="Oswald Stencil"/>
+        <w:color w:val="FFFFFF" w:themeColor="background1" w:themeTint="FF" w:themeShade="FF"/>
+        <w:sz w:val="32"/>
+        <w:szCs w:val="32"/>
+        <w:lang w:val="en-US"/>
+      </w:rPr>
+      <w:t xml:space="preserve"> </w:t>
+    </w:r>
+    <w:r>
+      <w:rPr>
+        <w:rFonts w:ascii="Oswald Stencil" w:hAnsi="Oswald Stencil" w:eastAsia="Oswald Stencil" w:cs="Oswald Stencil"/>
+        <w:color w:val="FFFFFF" w:themeColor="background1" w:themeTint="FF" w:themeShade="FF"/>
+        <w:sz w:val="32"/>
+        <w:szCs w:val="32"/>
+        <w:lang w:val="en-US"/>
+      </w:rPr>
+      <w:t xml:space="preserve"> </w:t>
+    </w:r>
+    <w:r>
+      <w:rPr>
+        <w:rFonts w:ascii="Oswald Stencil" w:hAnsi="Oswald Stencil" w:eastAsia="Oswald Stencil" w:cs="Oswald Stencil"/>
+        <w:color w:val="FFFFFF" w:themeColor="background1" w:themeTint="FF" w:themeShade="FF"/>
+        <w:sz w:val="32"/>
+        <w:szCs w:val="32"/>
+        <w:lang w:val="en-US"/>
+      </w:rPr>
+      <w:t>{</w:t>
+    </w:r>
+    <w:r>
+      <w:rPr>
+        <w:rFonts w:ascii="Oswald Stencil" w:hAnsi="Oswald Stencil" w:eastAsia="Oswald Stencil" w:cs="Oswald Stencil"/>
+        <w:color w:val="FFFFFF" w:themeColor="background1" w:themeTint="FF" w:themeShade="FF"/>
+        <w:sz w:val="32"/>
+        <w:szCs w:val="32"/>
+        <w:lang w:val="en-US"/>
+      </w:rPr>
+      <w:t>{ camp</w:t>
+    </w:r>
+    <w:r>
+      <w:rPr>
+        <w:rFonts w:ascii="Oswald Stencil" w:hAnsi="Oswald Stencil" w:eastAsia="Oswald Stencil" w:cs="Oswald Stencil"/>
+        <w:color w:val="FFFFFF" w:themeColor="background1" w:themeTint="FF" w:themeShade="FF"/>
+        <w:sz w:val="32"/>
+        <w:szCs w:val="32"/>
+        <w:lang w:val="en-US"/>
+      </w:rPr>
+      <w:t>.name</w:t>
+    </w:r>
+    <w:r>
+      <w:rPr>
+        <w:rFonts w:ascii="Oswald Stencil" w:hAnsi="Oswald Stencil" w:eastAsia="Oswald Stencil" w:cs="Oswald Stencil"/>
+        <w:color w:val="FFFFFF" w:themeColor="background1" w:themeTint="FF" w:themeShade="FF"/>
+        <w:sz w:val="32"/>
+        <w:szCs w:val="32"/>
+        <w:lang w:val="en-US"/>
+      </w:rPr>
+      <w:t xml:space="preserve"> </w:t>
+    </w:r>
+    <w:r>
+      <w:rPr>
+        <w:rFonts w:ascii="Oswald Stencil" w:hAnsi="Oswald Stencil" w:eastAsia="Oswald Stencil" w:cs="Oswald Stencil"/>
+        <w:color w:val="FFFFFF" w:themeColor="background1" w:themeTint="FF" w:themeShade="FF"/>
+        <w:sz w:val="32"/>
+        <w:szCs w:val="32"/>
+        <w:lang w:val="en-US"/>
+      </w:rPr>
+      <w:t xml:space="preserve">}} </w:t>
+    </w:r>
+    <w:r>
+      <w:rPr>
+        <w:rFonts w:ascii="Oswald Stencil" w:hAnsi="Oswald Stencil" w:eastAsia="Oswald Stencil" w:cs="Oswald Stencil"/>
+        <w:color w:val="FFFFFF" w:themeColor="background1" w:themeTint="FF" w:themeShade="FF"/>
+        <w:sz w:val="32"/>
+        <w:szCs w:val="32"/>
+        <w:lang w:val="en-US"/>
+      </w:rPr>
+      <w:t xml:space="preserve"> </w:t>
+    </w:r>
+    <w:r>
+      <w:rPr>
+        <w:rFonts w:ascii="Oswald Stencil" w:hAnsi="Oswald Stencil" w:eastAsia="Oswald Stencil" w:cs="Oswald Stencil"/>
+        <w:color w:val="FFFFFF" w:themeColor="background1" w:themeTint="FF" w:themeShade="FF"/>
+        <w:sz w:val="32"/>
+        <w:szCs w:val="32"/>
+        <w:lang w:val="en-US"/>
+      </w:rPr>
+      <w:t>{</w:t>
+    </w:r>
+    <w:r>
+      <w:rPr>
+        <w:rFonts w:ascii="Oswald Stencil" w:hAnsi="Oswald Stencil" w:eastAsia="Oswald Stencil" w:cs="Oswald Stencil"/>
+        <w:color w:val="FFFFFF" w:themeColor="background1" w:themeTint="FF" w:themeShade="FF"/>
+        <w:sz w:val="32"/>
+        <w:szCs w:val="32"/>
+        <w:lang w:val="en-US"/>
+      </w:rPr>
+      <w:t xml:space="preserve">{ </w:t>
+    </w:r>
+    <w:r>
+      <w:rPr>
+        <w:rFonts w:ascii="Oswald Stencil" w:hAnsi="Oswald Stencil" w:eastAsia="Oswald Stencil" w:cs="Oswald Stencil"/>
+        <w:color w:val="FFFFFF" w:themeColor="background1" w:themeTint="FF" w:themeShade="FF"/>
+        <w:sz w:val="32"/>
+        <w:szCs w:val="32"/>
+        <w:lang w:val="en-US"/>
+      </w:rPr>
+      <w:t>camp.</w:t>
+    </w:r>
+    <w:r>
+      <w:rPr>
+        <w:rFonts w:ascii="Oswald Stencil" w:hAnsi="Oswald Stencil" w:eastAsia="Oswald Stencil" w:cs="Oswald Stencil"/>
+        <w:color w:val="FFFFFF" w:themeColor="background1" w:themeTint="FF" w:themeShade="FF"/>
+        <w:sz w:val="32"/>
+        <w:szCs w:val="32"/>
+        <w:lang w:val="en-US"/>
+      </w:rPr>
+      <w:t>year</w:t>
+    </w:r>
+    <w:r>
+      <w:rPr>
+        <w:rFonts w:ascii="Oswald Stencil" w:hAnsi="Oswald Stencil" w:eastAsia="Oswald Stencil" w:cs="Oswald Stencil"/>
+        <w:color w:val="FFFFFF" w:themeColor="background1" w:themeTint="FF" w:themeShade="FF"/>
+        <w:sz w:val="32"/>
+        <w:szCs w:val="32"/>
+        <w:lang w:val="en-US"/>
+      </w:rPr>
+      <w:t xml:space="preserve"> }}</w:t>
     </w:r>
   </w:p>
 </w:hdr>
 </file>
 
 <file path=word/numbering.xml><?xml version="1.0" encoding="utf-8"?>
-<w:numbering xmlns:w="http://schemas.openxmlformats.org/wordprocessingml/2006/main" xmlns:o="urn:schemas-microsoft-com:office:office" xmlns:r="http://schemas.openxmlformats.org/officeDocument/2006/relationships" xmlns:v="urn:schemas-microsoft-com:vml" xmlns:mc="http://schemas.openxmlformats.org/markup-compatibility/2006" xmlns:w14="http://schemas.microsoft.com/office/word/2010/wordml" mc:Ignorable="w14">
-  <w:abstractNum w:abstractNumId="1">
-    <w:lvl w:ilvl="0">
+<w:numbering xmlns:wpc="http://schemas.microsoft.com/office/word/2010/wordprocessingCanvas" xmlns:cx="http://schemas.microsoft.com/office/drawing/2014/chartex" xmlns:cx1="http://schemas.microsoft.com/office/drawing/2015/9/8/chartex" xmlns:cx2="http://schemas.microsoft.com/office/drawing/2015/10/21/chartex" xmlns:cx3="http://schemas.microsoft.com/office/drawing/2016/5/9/chartex" xmlns:cx4="http://schemas.microsoft.com/office/drawing/2016/5/10/chartex" xmlns:cx5="http://schemas.microsoft.com/office/drawing/2016/5/11/chartex" xmlns:cx6="http://schemas.microsoft.com/office/drawing/2016/5/12/chartex" xmlns:cx7="http://schemas.microsoft.com/office/drawing/2016/5/13/chartex" xmlns:cx8="http://schemas.microsoft.com/office/drawing/2016/5/14/chartex" xmlns:mc="http://schemas.openxmlformats.org/markup-compatibility/2006" xmlns:aink="http://schemas.microsoft.com/office/drawing/2016/ink" xmlns:am3d="http://schemas.microsoft.com/office/drawing/2017/model3d" xmlns:o="urn:schemas-microsoft-com:office:office" xmlns:oel="http://schemas.microsoft.com/office/2019/extlst" xmlns:r="http://schemas.openxmlformats.org/officeDocument/2006/relationships" xmlns:m="http://schemas.openxmlformats.org/officeDocument/2006/math" xmlns:v="urn:schemas-microsoft-com:vml" xmlns:wp14="http://schemas.microsoft.com/office/word/2010/wordprocessingDrawing" xmlns:wp="http://schemas.openxmlformats.org/drawingml/2006/wordprocessingDrawing" xmlns:w10="urn:schemas-microsoft-com:office:word" xmlns:w="http://schemas.openxmlformats.org/wordprocessingml/2006/main" xmlns:w14="http://schemas.microsoft.com/office/word/2010/wordml" xmlns:w15="http://schemas.microsoft.com/office/word/2012/wordml" xmlns:w16cex="http://schemas.microsoft.com/office/word/2018/wordml/cex" xmlns:w16cid="http://schemas.microsoft.com/office/word/2016/wordml/cid" xmlns:w16="http://schemas.microsoft.com/office/word/2018/wordml" xmlns:w16du="http://schemas.microsoft.com/office/word/2023/wordml/word16du" xmlns:w16sdtdh="http://schemas.microsoft.com/office/word/2020/wordml/sdtdatahash" xmlns:w16sdtfl="http://schemas.microsoft.com/office/word/2024/wordml/sdtformatlock" xmlns:w16se="http://schemas.microsoft.com/office/word/2015/wordml/symex" xmlns:wpg="http://schemas.microsoft.com/office/word/2010/wordprocessingGroup" xmlns:wpi="http://schemas.microsoft.com/office/word/2010/wordprocessingInk" xmlns:wne="http://schemas.microsoft.com/office/word/2006/wordml" xmlns:wps="http://schemas.microsoft.com/office/word/2010/wordprocessingShape" mc:Ignorable="w14 w15 w16se w16cid w16 w16cex w16sdtdh w16sdtfl w16du wp14">
+  <w:abstractNum w:abstractNumId="0" w15:restartNumberingAfterBreak="0">
+    <w:nsid w:val="09DE3A44"/>
+    <w:multiLevelType w:val="hybridMultilevel"/>
+    <w:tmpl w:val="5ECC3DAC"/>
+    <w:lvl w:ilvl="0" w:tplc="08090001">
+      <w:start w:val="1"/>
+      <w:numFmt w:val="bullet"/>
+      <w:lvlText w:val=""/>
+      <w:lvlJc w:val="left"/>
+      <w:pPr>
+        <w:ind w:left="360" w:hanging="360"/>
+      </w:pPr>
+      <w:rPr>
+        <w:rFonts w:hint="default" w:ascii="Symbol" w:hAnsi="Symbol"/>
+      </w:rPr>
+    </w:lvl>
+    <w:lvl w:ilvl="1" w:tplc="08090003" w:tentative="1">
+      <w:start w:val="1"/>
+      <w:numFmt w:val="bullet"/>
+      <w:lvlText w:val="o"/>
+      <w:lvlJc w:val="left"/>
+      <w:pPr>
+        <w:ind w:left="1080" w:hanging="360"/>
+      </w:pPr>
+      <w:rPr>
+        <w:rFonts w:hint="default" w:ascii="Courier New" w:hAnsi="Courier New" w:cs="Courier New"/>
+      </w:rPr>
+    </w:lvl>
+    <w:lvl w:ilvl="2" w:tplc="08090005" w:tentative="1">
+      <w:start w:val="1"/>
+      <w:numFmt w:val="bullet"/>
+      <w:lvlText w:val=""/>
+      <w:lvlJc w:val="left"/>
+      <w:pPr>
+        <w:ind w:left="1800" w:hanging="360"/>
+      </w:pPr>
+      <w:rPr>
+        <w:rFonts w:hint="default" w:ascii="Wingdings" w:hAnsi="Wingdings"/>
+      </w:rPr>
+    </w:lvl>
+    <w:lvl w:ilvl="3" w:tplc="08090001" w:tentative="1">
+      <w:start w:val="1"/>
+      <w:numFmt w:val="bullet"/>
+      <w:lvlText w:val=""/>
+      <w:lvlJc w:val="left"/>
+      <w:pPr>
+        <w:ind w:left="2520" w:hanging="360"/>
+      </w:pPr>
+      <w:rPr>
+        <w:rFonts w:hint="default" w:ascii="Symbol" w:hAnsi="Symbol"/>
+      </w:rPr>
+    </w:lvl>
+    <w:lvl w:ilvl="4" w:tplc="08090003" w:tentative="1">
+      <w:start w:val="1"/>
+      <w:numFmt w:val="bullet"/>
+      <w:lvlText w:val="o"/>
+      <w:lvlJc w:val="left"/>
+      <w:pPr>
+        <w:ind w:left="3240" w:hanging="360"/>
+      </w:pPr>
+      <w:rPr>
+        <w:rFonts w:hint="default" w:ascii="Courier New" w:hAnsi="Courier New" w:cs="Courier New"/>
+      </w:rPr>
+    </w:lvl>
+    <w:lvl w:ilvl="5" w:tplc="08090005" w:tentative="1">
+      <w:start w:val="1"/>
+      <w:numFmt w:val="bullet"/>
+      <w:lvlText w:val=""/>
+      <w:lvlJc w:val="left"/>
+      <w:pPr>
+        <w:ind w:left="3960" w:hanging="360"/>
+      </w:pPr>
+      <w:rPr>
+        <w:rFonts w:hint="default" w:ascii="Wingdings" w:hAnsi="Wingdings"/>
+      </w:rPr>
+    </w:lvl>
+    <w:lvl w:ilvl="6" w:tplc="08090001" w:tentative="1">
+      <w:start w:val="1"/>
+      <w:numFmt w:val="bullet"/>
+      <w:lvlText w:val=""/>
+      <w:lvlJc w:val="left"/>
+      <w:pPr>
+        <w:ind w:left="4680" w:hanging="360"/>
+      </w:pPr>
+      <w:rPr>
+        <w:rFonts w:hint="default" w:ascii="Symbol" w:hAnsi="Symbol"/>
+      </w:rPr>
+    </w:lvl>
+    <w:lvl w:ilvl="7" w:tplc="08090003" w:tentative="1">
+      <w:start w:val="1"/>
+      <w:numFmt w:val="bullet"/>
+      <w:lvlText w:val="o"/>
+      <w:lvlJc w:val="left"/>
+      <w:pPr>
+        <w:ind w:left="5400" w:hanging="360"/>
+      </w:pPr>
+      <w:rPr>
+        <w:rFonts w:hint="default" w:ascii="Courier New" w:hAnsi="Courier New" w:cs="Courier New"/>
+      </w:rPr>
+    </w:lvl>
+    <w:lvl w:ilvl="8" w:tplc="08090005" w:tentative="1">
+      <w:start w:val="1"/>
+      <w:numFmt w:val="bullet"/>
+      <w:lvlText w:val=""/>
+      <w:lvlJc w:val="left"/>
+      <w:pPr>
+        <w:ind w:left="6120" w:hanging="360"/>
+      </w:pPr>
+      <w:rPr>
+        <w:rFonts w:hint="default" w:ascii="Wingdings" w:hAnsi="Wingdings"/>
+      </w:rPr>
+    </w:lvl>
+  </w:abstractNum>
+  <w:abstractNum w:abstractNumId="1" w15:restartNumberingAfterBreak="0">
+    <w:nsid w:val="0E0A43D5"/>
+    <w:multiLevelType w:val="hybridMultilevel"/>
+    <w:tmpl w:val="1DCC68DA"/>
+    <w:lvl w:ilvl="0" w:tplc="08090001">
+      <w:start w:val="1"/>
+      <w:numFmt w:val="bullet"/>
+      <w:lvlText w:val=""/>
+      <w:lvlJc w:val="left"/>
+      <w:pPr>
+        <w:ind w:left="720" w:hanging="360"/>
+      </w:pPr>
+      <w:rPr>
+        <w:rFonts w:hint="default" w:ascii="Symbol" w:hAnsi="Symbol"/>
+      </w:rPr>
+    </w:lvl>
+    <w:lvl w:ilvl="1" w:tplc="08090003" w:tentative="1">
+      <w:start w:val="1"/>
+      <w:numFmt w:val="bullet"/>
+      <w:lvlText w:val="o"/>
+      <w:lvlJc w:val="left"/>
+      <w:pPr>
+        <w:ind w:left="1440" w:hanging="360"/>
+      </w:pPr>
+      <w:rPr>
+        <w:rFonts w:hint="default" w:ascii="Courier New" w:hAnsi="Courier New" w:cs="Courier New"/>
+      </w:rPr>
+    </w:lvl>
+    <w:lvl w:ilvl="2" w:tplc="08090005" w:tentative="1">
+      <w:start w:val="1"/>
+      <w:numFmt w:val="bullet"/>
+      <w:lvlText w:val=""/>
+      <w:lvlJc w:val="left"/>
+      <w:pPr>
+        <w:ind w:left="2160" w:hanging="360"/>
+      </w:pPr>
+      <w:rPr>
+        <w:rFonts w:hint="default" w:ascii="Wingdings" w:hAnsi="Wingdings"/>
+      </w:rPr>
+    </w:lvl>
+    <w:lvl w:ilvl="3" w:tplc="08090001" w:tentative="1">
+      <w:start w:val="1"/>
+      <w:numFmt w:val="bullet"/>
+      <w:lvlText w:val=""/>
+      <w:lvlJc w:val="left"/>
+      <w:pPr>
+        <w:ind w:left="2880" w:hanging="360"/>
+      </w:pPr>
+      <w:rPr>
+        <w:rFonts w:hint="default" w:ascii="Symbol" w:hAnsi="Symbol"/>
+      </w:rPr>
+    </w:lvl>
+    <w:lvl w:ilvl="4" w:tplc="08090003" w:tentative="1">
+      <w:start w:val="1"/>
+      <w:numFmt w:val="bullet"/>
+      <w:lvlText w:val="o"/>
+      <w:lvlJc w:val="left"/>
+      <w:pPr>
+        <w:ind w:left="3600" w:hanging="360"/>
+      </w:pPr>
+      <w:rPr>
+        <w:rFonts w:hint="default" w:ascii="Courier New" w:hAnsi="Courier New" w:cs="Courier New"/>
+      </w:rPr>
+    </w:lvl>
+    <w:lvl w:ilvl="5" w:tplc="08090005" w:tentative="1">
+      <w:start w:val="1"/>
+      <w:numFmt w:val="bullet"/>
+      <w:lvlText w:val=""/>
+      <w:lvlJc w:val="left"/>
+      <w:pPr>
+        <w:ind w:left="4320" w:hanging="360"/>
+      </w:pPr>
+      <w:rPr>
+        <w:rFonts w:hint="default" w:ascii="Wingdings" w:hAnsi="Wingdings"/>
+      </w:rPr>
+    </w:lvl>
+    <w:lvl w:ilvl="6" w:tplc="08090001" w:tentative="1">
+      <w:start w:val="1"/>
+      <w:numFmt w:val="bullet"/>
+      <w:lvlText w:val=""/>
+      <w:lvlJc w:val="left"/>
+      <w:pPr>
+        <w:ind w:left="5040" w:hanging="360"/>
+      </w:pPr>
+      <w:rPr>
+        <w:rFonts w:hint="default" w:ascii="Symbol" w:hAnsi="Symbol"/>
+      </w:rPr>
+    </w:lvl>
+    <w:lvl w:ilvl="7" w:tplc="08090003" w:tentative="1">
+      <w:start w:val="1"/>
+      <w:numFmt w:val="bullet"/>
+      <w:lvlText w:val="o"/>
+      <w:lvlJc w:val="left"/>
+      <w:pPr>
+        <w:ind w:left="5760" w:hanging="360"/>
+      </w:pPr>
+      <w:rPr>
+        <w:rFonts w:hint="default" w:ascii="Courier New" w:hAnsi="Courier New" w:cs="Courier New"/>
+      </w:rPr>
+    </w:lvl>
+    <w:lvl w:ilvl="8" w:tplc="08090005" w:tentative="1">
+      <w:start w:val="1"/>
+      <w:numFmt w:val="bullet"/>
+      <w:lvlText w:val=""/>
+      <w:lvlJc w:val="left"/>
+      <w:pPr>
+        <w:ind w:left="6480" w:hanging="360"/>
+      </w:pPr>
+      <w:rPr>
+        <w:rFonts w:hint="default" w:ascii="Wingdings" w:hAnsi="Wingdings"/>
+      </w:rPr>
+    </w:lvl>
+  </w:abstractNum>
+  <w:abstractNum w:abstractNumId="2" w15:restartNumberingAfterBreak="0">
+    <w:nsid w:val="3FED1AFE"/>
+    <w:multiLevelType w:val="hybridMultilevel"/>
+    <w:tmpl w:val="8ABCBC7A"/>
+    <w:lvl w:ilvl="0" w:tplc="74321156">
       <w:start w:val="1"/>
       <w:numFmt w:val="bullet"/>
       <w:lvlText w:val=""/>
-      <w:lvlJc w:val="start"/>
+      <w:lvlJc w:val="left"/>
+      <w:pPr>
+        <w:tabs>
+          <w:tab w:val="num" w:pos="360"/>
+        </w:tabs>
+        <w:ind w:left="360" w:hanging="360"/>
+      </w:pPr>
+      <w:rPr>
+        <w:rFonts w:hint="default" w:ascii="Wingdings 2" w:hAnsi="Wingdings 2"/>
+      </w:rPr>
+    </w:lvl>
+    <w:lvl w:ilvl="1" w:tplc="04130003" w:tentative="1">
+      <w:start w:val="1"/>
+      <w:numFmt w:val="bullet"/>
+      <w:lvlText w:val="o"/>
+      <w:lvlJc w:val="left"/>
+      <w:pPr>
+        <w:tabs>
+          <w:tab w:val="num" w:pos="1440"/>
+        </w:tabs>
+        <w:ind w:left="1440" w:hanging="360"/>
+      </w:pPr>
+      <w:rPr>
+        <w:rFonts w:hint="default" w:ascii="Courier New" w:hAnsi="Courier New" w:cs="Courier New"/>
+      </w:rPr>
+    </w:lvl>
+    <w:lvl w:ilvl="2" w:tplc="04130005" w:tentative="1">
+      <w:start w:val="1"/>
+      <w:numFmt w:val="bullet"/>
+      <w:lvlText w:val=""/>
+      <w:lvlJc w:val="left"/>
+      <w:pPr>
+        <w:tabs>
+          <w:tab w:val="num" w:pos="2160"/>
+        </w:tabs>
+        <w:ind w:left="2160" w:hanging="360"/>
+      </w:pPr>
+      <w:rPr>
+        <w:rFonts w:hint="default" w:ascii="Wingdings" w:hAnsi="Wingdings"/>
+      </w:rPr>
+    </w:lvl>
+    <w:lvl w:ilvl="3" w:tplc="04130001" w:tentative="1">
+      <w:start w:val="1"/>
+      <w:numFmt w:val="bullet"/>
+      <w:lvlText w:val=""/>
+      <w:lvlJc w:val="left"/>
+      <w:pPr>
+        <w:tabs>
+          <w:tab w:val="num" w:pos="2880"/>
+        </w:tabs>
+        <w:ind w:left="2880" w:hanging="360"/>
+      </w:pPr>
+      <w:rPr>
+        <w:rFonts w:hint="default" w:ascii="Symbol" w:hAnsi="Symbol"/>
+      </w:rPr>
+    </w:lvl>
+    <w:lvl w:ilvl="4" w:tplc="04130003" w:tentative="1">
+      <w:start w:val="1"/>
+      <w:numFmt w:val="bullet"/>
+      <w:lvlText w:val="o"/>
+      <w:lvlJc w:val="left"/>
+      <w:pPr>
+        <w:tabs>
+          <w:tab w:val="num" w:pos="3600"/>
+        </w:tabs>
+        <w:ind w:left="3600" w:hanging="360"/>
+      </w:pPr>
+      <w:rPr>
+        <w:rFonts w:hint="default" w:ascii="Courier New" w:hAnsi="Courier New" w:cs="Courier New"/>
+      </w:rPr>
+    </w:lvl>
+    <w:lvl w:ilvl="5" w:tplc="04130005" w:tentative="1">
+      <w:start w:val="1"/>
+      <w:numFmt w:val="bullet"/>
+      <w:lvlText w:val=""/>
+      <w:lvlJc w:val="left"/>
+      <w:pPr>
+        <w:tabs>
+          <w:tab w:val="num" w:pos="4320"/>
+        </w:tabs>
+        <w:ind w:left="4320" w:hanging="360"/>
+      </w:pPr>
+      <w:rPr>
+        <w:rFonts w:hint="default" w:ascii="Wingdings" w:hAnsi="Wingdings"/>
+      </w:rPr>
+    </w:lvl>
+    <w:lvl w:ilvl="6" w:tplc="04130001" w:tentative="1">
+      <w:start w:val="1"/>
+      <w:numFmt w:val="bullet"/>
+      <w:lvlText w:val=""/>
+      <w:lvlJc w:val="left"/>
+      <w:pPr>
+        <w:tabs>
+          <w:tab w:val="num" w:pos="5040"/>
+        </w:tabs>
+        <w:ind w:left="5040" w:hanging="360"/>
+      </w:pPr>
+      <w:rPr>
+        <w:rFonts w:hint="default" w:ascii="Symbol" w:hAnsi="Symbol"/>
+      </w:rPr>
+    </w:lvl>
+    <w:lvl w:ilvl="7" w:tplc="04130003" w:tentative="1">
+      <w:start w:val="1"/>
+      <w:numFmt w:val="bullet"/>
+      <w:lvlText w:val="o"/>
+      <w:lvlJc w:val="left"/>
+      <w:pPr>
+        <w:tabs>
+          <w:tab w:val="num" w:pos="5760"/>
+        </w:tabs>
+        <w:ind w:left="5760" w:hanging="360"/>
+      </w:pPr>
+      <w:rPr>
+        <w:rFonts w:hint="default" w:ascii="Courier New" w:hAnsi="Courier New" w:cs="Courier New"/>
+      </w:rPr>
+    </w:lvl>
+    <w:lvl w:ilvl="8" w:tplc="04130005" w:tentative="1">
+      <w:start w:val="1"/>
+      <w:numFmt w:val="bullet"/>
+      <w:lvlText w:val=""/>
+      <w:lvlJc w:val="left"/>
+      <w:pPr>
+        <w:tabs>
+          <w:tab w:val="num" w:pos="6480"/>
+        </w:tabs>
+        <w:ind w:left="6480" w:hanging="360"/>
+      </w:pPr>
+      <w:rPr>
+        <w:rFonts w:hint="default" w:ascii="Wingdings" w:hAnsi="Wingdings"/>
+      </w:rPr>
+    </w:lvl>
+  </w:abstractNum>
+  <w:abstractNum w:abstractNumId="3" w15:restartNumberingAfterBreak="0">
+    <w:nsid w:val="6E1C0993"/>
+    <w:multiLevelType w:val="hybridMultilevel"/>
+    <w:tmpl w:val="ED380CC4"/>
+    <w:lvl w:ilvl="0" w:tplc="74321156">
+      <w:start w:val="1"/>
+      <w:numFmt w:val="bullet"/>
+      <w:lvlText w:val=""/>
+      <w:lvlJc w:val="left"/>
       <w:pPr>
         <w:tabs>
           <w:tab w:val="num" w:pos="720"/>
         </w:tabs>
-        <w:ind w:start="720" w:hanging="360"/>
+        <w:ind w:left="720" w:hanging="360"/>
       </w:pPr>
       <w:rPr>
-        <w:rFonts w:ascii="Wingdings 2" w:hAnsi="Wingdings 2" w:cs="Wingdings 2" w:hint="default"/>
+        <w:rFonts w:hint="default" w:ascii="Wingdings 2" w:hAnsi="Wingdings 2"/>
       </w:rPr>
     </w:lvl>
-    <w:lvl w:ilvl="1">
+    <w:lvl w:ilvl="1" w:tplc="04130003" w:tentative="1">
       <w:start w:val="1"/>
       <w:numFmt w:val="bullet"/>
       <w:lvlText w:val="o"/>
-      <w:lvlJc w:val="start"/>
+      <w:lvlJc w:val="left"/>
       <w:pPr>
         <w:tabs>
           <w:tab w:val="num" w:pos="1440"/>
         </w:tabs>
-        <w:ind w:start="1440" w:hanging="360"/>
+        <w:ind w:left="1440" w:hanging="360"/>
       </w:pPr>
       <w:rPr>
-        <w:rFonts w:ascii="Courier New" w:hAnsi="Courier New" w:cs="Courier New" w:hint="default"/>
+        <w:rFonts w:hint="default" w:ascii="Courier New" w:hAnsi="Courier New" w:cs="Courier New"/>
       </w:rPr>
     </w:lvl>
-    <w:lvl w:ilvl="2">
+    <w:lvl w:ilvl="2" w:tplc="04130005" w:tentative="1">
       <w:start w:val="1"/>
       <w:numFmt w:val="bullet"/>
       <w:lvlText w:val=""/>
-      <w:lvlJc w:val="start"/>
+      <w:lvlJc w:val="left"/>
       <w:pPr>
         <w:tabs>
           <w:tab w:val="num" w:pos="2160"/>
         </w:tabs>
-        <w:ind w:start="2160" w:hanging="360"/>
+        <w:ind w:left="2160" w:hanging="360"/>
       </w:pPr>
       <w:rPr>
-        <w:rFonts w:ascii="Wingdings" w:hAnsi="Wingdings" w:cs="Wingdings" w:hint="default"/>
+        <w:rFonts w:hint="default" w:ascii="Wingdings" w:hAnsi="Wingdings"/>
       </w:rPr>
     </w:lvl>
-    <w:lvl w:ilvl="3">
+    <w:lvl w:ilvl="3" w:tplc="04130001" w:tentative="1">
       <w:start w:val="1"/>
       <w:numFmt w:val="bullet"/>
       <w:lvlText w:val=""/>
-      <w:lvlJc w:val="start"/>
+      <w:lvlJc w:val="left"/>
       <w:pPr>
         <w:tabs>
           <w:tab w:val="num" w:pos="2880"/>
         </w:tabs>
-        <w:ind w:start="2880" w:hanging="360"/>
+        <w:ind w:left="2880" w:hanging="360"/>
       </w:pPr>
       <w:rPr>
-        <w:rFonts w:ascii="Symbol" w:hAnsi="Symbol" w:cs="Symbol" w:hint="default"/>
+        <w:rFonts w:hint="default" w:ascii="Symbol" w:hAnsi="Symbol"/>
       </w:rPr>
     </w:lvl>
-    <w:lvl w:ilvl="4">
+    <w:lvl w:ilvl="4" w:tplc="04130003" w:tentative="1">
       <w:start w:val="1"/>
       <w:numFmt w:val="bullet"/>
       <w:lvlText w:val="o"/>
-      <w:lvlJc w:val="start"/>
+      <w:lvlJc w:val="left"/>
       <w:pPr>
         <w:tabs>
           <w:tab w:val="num" w:pos="3600"/>
         </w:tabs>
-        <w:ind w:start="3600" w:hanging="360"/>
+        <w:ind w:left="3600" w:hanging="360"/>
       </w:pPr>
       <w:rPr>
-        <w:rFonts w:ascii="Courier New" w:hAnsi="Courier New" w:cs="Courier New" w:hint="default"/>
+        <w:rFonts w:hint="default" w:ascii="Courier New" w:hAnsi="Courier New" w:cs="Courier New"/>
       </w:rPr>
     </w:lvl>
-    <w:lvl w:ilvl="5">
+    <w:lvl w:ilvl="5" w:tplc="04130005" w:tentative="1">
       <w:start w:val="1"/>
       <w:numFmt w:val="bullet"/>
       <w:lvlText w:val=""/>
-      <w:lvlJc w:val="start"/>
+      <w:lvlJc w:val="left"/>
       <w:pPr>
         <w:tabs>
           <w:tab w:val="num" w:pos="4320"/>
         </w:tabs>
-        <w:ind w:start="4320" w:hanging="360"/>
+        <w:ind w:left="4320" w:hanging="360"/>
       </w:pPr>
       <w:rPr>
-        <w:rFonts w:ascii="Wingdings" w:hAnsi="Wingdings" w:cs="Wingdings" w:hint="default"/>
+        <w:rFonts w:hint="default" w:ascii="Wingdings" w:hAnsi="Wingdings"/>
       </w:rPr>
     </w:lvl>
-    <w:lvl w:ilvl="6">
+    <w:lvl w:ilvl="6" w:tplc="04130001" w:tentative="1">
       <w:start w:val="1"/>
       <w:numFmt w:val="bullet"/>
       <w:lvlText w:val=""/>
-      <w:lvlJc w:val="start"/>
+      <w:lvlJc w:val="left"/>
       <w:pPr>
         <w:tabs>
           <w:tab w:val="num" w:pos="5040"/>
         </w:tabs>
-        <w:ind w:start="5040" w:hanging="360"/>
+        <w:ind w:left="5040" w:hanging="360"/>
       </w:pPr>
       <w:rPr>
-        <w:rFonts w:ascii="Symbol" w:hAnsi="Symbol" w:cs="Symbol" w:hint="default"/>
+        <w:rFonts w:hint="default" w:ascii="Symbol" w:hAnsi="Symbol"/>
       </w:rPr>
     </w:lvl>
-    <w:lvl w:ilvl="7">
+    <w:lvl w:ilvl="7" w:tplc="04130003" w:tentative="1">
       <w:start w:val="1"/>
       <w:numFmt w:val="bullet"/>
       <w:lvlText w:val="o"/>
-      <w:lvlJc w:val="start"/>
+      <w:lvlJc w:val="left"/>
       <w:pPr>
         <w:tabs>
           <w:tab w:val="num" w:pos="5760"/>
         </w:tabs>
-        <w:ind w:start="5760" w:hanging="360"/>
+        <w:ind w:left="5760" w:hanging="360"/>
       </w:pPr>
       <w:rPr>
-        <w:rFonts w:ascii="Courier New" w:hAnsi="Courier New" w:cs="Courier New" w:hint="default"/>
+        <w:rFonts w:hint="default" w:ascii="Courier New" w:hAnsi="Courier New" w:cs="Courier New"/>
       </w:rPr>
     </w:lvl>
-    <w:lvl w:ilvl="8">
+    <w:lvl w:ilvl="8" w:tplc="04130005" w:tentative="1">
       <w:start w:val="1"/>
       <w:numFmt w:val="bullet"/>
       <w:lvlText w:val=""/>
-      <w:lvlJc w:val="start"/>
+      <w:lvlJc w:val="left"/>
       <w:pPr>
         <w:tabs>
           <w:tab w:val="num" w:pos="6480"/>
         </w:tabs>
-        <w:ind w:start="6480" w:hanging="360"/>
+        <w:ind w:left="6480" w:hanging="360"/>
       </w:pPr>
       <w:rPr>
-        <w:rFonts w:ascii="Wingdings" w:hAnsi="Wingdings" w:cs="Wingdings" w:hint="default"/>
+        <w:rFonts w:hint="default" w:ascii="Wingdings" w:hAnsi="Wingdings"/>
       </w:rPr>
     </w:lvl>
   </w:abstractNum>
-  <w:abstractNum w:abstractNumId="2">
-    <w:lvl w:ilvl="0">
-      <w:start w:val="1"/>
-      <w:numFmt w:val="none"/>
-      <w:suff w:val="nothing"/>
-      <w:lvlText w:val=""/>
-      <w:lvlJc w:val="start"/>
-      <w:pPr>
-        <w:tabs>
-          <w:tab w:val="num" w:pos="0"/>
-        </w:tabs>
-        <w:ind w:start="0" w:hanging="0"/>
-      </w:pPr>
-    </w:lvl>
-    <w:lvl w:ilvl="1">
-      <w:start w:val="1"/>
-      <w:numFmt w:val="none"/>
-      <w:suff w:val="nothing"/>
-      <w:lvlText w:val=""/>
-      <w:lvlJc w:val="start"/>
-      <w:pPr>
-        <w:tabs>
-          <w:tab w:val="num" w:pos="0"/>
-        </w:tabs>
-        <w:ind w:start="0" w:hanging="0"/>
-      </w:pPr>
-    </w:lvl>
-    <w:lvl w:ilvl="2">
-      <w:start w:val="1"/>
-      <w:numFmt w:val="none"/>
-      <w:suff w:val="nothing"/>
-      <w:lvlText w:val=""/>
-      <w:lvlJc w:val="start"/>
-      <w:pPr>
-        <w:tabs>
-          <w:tab w:val="num" w:pos="0"/>
-        </w:tabs>
-        <w:ind w:start="0" w:hanging="0"/>
-      </w:pPr>
-    </w:lvl>
-    <w:lvl w:ilvl="3">
-      <w:start w:val="1"/>
-      <w:numFmt w:val="none"/>
-      <w:suff w:val="nothing"/>
-      <w:lvlText w:val=""/>
-      <w:lvlJc w:val="start"/>
-      <w:pPr>
-        <w:tabs>
-          <w:tab w:val="num" w:pos="0"/>
-        </w:tabs>
-        <w:ind w:start="0" w:hanging="0"/>
-      </w:pPr>
-    </w:lvl>
-    <w:lvl w:ilvl="4">
-      <w:start w:val="1"/>
-      <w:numFmt w:val="none"/>
-      <w:suff w:val="nothing"/>
-      <w:lvlText w:val=""/>
-      <w:lvlJc w:val="start"/>
-      <w:pPr>
-        <w:tabs>
-          <w:tab w:val="num" w:pos="0"/>
-        </w:tabs>
-        <w:ind w:start="0" w:hanging="0"/>
-      </w:pPr>
-    </w:lvl>
-    <w:lvl w:ilvl="5">
-      <w:start w:val="1"/>
-      <w:numFmt w:val="none"/>
-      <w:suff w:val="nothing"/>
-      <w:lvlText w:val=""/>
-      <w:lvlJc w:val="start"/>
-      <w:pPr>
-        <w:tabs>
-          <w:tab w:val="num" w:pos="0"/>
-        </w:tabs>
-        <w:ind w:start="0" w:hanging="0"/>
-      </w:pPr>
-    </w:lvl>
-    <w:lvl w:ilvl="6">
-      <w:start w:val="1"/>
-      <w:numFmt w:val="none"/>
-      <w:suff w:val="nothing"/>
-      <w:lvlText w:val=""/>
-      <w:lvlJc w:val="start"/>
-      <w:pPr>
-        <w:tabs>
-          <w:tab w:val="num" w:pos="0"/>
-        </w:tabs>
-        <w:ind w:start="0" w:hanging="0"/>
-      </w:pPr>
-    </w:lvl>
-    <w:lvl w:ilvl="7">
-      <w:start w:val="1"/>
-      <w:numFmt w:val="none"/>
-      <w:suff w:val="nothing"/>
-      <w:lvlText w:val=""/>
-      <w:lvlJc w:val="start"/>
-      <w:pPr>
-        <w:tabs>
-          <w:tab w:val="num" w:pos="0"/>
-        </w:tabs>
-        <w:ind w:start="0" w:hanging="0"/>
-      </w:pPr>
-    </w:lvl>
-    <w:lvl w:ilvl="8">
-      <w:start w:val="1"/>
-      <w:numFmt w:val="none"/>
-      <w:suff w:val="nothing"/>
-      <w:lvlText w:val=""/>
-      <w:lvlJc w:val="start"/>
-      <w:pPr>
-        <w:tabs>
-          <w:tab w:val="num" w:pos="0"/>
-        </w:tabs>
-        <w:ind w:start="0" w:hanging="0"/>
-      </w:pPr>
-    </w:lvl>
-  </w:abstractNum>
-  <w:num w:numId="1">
+  <w:num w:numId="1" w16cid:durableId="756705397">
     <w:abstractNumId w:val="1"/>
   </w:num>
-  <w:num w:numId="2">
+  <w:num w:numId="2" w16cid:durableId="975992439">
+    <w:abstractNumId w:val="0"/>
+  </w:num>
+  <w:num w:numId="3" w16cid:durableId="178550008">
     <w:abstractNumId w:val="2"/>
+  </w:num>
+  <w:num w:numId="4" w16cid:durableId="1450201998">
+    <w:abstractNumId w:val="3"/>
   </w:num>
 </w:numbering>
 </file>
 
 <file path=word/styles.xml><?xml version="1.0" encoding="utf-8"?>
-<w:styles xmlns:w="http://schemas.openxmlformats.org/wordprocessingml/2006/main" xmlns:w14="http://schemas.microsoft.com/office/word/2010/wordml" xmlns:mc="http://schemas.openxmlformats.org/markup-compatibility/2006" mc:Ignorable="w14">
+<w:styles xmlns:wp14="http://schemas.microsoft.com/office/word/2010/wordprocessingDrawing" xmlns:mc="http://schemas.openxmlformats.org/markup-compatibility/2006" xmlns:r="http://schemas.openxmlformats.org/officeDocument/2006/relationships" xmlns:w="http://schemas.openxmlformats.org/wordprocessingml/2006/main" xmlns:w14="http://schemas.microsoft.com/office/word/2010/wordml" xmlns:w15="http://schemas.microsoft.com/office/word/2012/wordml" xmlns:w16cex="http://schemas.microsoft.com/office/word/2018/wordml/cex" xmlns:w16cid="http://schemas.microsoft.com/office/word/2016/wordml/cid" xmlns:w16="http://schemas.microsoft.com/office/word/2018/wordml" xmlns:w16du="http://schemas.microsoft.com/office/word/2023/wordml/word16du" xmlns:w16sdtdh="http://schemas.microsoft.com/office/word/2020/wordml/sdtdatahash" xmlns:w16sdtfl="http://schemas.microsoft.com/office/word/2024/wordml/sdtformatlock" xmlns:w16se="http://schemas.microsoft.com/office/word/2015/wordml/symex" mc:Ignorable="w14 w15 w16se w16cid w16 w16cex w16sdtdh w16sdtfl w16du wp14">
   <w:docDefaults>
     <w:rPrDefault>
       <w:rPr>
-        <w:rFonts w:ascii="Avenir Next LT Pro" w:hAnsi="Avenir Next LT Pro" w:eastAsia="Aptos" w:cs="" w:cstheme="minorBidi" w:eastAsiaTheme="minorHAnsi"/>
-        <w:color w:themeColor="hyperlink" w:val="467886"/>
+        <w:rFonts w:ascii="Avenir Next LT Pro" w:hAnsi="Avenir Next LT Pro" w:eastAsiaTheme="minorHAnsi" w:cstheme="minorBidi"/>
+        <w:color w:val="467886" w:themeColor="hyperlink"/>
         <w:kern w:val="2"/>
         <w:sz w:val="22"/>
         <w:szCs w:val="22"/>
@@ -2327,7 +3998,7 @@
     </w:rPrDefault>
     <w:pPrDefault>
       <w:pPr>
-        <w:suppressAutoHyphens w:val="true"/>
+        <w:spacing w:after="160" w:line="259" w:lineRule="auto"/>
       </w:pPr>
     </w:pPrDefault>
   </w:docDefaults>
@@ -2712,12 +4383,9 @@
   <w:style w:type="paragraph" w:styleId="Normal" w:default="1">
     <w:name w:val="Normal"/>
     <w:qFormat/>
-    <w:rsid w:val="00f55f61"/>
+    <w:rsid w:val="00F55F61"/>
     <w:pPr>
-      <w:widowControl/>
-      <w:bidi w:val="0"/>
-      <w:spacing w:lineRule="auto" w:line="240" w:before="0" w:after="0"/>
-      <w:jc w:val="start"/>
+      <w:spacing w:after="0" w:line="240" w:lineRule="auto"/>
     </w:pPr>
     <w:rPr>
       <w:rFonts w:ascii="Arial" w:hAnsi="Arial" w:eastAsia="Times New Roman" w:cs="Arial"/>
@@ -2726,7 +4394,7 @@
       <w:sz w:val="20"/>
       <w:szCs w:val="20"/>
       <w:u w:val="none"/>
-      <w:lang w:eastAsia="nl-NL" w:val="nl-NL" w:bidi="ar-SA"/>
+      <w:lang w:eastAsia="nl-NL"/>
       <w14:ligatures w14:val="none"/>
     </w:rPr>
   </w:style>
@@ -2738,15 +4406,15 @@
     <w:autoRedefine/>
     <w:uiPriority w:val="9"/>
     <w:qFormat/>
-    <w:rsid w:val="00565e41"/>
+    <w:rsid w:val="00565E41"/>
     <w:pPr>
-      <w:keepNext w:val="true"/>
+      <w:keepNext/>
       <w:keepLines/>
-      <w:spacing w:lineRule="auto" w:line="259" w:before="240" w:after="0"/>
+      <w:spacing w:before="240" w:line="259" w:lineRule="auto"/>
       <w:outlineLvl w:val="0"/>
     </w:pPr>
     <w:rPr>
-      <w:rFonts w:eastAsia="" w:cs="" w:cstheme="majorBidi" w:eastAsiaTheme="majorEastAsia"/>
+      <w:rFonts w:eastAsiaTheme="majorEastAsia" w:cstheme="majorBidi"/>
       <w:kern w:val="2"/>
       <w:sz w:val="32"/>
       <w:szCs w:val="32"/>
@@ -2764,15 +4432,15 @@
     <w:semiHidden/>
     <w:unhideWhenUsed/>
     <w:qFormat/>
-    <w:rsid w:val="00565e41"/>
+    <w:rsid w:val="00565E41"/>
     <w:pPr>
-      <w:keepNext w:val="true"/>
+      <w:keepNext/>
       <w:keepLines/>
-      <w:spacing w:lineRule="auto" w:line="259" w:before="40" w:after="0"/>
+      <w:spacing w:before="40" w:line="259" w:lineRule="auto"/>
       <w:outlineLvl w:val="1"/>
     </w:pPr>
     <w:rPr>
-      <w:rFonts w:eastAsia="" w:cs="" w:cstheme="majorBidi" w:eastAsiaTheme="majorEastAsia"/>
+      <w:rFonts w:eastAsiaTheme="majorEastAsia" w:cstheme="majorBidi"/>
       <w:kern w:val="2"/>
       <w:sz w:val="26"/>
       <w:szCs w:val="26"/>
@@ -2792,13 +4460,13 @@
     <w:qFormat/>
     <w:rsid w:val="00790541"/>
     <w:pPr>
-      <w:keepNext w:val="true"/>
+      <w:keepNext/>
       <w:keepLines/>
-      <w:spacing w:lineRule="auto" w:line="259" w:before="40" w:after="0"/>
+      <w:spacing w:before="40" w:line="259" w:lineRule="auto"/>
       <w:outlineLvl w:val="2"/>
     </w:pPr>
     <w:rPr>
-      <w:rFonts w:ascii="Avenir Next LT Pro Light" w:hAnsi="Avenir Next LT Pro Light" w:eastAsia="" w:cs="" w:cstheme="majorBidi" w:eastAsiaTheme="majorEastAsia"/>
+      <w:rFonts w:ascii="Avenir Next LT Pro Light" w:hAnsi="Avenir Next LT Pro Light" w:eastAsiaTheme="majorEastAsia" w:cstheme="majorBidi"/>
       <w:kern w:val="2"/>
       <w:sz w:val="24"/>
       <w:szCs w:val="24"/>
@@ -2815,18 +4483,18 @@
     <w:semiHidden/>
     <w:unhideWhenUsed/>
     <w:qFormat/>
-    <w:rsid w:val="00bc7b6c"/>
+    <w:rsid w:val="00BC7B6C"/>
     <w:pPr>
-      <w:keepNext w:val="true"/>
+      <w:keepNext/>
       <w:keepLines/>
-      <w:spacing w:lineRule="auto" w:line="259" w:before="80" w:after="40"/>
+      <w:spacing w:before="80" w:after="40" w:line="259" w:lineRule="auto"/>
       <w:outlineLvl w:val="3"/>
     </w:pPr>
     <w:rPr>
-      <w:rFonts w:ascii="Aptos" w:hAnsi="Aptos" w:eastAsia="" w:cs="" w:asciiTheme="minorHAnsi" w:cstheme="majorBidi" w:eastAsiaTheme="majorEastAsia" w:hAnsiTheme="minorHAnsi"/>
+      <w:rFonts w:asciiTheme="minorHAnsi" w:hAnsiTheme="minorHAnsi" w:eastAsiaTheme="majorEastAsia" w:cstheme="majorBidi"/>
       <w:i/>
       <w:iCs/>
-      <w:color w:themeColor="accent1" w:themeShade="bf" w:val="0F4761"/>
+      <w:color w:val="0F4761" w:themeColor="accent1" w:themeShade="BF"/>
       <w:kern w:val="2"/>
       <w:sz w:val="22"/>
       <w:szCs w:val="22"/>
@@ -2843,16 +4511,16 @@
     <w:semiHidden/>
     <w:unhideWhenUsed/>
     <w:qFormat/>
-    <w:rsid w:val="00bc7b6c"/>
+    <w:rsid w:val="00BC7B6C"/>
     <w:pPr>
-      <w:keepNext w:val="true"/>
+      <w:keepNext/>
       <w:keepLines/>
-      <w:spacing w:lineRule="auto" w:line="259" w:before="80" w:after="40"/>
+      <w:spacing w:before="80" w:after="40" w:line="259" w:lineRule="auto"/>
       <w:outlineLvl w:val="4"/>
     </w:pPr>
     <w:rPr>
-      <w:rFonts w:ascii="Aptos" w:hAnsi="Aptos" w:eastAsia="" w:cs="" w:asciiTheme="minorHAnsi" w:cstheme="majorBidi" w:eastAsiaTheme="majorEastAsia" w:hAnsiTheme="minorHAnsi"/>
-      <w:color w:themeColor="accent1" w:themeShade="bf" w:val="0F4761"/>
+      <w:rFonts w:asciiTheme="minorHAnsi" w:hAnsiTheme="minorHAnsi" w:eastAsiaTheme="majorEastAsia" w:cstheme="majorBidi"/>
+      <w:color w:val="0F4761" w:themeColor="accent1" w:themeShade="BF"/>
       <w:kern w:val="2"/>
       <w:sz w:val="22"/>
       <w:szCs w:val="22"/>
@@ -2869,18 +4537,18 @@
     <w:semiHidden/>
     <w:unhideWhenUsed/>
     <w:qFormat/>
-    <w:rsid w:val="00bc7b6c"/>
+    <w:rsid w:val="00BC7B6C"/>
     <w:pPr>
-      <w:keepNext w:val="true"/>
+      <w:keepNext/>
       <w:keepLines/>
-      <w:spacing w:lineRule="auto" w:line="259" w:before="40" w:after="0"/>
+      <w:spacing w:before="40" w:line="259" w:lineRule="auto"/>
       <w:outlineLvl w:val="5"/>
     </w:pPr>
     <w:rPr>
-      <w:rFonts w:ascii="Aptos" w:hAnsi="Aptos" w:eastAsia="" w:cs="" w:asciiTheme="minorHAnsi" w:cstheme="majorBidi" w:eastAsiaTheme="majorEastAsia" w:hAnsiTheme="minorHAnsi"/>
+      <w:rFonts w:asciiTheme="minorHAnsi" w:hAnsiTheme="minorHAnsi" w:eastAsiaTheme="majorEastAsia" w:cstheme="majorBidi"/>
       <w:i/>
       <w:iCs/>
-      <w:color w:themeColor="text1" w:themeTint="a6" w:val="595959"/>
+      <w:color w:val="595959" w:themeColor="text1" w:themeTint="A6"/>
       <w:kern w:val="2"/>
       <w:sz w:val="22"/>
       <w:szCs w:val="22"/>
@@ -2897,16 +4565,16 @@
     <w:semiHidden/>
     <w:unhideWhenUsed/>
     <w:qFormat/>
-    <w:rsid w:val="00bc7b6c"/>
+    <w:rsid w:val="00BC7B6C"/>
     <w:pPr>
-      <w:keepNext w:val="true"/>
+      <w:keepNext/>
       <w:keepLines/>
-      <w:spacing w:lineRule="auto" w:line="259" w:before="40" w:after="0"/>
+      <w:spacing w:before="40" w:line="259" w:lineRule="auto"/>
       <w:outlineLvl w:val="6"/>
     </w:pPr>
     <w:rPr>
-      <w:rFonts w:ascii="Aptos" w:hAnsi="Aptos" w:eastAsia="" w:cs="" w:asciiTheme="minorHAnsi" w:cstheme="majorBidi" w:eastAsiaTheme="majorEastAsia" w:hAnsiTheme="minorHAnsi"/>
-      <w:color w:themeColor="text1" w:themeTint="a6" w:val="595959"/>
+      <w:rFonts w:asciiTheme="minorHAnsi" w:hAnsiTheme="minorHAnsi" w:eastAsiaTheme="majorEastAsia" w:cstheme="majorBidi"/>
+      <w:color w:val="595959" w:themeColor="text1" w:themeTint="A6"/>
       <w:kern w:val="2"/>
       <w:sz w:val="22"/>
       <w:szCs w:val="22"/>
@@ -2923,18 +4591,18 @@
     <w:semiHidden/>
     <w:unhideWhenUsed/>
     <w:qFormat/>
-    <w:rsid w:val="00bc7b6c"/>
+    <w:rsid w:val="00BC7B6C"/>
     <w:pPr>
-      <w:keepNext w:val="true"/>
+      <w:keepNext/>
       <w:keepLines/>
-      <w:spacing w:lineRule="auto" w:line="259"/>
+      <w:spacing w:line="259" w:lineRule="auto"/>
       <w:outlineLvl w:val="7"/>
     </w:pPr>
     <w:rPr>
-      <w:rFonts w:ascii="Aptos" w:hAnsi="Aptos" w:eastAsia="" w:cs="" w:asciiTheme="minorHAnsi" w:cstheme="majorBidi" w:eastAsiaTheme="majorEastAsia" w:hAnsiTheme="minorHAnsi"/>
+      <w:rFonts w:asciiTheme="minorHAnsi" w:hAnsiTheme="minorHAnsi" w:eastAsiaTheme="majorEastAsia" w:cstheme="majorBidi"/>
       <w:i/>
       <w:iCs/>
-      <w:color w:themeColor="text1" w:themeTint="d8" w:val="272727"/>
+      <w:color w:val="272727" w:themeColor="text1" w:themeTint="D8"/>
       <w:kern w:val="2"/>
       <w:sz w:val="22"/>
       <w:szCs w:val="22"/>
@@ -2951,16 +4619,16 @@
     <w:semiHidden/>
     <w:unhideWhenUsed/>
     <w:qFormat/>
-    <w:rsid w:val="00bc7b6c"/>
+    <w:rsid w:val="00BC7B6C"/>
     <w:pPr>
-      <w:keepNext w:val="true"/>
+      <w:keepNext/>
       <w:keepLines/>
-      <w:spacing w:lineRule="auto" w:line="259"/>
+      <w:spacing w:line="259" w:lineRule="auto"/>
       <w:outlineLvl w:val="8"/>
     </w:pPr>
     <w:rPr>
-      <w:rFonts w:ascii="Aptos" w:hAnsi="Aptos" w:eastAsia="" w:cs="" w:asciiTheme="minorHAnsi" w:cstheme="majorBidi" w:eastAsiaTheme="majorEastAsia" w:hAnsiTheme="minorHAnsi"/>
-      <w:color w:themeColor="text1" w:themeTint="d8" w:val="272727"/>
+      <w:rFonts w:asciiTheme="minorHAnsi" w:hAnsiTheme="minorHAnsi" w:eastAsiaTheme="majorEastAsia" w:cstheme="majorBidi"/>
+      <w:color w:val="272727" w:themeColor="text1" w:themeTint="D8"/>
       <w:kern w:val="2"/>
       <w:sz w:val="22"/>
       <w:szCs w:val="22"/>
@@ -2973,18 +4641,52 @@
     <w:uiPriority w:val="1"/>
     <w:semiHidden/>
     <w:unhideWhenUsed/>
+  </w:style>
+  <w:style w:type="table" w:styleId="TableNormal" w:default="1">
+    <w:name w:val="Normal Table"/>
+    <w:uiPriority w:val="99"/>
+    <w:semiHidden/>
+    <w:unhideWhenUsed/>
+    <w:tblPr>
+      <w:tblInd w:w="0" w:type="dxa"/>
+      <w:tblCellMar>
+        <w:top w:w="0" w:type="dxa"/>
+        <w:left w:w="108" w:type="dxa"/>
+        <w:bottom w:w="0" w:type="dxa"/>
+        <w:right w:w="108" w:type="dxa"/>
+      </w:tblCellMar>
+    </w:tblPr>
+  </w:style>
+  <w:style w:type="numbering" w:styleId="NoList" w:default="1">
+    <w:name w:val="No List"/>
+    <w:uiPriority w:val="99"/>
+    <w:semiHidden/>
+    <w:unhideWhenUsed/>
+  </w:style>
+  <w:style w:type="paragraph" w:styleId="NoSpacing">
+    <w:name w:val="No Spacing"/>
+    <w:autoRedefine/>
+    <w:uiPriority w:val="1"/>
     <w:qFormat/>
-    <w:rPr/>
+    <w:rsid w:val="00565E41"/>
+    <w:pPr>
+      <w:spacing w:after="0" w:line="240" w:lineRule="auto"/>
+    </w:pPr>
+    <w:rPr>
+      <w:rFonts w:ascii="Arial" w:hAnsi="Arial"/>
+      <w:color w:val="auto"/>
+      <w:sz w:val="20"/>
+      <w:u w:val="none"/>
+    </w:rPr>
   </w:style>
   <w:style w:type="character" w:styleId="Heading1Char" w:customStyle="1">
     <w:name w:val="Heading 1 Char"/>
     <w:basedOn w:val="DefaultParagraphFont"/>
     <w:link w:val="Heading1"/>
     <w:uiPriority w:val="9"/>
-    <w:qFormat/>
-    <w:rsid w:val="00565e41"/>
+    <w:rsid w:val="00565E41"/>
     <w:rPr>
-      <w:rFonts w:ascii="Arial" w:hAnsi="Arial" w:eastAsia="" w:cs="" w:cstheme="majorBidi" w:eastAsiaTheme="majorEastAsia"/>
+      <w:rFonts w:ascii="Arial" w:hAnsi="Arial" w:eastAsiaTheme="majorEastAsia" w:cstheme="majorBidi"/>
       <w:color w:val="auto"/>
       <w:sz w:val="32"/>
       <w:szCs w:val="32"/>
@@ -2997,10 +4699,9 @@
     <w:link w:val="Heading2"/>
     <w:uiPriority w:val="9"/>
     <w:semiHidden/>
-    <w:qFormat/>
-    <w:rsid w:val="00565e41"/>
+    <w:rsid w:val="00565E41"/>
     <w:rPr>
-      <w:rFonts w:ascii="Arial" w:hAnsi="Arial" w:eastAsia="" w:cs="" w:cstheme="majorBidi" w:eastAsiaTheme="majorEastAsia"/>
+      <w:rFonts w:ascii="Arial" w:hAnsi="Arial" w:eastAsiaTheme="majorEastAsia" w:cstheme="majorBidi"/>
       <w:color w:val="auto"/>
       <w:sz w:val="26"/>
       <w:szCs w:val="26"/>
@@ -3013,10 +4714,9 @@
     <w:link w:val="Heading3"/>
     <w:uiPriority w:val="9"/>
     <w:semiHidden/>
-    <w:qFormat/>
     <w:rsid w:val="00790541"/>
     <w:rPr>
-      <w:rFonts w:ascii="Avenir Next LT Pro Light" w:hAnsi="Avenir Next LT Pro Light" w:eastAsia="" w:cs="" w:cstheme="majorBidi" w:eastAsiaTheme="majorEastAsia"/>
+      <w:rFonts w:ascii="Avenir Next LT Pro Light" w:hAnsi="Avenir Next LT Pro Light" w:eastAsiaTheme="majorEastAsia" w:cstheme="majorBidi"/>
       <w:color w:val="auto"/>
       <w:sz w:val="24"/>
       <w:szCs w:val="24"/>
@@ -3029,13 +4729,12 @@
     <w:link w:val="Heading4"/>
     <w:uiPriority w:val="9"/>
     <w:semiHidden/>
-    <w:qFormat/>
-    <w:rsid w:val="00bc7b6c"/>
+    <w:rsid w:val="00BC7B6C"/>
     <w:rPr>
-      <w:rFonts w:ascii="Aptos" w:hAnsi="Aptos" w:eastAsia="" w:cs="" w:asciiTheme="minorHAnsi" w:cstheme="majorBidi" w:eastAsiaTheme="majorEastAsia" w:hAnsiTheme="minorHAnsi"/>
+      <w:rFonts w:asciiTheme="minorHAnsi" w:hAnsiTheme="minorHAnsi" w:eastAsiaTheme="majorEastAsia" w:cstheme="majorBidi"/>
       <w:i/>
       <w:iCs/>
-      <w:color w:themeColor="accent1" w:themeShade="bf" w:val="0F4761"/>
+      <w:color w:val="0F4761" w:themeColor="accent1" w:themeShade="BF"/>
       <w:u w:val="none"/>
     </w:rPr>
   </w:style>
@@ -3045,11 +4744,10 @@
     <w:link w:val="Heading5"/>
     <w:uiPriority w:val="9"/>
     <w:semiHidden/>
-    <w:qFormat/>
-    <w:rsid w:val="00bc7b6c"/>
+    <w:rsid w:val="00BC7B6C"/>
     <w:rPr>
-      <w:rFonts w:ascii="Aptos" w:hAnsi="Aptos" w:eastAsia="" w:cs="" w:asciiTheme="minorHAnsi" w:cstheme="majorBidi" w:eastAsiaTheme="majorEastAsia" w:hAnsiTheme="minorHAnsi"/>
-      <w:color w:themeColor="accent1" w:themeShade="bf" w:val="0F4761"/>
+      <w:rFonts w:asciiTheme="minorHAnsi" w:hAnsiTheme="minorHAnsi" w:eastAsiaTheme="majorEastAsia" w:cstheme="majorBidi"/>
+      <w:color w:val="0F4761" w:themeColor="accent1" w:themeShade="BF"/>
       <w:u w:val="none"/>
     </w:rPr>
   </w:style>
@@ -3059,13 +4757,12 @@
     <w:link w:val="Heading6"/>
     <w:uiPriority w:val="9"/>
     <w:semiHidden/>
-    <w:qFormat/>
-    <w:rsid w:val="00bc7b6c"/>
+    <w:rsid w:val="00BC7B6C"/>
     <w:rPr>
-      <w:rFonts w:ascii="Aptos" w:hAnsi="Aptos" w:eastAsia="" w:cs="" w:asciiTheme="minorHAnsi" w:cstheme="majorBidi" w:eastAsiaTheme="majorEastAsia" w:hAnsiTheme="minorHAnsi"/>
+      <w:rFonts w:asciiTheme="minorHAnsi" w:hAnsiTheme="minorHAnsi" w:eastAsiaTheme="majorEastAsia" w:cstheme="majorBidi"/>
       <w:i/>
       <w:iCs/>
-      <w:color w:themeColor="text1" w:themeTint="a6" w:val="595959"/>
+      <w:color w:val="595959" w:themeColor="text1" w:themeTint="A6"/>
       <w:u w:val="none"/>
     </w:rPr>
   </w:style>
@@ -3075,11 +4772,10 @@
     <w:link w:val="Heading7"/>
     <w:uiPriority w:val="9"/>
     <w:semiHidden/>
-    <w:qFormat/>
-    <w:rsid w:val="00bc7b6c"/>
+    <w:rsid w:val="00BC7B6C"/>
     <w:rPr>
-      <w:rFonts w:ascii="Aptos" w:hAnsi="Aptos" w:eastAsia="" w:cs="" w:asciiTheme="minorHAnsi" w:cstheme="majorBidi" w:eastAsiaTheme="majorEastAsia" w:hAnsiTheme="minorHAnsi"/>
-      <w:color w:themeColor="text1" w:themeTint="a6" w:val="595959"/>
+      <w:rFonts w:asciiTheme="minorHAnsi" w:hAnsiTheme="minorHAnsi" w:eastAsiaTheme="majorEastAsia" w:cstheme="majorBidi"/>
+      <w:color w:val="595959" w:themeColor="text1" w:themeTint="A6"/>
       <w:u w:val="none"/>
     </w:rPr>
   </w:style>
@@ -3089,13 +4785,12 @@
     <w:link w:val="Heading8"/>
     <w:uiPriority w:val="9"/>
     <w:semiHidden/>
-    <w:qFormat/>
-    <w:rsid w:val="00bc7b6c"/>
+    <w:rsid w:val="00BC7B6C"/>
     <w:rPr>
-      <w:rFonts w:ascii="Aptos" w:hAnsi="Aptos" w:eastAsia="" w:cs="" w:asciiTheme="minorHAnsi" w:cstheme="majorBidi" w:eastAsiaTheme="majorEastAsia" w:hAnsiTheme="minorHAnsi"/>
+      <w:rFonts w:asciiTheme="minorHAnsi" w:hAnsiTheme="minorHAnsi" w:eastAsiaTheme="majorEastAsia" w:cstheme="majorBidi"/>
       <w:i/>
       <w:iCs/>
-      <w:color w:themeColor="text1" w:themeTint="d8" w:val="272727"/>
+      <w:color w:val="272727" w:themeColor="text1" w:themeTint="D8"/>
       <w:u w:val="none"/>
     </w:rPr>
   </w:style>
@@ -3105,245 +4800,11 @@
     <w:link w:val="Heading9"/>
     <w:uiPriority w:val="9"/>
     <w:semiHidden/>
-    <w:qFormat/>
-    <w:rsid w:val="00bc7b6c"/>
+    <w:rsid w:val="00BC7B6C"/>
     <w:rPr>
-      <w:rFonts w:ascii="Aptos" w:hAnsi="Aptos" w:eastAsia="" w:cs="" w:asciiTheme="minorHAnsi" w:cstheme="majorBidi" w:eastAsiaTheme="majorEastAsia" w:hAnsiTheme="minorHAnsi"/>
-      <w:color w:themeColor="text1" w:themeTint="d8" w:val="272727"/>
+      <w:rFonts w:asciiTheme="minorHAnsi" w:hAnsiTheme="minorHAnsi" w:eastAsiaTheme="majorEastAsia" w:cstheme="majorBidi"/>
+      <w:color w:val="272727" w:themeColor="text1" w:themeTint="D8"/>
       <w:u w:val="none"/>
-    </w:rPr>
-  </w:style>
-  <w:style w:type="character" w:styleId="TitleChar" w:customStyle="1">
-    <w:name w:val="Title Char"/>
-    <w:basedOn w:val="DefaultParagraphFont"/>
-    <w:link w:val="Title"/>
-    <w:uiPriority w:val="10"/>
-    <w:qFormat/>
-    <w:rsid w:val="00bc7b6c"/>
-    <w:rPr>
-      <w:rFonts w:ascii="Aptos Display" w:hAnsi="Aptos Display" w:eastAsia="" w:cs="" w:asciiTheme="majorHAnsi" w:cstheme="majorBidi" w:eastAsiaTheme="majorEastAsia" w:hAnsiTheme="majorHAnsi"/>
-      <w:color w:val="auto"/>
-      <w:spacing w:val="-10"/>
-      <w:kern w:val="2"/>
-      <w:sz w:val="56"/>
-      <w:szCs w:val="56"/>
-      <w:u w:val="none"/>
-    </w:rPr>
-  </w:style>
-  <w:style w:type="character" w:styleId="SubtitleChar" w:customStyle="1">
-    <w:name w:val="Subtitle Char"/>
-    <w:basedOn w:val="DefaultParagraphFont"/>
-    <w:link w:val="Subtitle"/>
-    <w:uiPriority w:val="11"/>
-    <w:qFormat/>
-    <w:rsid w:val="00bc7b6c"/>
-    <w:rPr>
-      <w:rFonts w:ascii="Aptos" w:hAnsi="Aptos" w:eastAsia="" w:cs="" w:asciiTheme="minorHAnsi" w:cstheme="majorBidi" w:eastAsiaTheme="majorEastAsia" w:hAnsiTheme="minorHAnsi"/>
-      <w:color w:themeColor="text1" w:themeTint="a6" w:val="595959"/>
-      <w:spacing w:val="15"/>
-      <w:sz w:val="28"/>
-      <w:szCs w:val="28"/>
-      <w:u w:val="none"/>
-    </w:rPr>
-  </w:style>
-  <w:style w:type="character" w:styleId="QuoteChar" w:customStyle="1">
-    <w:name w:val="Quote Char"/>
-    <w:basedOn w:val="DefaultParagraphFont"/>
-    <w:link w:val="Quote"/>
-    <w:uiPriority w:val="29"/>
-    <w:qFormat/>
-    <w:rsid w:val="00bc7b6c"/>
-    <w:rPr>
-      <w:i/>
-      <w:iCs/>
-      <w:color w:themeColor="text1" w:themeTint="bf" w:val="404040"/>
-      <w:u w:val="none"/>
-    </w:rPr>
-  </w:style>
-  <w:style w:type="character" w:styleId="IntenseEmphasis">
-    <w:name w:val="Intense Emphasis"/>
-    <w:basedOn w:val="DefaultParagraphFont"/>
-    <w:uiPriority w:val="21"/>
-    <w:qFormat/>
-    <w:rsid w:val="00bc7b6c"/>
-    <w:rPr>
-      <w:i/>
-      <w:iCs/>
-      <w:color w:themeColor="accent1" w:themeShade="bf" w:val="0F4761"/>
-    </w:rPr>
-  </w:style>
-  <w:style w:type="character" w:styleId="IntenseQuoteChar" w:customStyle="1">
-    <w:name w:val="Intense Quote Char"/>
-    <w:basedOn w:val="DefaultParagraphFont"/>
-    <w:link w:val="IntenseQuote"/>
-    <w:uiPriority w:val="30"/>
-    <w:qFormat/>
-    <w:rsid w:val="00bc7b6c"/>
-    <w:rPr>
-      <w:i/>
-      <w:iCs/>
-      <w:color w:themeColor="accent1" w:themeShade="bf" w:val="0F4761"/>
-      <w:u w:val="none"/>
-    </w:rPr>
-  </w:style>
-  <w:style w:type="character" w:styleId="IntenseReference">
-    <w:name w:val="Intense Reference"/>
-    <w:basedOn w:val="DefaultParagraphFont"/>
-    <w:uiPriority w:val="32"/>
-    <w:qFormat/>
-    <w:rsid w:val="00bc7b6c"/>
-    <w:rPr>
-      <w:b/>
-      <w:bCs/>
-      <w:smallCaps/>
-      <w:color w:themeColor="accent1" w:themeShade="bf" w:val="0F4761"/>
-      <w:spacing w:val="5"/>
-    </w:rPr>
-  </w:style>
-  <w:style w:type="character" w:styleId="HeaderChar" w:customStyle="1">
-    <w:name w:val="Header Char"/>
-    <w:basedOn w:val="DefaultParagraphFont"/>
-    <w:link w:val="Header"/>
-    <w:uiPriority w:val="99"/>
-    <w:qFormat/>
-    <w:rsid w:val="00bc7b6c"/>
-    <w:rPr>
-      <w:color w:val="auto"/>
-      <w:u w:val="none"/>
-    </w:rPr>
-  </w:style>
-  <w:style w:type="character" w:styleId="FooterChar" w:customStyle="1">
-    <w:name w:val="Footer Char"/>
-    <w:basedOn w:val="DefaultParagraphFont"/>
-    <w:link w:val="Footer"/>
-    <w:qFormat/>
-    <w:rsid w:val="00bc7b6c"/>
-    <w:rPr>
-      <w:color w:val="auto"/>
-      <w:u w:val="none"/>
-    </w:rPr>
-  </w:style>
-  <w:style w:type="character" w:styleId="PlainTextChar" w:customStyle="1">
-    <w:name w:val="Plain Text Char"/>
-    <w:basedOn w:val="DefaultParagraphFont"/>
-    <w:link w:val="PlainText"/>
-    <w:uiPriority w:val="99"/>
-    <w:qFormat/>
-    <w:rsid w:val="0058313e"/>
-    <w:rPr>
-      <w:rFonts w:ascii="Consolas" w:hAnsi="Consolas" w:eastAsia="Calibri" w:cs="Times New Roman"/>
-      <w:color w:val="auto"/>
-      <w:kern w:val="0"/>
-      <w:sz w:val="21"/>
-      <w:szCs w:val="21"/>
-      <w:u w:val="none"/>
-      <w14:ligatures w14:val="none"/>
-    </w:rPr>
-  </w:style>
-  <w:style w:type="character" w:styleId="BodyTextChar" w:customStyle="1">
-    <w:name w:val="Body Text Char"/>
-    <w:basedOn w:val="DefaultParagraphFont"/>
-    <w:qFormat/>
-    <w:rsid w:val="00bf26db"/>
-    <w:rPr>
-      <w:rFonts w:ascii="Times New Roman" w:hAnsi="Times New Roman" w:eastAsia="Times New Roman" w:cs="Times New Roman"/>
-      <w:color w:val="auto"/>
-      <w:kern w:val="0"/>
-      <w:szCs w:val="24"/>
-      <w:u w:val="none"/>
-      <w14:ligatures w14:val="none"/>
-    </w:rPr>
-  </w:style>
-  <w:style w:type="paragraph" w:styleId="Heading">
-    <w:name w:val="Heading"/>
-    <w:basedOn w:val="Normal"/>
-    <w:next w:val="BodyText"/>
-    <w:qFormat/>
-    <w:pPr>
-      <w:keepNext w:val="true"/>
-      <w:spacing w:before="240" w:after="120"/>
-    </w:pPr>
-    <w:rPr>
-      <w:rFonts w:ascii="Liberation Sans" w:hAnsi="Liberation Sans" w:eastAsia="Noto Sans CJK SC" w:cs="Noto Sans Devanagari"/>
-      <w:sz w:val="28"/>
-      <w:szCs w:val="28"/>
-    </w:rPr>
-  </w:style>
-  <w:style w:type="paragraph" w:styleId="BodyText">
-    <w:name w:val="Body Text"/>
-    <w:basedOn w:val="Normal"/>
-    <w:link w:val="BodyTextChar"/>
-    <w:rsid w:val="00bf26db"/>
-    <w:pPr>
-      <w:tabs>
-        <w:tab w:val="clear" w:pos="708"/>
-        <w:tab w:val="left" w:pos="576" w:leader="none"/>
-        <w:tab w:val="left" w:pos="1276" w:leader="none"/>
-      </w:tabs>
-      <w:suppressAutoHyphens w:val="true"/>
-    </w:pPr>
-    <w:rPr>
-      <w:rFonts w:ascii="Times New Roman" w:hAnsi="Times New Roman" w:cs="Times New Roman"/>
-      <w:sz w:val="22"/>
-      <w:szCs w:val="24"/>
-      <w:lang w:eastAsia="en-US"/>
-    </w:rPr>
-  </w:style>
-  <w:style w:type="paragraph" w:styleId="List">
-    <w:name w:val="List"/>
-    <w:basedOn w:val="BodyText"/>
-    <w:pPr/>
-    <w:rPr>
-      <w:rFonts w:cs="Noto Sans Devanagari"/>
-    </w:rPr>
-  </w:style>
-  <w:style w:type="paragraph" w:styleId="Caption">
-    <w:name w:val="caption"/>
-    <w:basedOn w:val="Normal"/>
-    <w:qFormat/>
-    <w:pPr>
-      <w:suppressLineNumbers/>
-      <w:spacing w:before="120" w:after="120"/>
-    </w:pPr>
-    <w:rPr>
-      <w:rFonts w:cs="Noto Sans Devanagari"/>
-      <w:i/>
-      <w:iCs/>
-      <w:sz w:val="24"/>
-      <w:szCs w:val="24"/>
-    </w:rPr>
-  </w:style>
-  <w:style w:type="paragraph" w:styleId="Index">
-    <w:name w:val="Index"/>
-    <w:basedOn w:val="Normal"/>
-    <w:qFormat/>
-    <w:pPr>
-      <w:suppressLineNumbers/>
-    </w:pPr>
-    <w:rPr>
-      <w:rFonts w:cs="Noto Sans Devanagari"/>
-    </w:rPr>
-  </w:style>
-  <w:style w:type="paragraph" w:styleId="NoSpacing">
-    <w:name w:val="No Spacing"/>
-    <w:autoRedefine/>
-    <w:uiPriority w:val="1"/>
-    <w:qFormat/>
-    <w:rsid w:val="00565e41"/>
-    <w:pPr>
-      <w:widowControl/>
-      <w:bidi w:val="0"/>
-      <w:spacing w:lineRule="auto" w:line="240" w:before="0" w:after="0"/>
-      <w:jc w:val="start"/>
-    </w:pPr>
-    <w:rPr>
-      <w:rFonts w:ascii="Arial" w:hAnsi="Arial" w:eastAsia="Aptos" w:cs=""/>
-      <w:color w:val="auto"/>
-      <w:kern w:val="2"/>
-      <w:sz w:val="20"/>
-      <w:szCs w:val="22"/>
-      <w:u w:val="none"/>
-      <w:lang w:val="nl-NL" w:eastAsia="en-US" w:bidi="ar-SA"/>
     </w:rPr>
   </w:style>
   <w:style w:type="paragraph" w:styleId="Title">
@@ -3353,19 +4814,35 @@
     <w:link w:val="TitleChar"/>
     <w:uiPriority w:val="10"/>
     <w:qFormat/>
-    <w:rsid w:val="00bc7b6c"/>
+    <w:rsid w:val="00BC7B6C"/>
     <w:pPr>
-      <w:spacing w:before="0" w:after="80"/>
+      <w:spacing w:after="80"/>
       <w:contextualSpacing/>
     </w:pPr>
     <w:rPr>
-      <w:rFonts w:ascii="Aptos Display" w:hAnsi="Aptos Display" w:eastAsia="" w:cs="" w:asciiTheme="majorHAnsi" w:cstheme="majorBidi" w:eastAsiaTheme="majorEastAsia" w:hAnsiTheme="majorHAnsi"/>
+      <w:rFonts w:asciiTheme="majorHAnsi" w:hAnsiTheme="majorHAnsi" w:eastAsiaTheme="majorEastAsia" w:cstheme="majorBidi"/>
       <w:spacing w:val="-10"/>
-      <w:kern w:val="2"/>
+      <w:kern w:val="28"/>
       <w:sz w:val="56"/>
       <w:szCs w:val="56"/>
       <w:lang w:eastAsia="en-US"/>
       <w14:ligatures w14:val="standardContextual"/>
+    </w:rPr>
+  </w:style>
+  <w:style w:type="character" w:styleId="TitleChar" w:customStyle="1">
+    <w:name w:val="Title Char"/>
+    <w:basedOn w:val="DefaultParagraphFont"/>
+    <w:link w:val="Title"/>
+    <w:uiPriority w:val="10"/>
+    <w:rsid w:val="00BC7B6C"/>
+    <w:rPr>
+      <w:rFonts w:asciiTheme="majorHAnsi" w:hAnsiTheme="majorHAnsi" w:eastAsiaTheme="majorEastAsia" w:cstheme="majorBidi"/>
+      <w:color w:val="auto"/>
+      <w:spacing w:val="-10"/>
+      <w:kern w:val="28"/>
+      <w:sz w:val="56"/>
+      <w:szCs w:val="56"/>
+      <w:u w:val="none"/>
     </w:rPr>
   </w:style>
   <w:style w:type="paragraph" w:styleId="Subtitle">
@@ -3375,19 +4852,37 @@
     <w:link w:val="SubtitleChar"/>
     <w:uiPriority w:val="11"/>
     <w:qFormat/>
-    <w:rsid w:val="00bc7b6c"/>
+    <w:rsid w:val="00BC7B6C"/>
     <w:pPr>
-      <w:spacing w:lineRule="auto" w:line="259" w:before="0" w:after="160"/>
+      <w:numPr>
+        <w:ilvl w:val="1"/>
+      </w:numPr>
+      <w:spacing w:after="160" w:line="259" w:lineRule="auto"/>
     </w:pPr>
     <w:rPr>
-      <w:rFonts w:ascii="Aptos" w:hAnsi="Aptos" w:eastAsia="" w:cs="" w:asciiTheme="minorHAnsi" w:cstheme="majorBidi" w:eastAsiaTheme="majorEastAsia" w:hAnsiTheme="minorHAnsi"/>
-      <w:color w:themeColor="text1" w:themeTint="a6" w:val="595959"/>
+      <w:rFonts w:asciiTheme="minorHAnsi" w:hAnsiTheme="minorHAnsi" w:eastAsiaTheme="majorEastAsia" w:cstheme="majorBidi"/>
+      <w:color w:val="595959" w:themeColor="text1" w:themeTint="A6"/>
       <w:spacing w:val="15"/>
       <w:kern w:val="2"/>
       <w:sz w:val="28"/>
       <w:szCs w:val="28"/>
       <w:lang w:eastAsia="en-US"/>
       <w14:ligatures w14:val="standardContextual"/>
+    </w:rPr>
+  </w:style>
+  <w:style w:type="character" w:styleId="SubtitleChar" w:customStyle="1">
+    <w:name w:val="Subtitle Char"/>
+    <w:basedOn w:val="DefaultParagraphFont"/>
+    <w:link w:val="Subtitle"/>
+    <w:uiPriority w:val="11"/>
+    <w:rsid w:val="00BC7B6C"/>
+    <w:rPr>
+      <w:rFonts w:asciiTheme="minorHAnsi" w:hAnsiTheme="minorHAnsi" w:eastAsiaTheme="majorEastAsia" w:cstheme="majorBidi"/>
+      <w:color w:val="595959" w:themeColor="text1" w:themeTint="A6"/>
+      <w:spacing w:val="15"/>
+      <w:sz w:val="28"/>
+      <w:szCs w:val="28"/>
+      <w:u w:val="none"/>
     </w:rPr>
   </w:style>
   <w:style w:type="paragraph" w:styleId="Quote">
@@ -3397,16 +4892,16 @@
     <w:link w:val="QuoteChar"/>
     <w:uiPriority w:val="29"/>
     <w:qFormat/>
-    <w:rsid w:val="00bc7b6c"/>
+    <w:rsid w:val="00BC7B6C"/>
     <w:pPr>
-      <w:spacing w:lineRule="auto" w:line="259" w:before="160" w:after="160"/>
+      <w:spacing w:before="160" w:after="160" w:line="259" w:lineRule="auto"/>
       <w:jc w:val="center"/>
     </w:pPr>
     <w:rPr>
-      <w:rFonts w:ascii="Avenir Next LT Pro" w:hAnsi="Avenir Next LT Pro" w:eastAsia="Aptos" w:cs="" w:cstheme="minorBidi" w:eastAsiaTheme="minorHAnsi"/>
+      <w:rFonts w:ascii="Avenir Next LT Pro" w:hAnsi="Avenir Next LT Pro" w:eastAsiaTheme="minorHAnsi" w:cstheme="minorBidi"/>
       <w:i/>
       <w:iCs/>
-      <w:color w:themeColor="text1" w:themeTint="bf" w:val="404040"/>
+      <w:color w:val="404040" w:themeColor="text1" w:themeTint="BF"/>
       <w:kern w:val="2"/>
       <w:sz w:val="22"/>
       <w:szCs w:val="22"/>
@@ -3414,24 +4909,49 @@
       <w14:ligatures w14:val="standardContextual"/>
     </w:rPr>
   </w:style>
+  <w:style w:type="character" w:styleId="QuoteChar" w:customStyle="1">
+    <w:name w:val="Quote Char"/>
+    <w:basedOn w:val="DefaultParagraphFont"/>
+    <w:link w:val="Quote"/>
+    <w:uiPriority w:val="29"/>
+    <w:rsid w:val="00BC7B6C"/>
+    <w:rPr>
+      <w:i/>
+      <w:iCs/>
+      <w:color w:val="404040" w:themeColor="text1" w:themeTint="BF"/>
+      <w:u w:val="none"/>
+    </w:rPr>
+  </w:style>
   <w:style w:type="paragraph" w:styleId="ListParagraph">
     <w:name w:val="List Paragraph"/>
     <w:basedOn w:val="Normal"/>
     <w:uiPriority w:val="34"/>
     <w:qFormat/>
-    <w:rsid w:val="00bc7b6c"/>
+    <w:rsid w:val="00BC7B6C"/>
     <w:pPr>
-      <w:spacing w:lineRule="auto" w:line="259" w:before="0" w:after="160"/>
-      <w:ind w:start="720"/>
+      <w:spacing w:after="160" w:line="259" w:lineRule="auto"/>
+      <w:ind w:left="720"/>
       <w:contextualSpacing/>
     </w:pPr>
     <w:rPr>
-      <w:rFonts w:ascii="Avenir Next LT Pro" w:hAnsi="Avenir Next LT Pro" w:eastAsia="Aptos" w:cs="" w:cstheme="minorBidi" w:eastAsiaTheme="minorHAnsi"/>
+      <w:rFonts w:ascii="Avenir Next LT Pro" w:hAnsi="Avenir Next LT Pro" w:eastAsiaTheme="minorHAnsi" w:cstheme="minorBidi"/>
       <w:kern w:val="2"/>
       <w:sz w:val="22"/>
       <w:szCs w:val="22"/>
       <w:lang w:eastAsia="en-US"/>
       <w14:ligatures w14:val="standardContextual"/>
+    </w:rPr>
+  </w:style>
+  <w:style w:type="character" w:styleId="IntenseEmphasis">
+    <w:name w:val="Intense Emphasis"/>
+    <w:basedOn w:val="DefaultParagraphFont"/>
+    <w:uiPriority w:val="21"/>
+    <w:qFormat/>
+    <w:rsid w:val="00BC7B6C"/>
+    <w:rPr>
+      <w:i/>
+      <w:iCs/>
+      <w:color w:val="0F4761" w:themeColor="accent1" w:themeShade="BF"/>
     </w:rPr>
   </w:style>
   <w:style w:type="paragraph" w:styleId="IntenseQuote">
@@ -3441,21 +4961,21 @@
     <w:link w:val="IntenseQuoteChar"/>
     <w:uiPriority w:val="30"/>
     <w:qFormat/>
-    <w:rsid w:val="00bc7b6c"/>
+    <w:rsid w:val="00BC7B6C"/>
     <w:pPr>
       <w:pBdr>
-        <w:top w:val="single" w:sz="4" w:space="10" w:color="0F4761" w:themeColor="accent1" w:themeShade="bf"/>
-        <w:bottom w:val="single" w:sz="4" w:space="10" w:color="0F4761" w:themeColor="accent1" w:themeShade="bf"/>
+        <w:top w:val="single" w:color="0F4761" w:themeColor="accent1" w:themeShade="BF" w:sz="4" w:space="10"/>
+        <w:bottom w:val="single" w:color="0F4761" w:themeColor="accent1" w:themeShade="BF" w:sz="4" w:space="10"/>
       </w:pBdr>
-      <w:spacing w:lineRule="auto" w:line="259" w:before="360" w:after="360"/>
-      <w:ind w:start="864" w:end="864"/>
+      <w:spacing w:before="360" w:after="360" w:line="259" w:lineRule="auto"/>
+      <w:ind w:left="864" w:right="864"/>
       <w:jc w:val="center"/>
     </w:pPr>
     <w:rPr>
-      <w:rFonts w:ascii="Avenir Next LT Pro" w:hAnsi="Avenir Next LT Pro" w:eastAsia="Aptos" w:cs="" w:cstheme="minorBidi" w:eastAsiaTheme="minorHAnsi"/>
+      <w:rFonts w:ascii="Avenir Next LT Pro" w:hAnsi="Avenir Next LT Pro" w:eastAsiaTheme="minorHAnsi" w:cstheme="minorBidi"/>
       <w:i/>
       <w:iCs/>
-      <w:color w:themeColor="accent1" w:themeShade="bf" w:val="0F4761"/>
+      <w:color w:val="0F4761" w:themeColor="accent1" w:themeShade="BF"/>
       <w:kern w:val="2"/>
       <w:sz w:val="22"/>
       <w:szCs w:val="22"/>
@@ -3463,12 +4983,32 @@
       <w14:ligatures w14:val="standardContextual"/>
     </w:rPr>
   </w:style>
-  <w:style w:type="paragraph" w:styleId="HeaderandFooter">
-    <w:name w:val="Header and Footer"/>
-    <w:basedOn w:val="Normal"/>
+  <w:style w:type="character" w:styleId="IntenseQuoteChar" w:customStyle="1">
+    <w:name w:val="Intense Quote Char"/>
+    <w:basedOn w:val="DefaultParagraphFont"/>
+    <w:link w:val="IntenseQuote"/>
+    <w:uiPriority w:val="30"/>
+    <w:rsid w:val="00BC7B6C"/>
+    <w:rPr>
+      <w:i/>
+      <w:iCs/>
+      <w:color w:val="0F4761" w:themeColor="accent1" w:themeShade="BF"/>
+      <w:u w:val="none"/>
+    </w:rPr>
+  </w:style>
+  <w:style w:type="character" w:styleId="IntenseReference">
+    <w:name w:val="Intense Reference"/>
+    <w:basedOn w:val="DefaultParagraphFont"/>
+    <w:uiPriority w:val="32"/>
     <w:qFormat/>
-    <w:pPr/>
-    <w:rPr/>
+    <w:rsid w:val="00BC7B6C"/>
+    <w:rPr>
+      <w:b/>
+      <w:bCs/>
+      <w:smallCaps/>
+      <w:color w:val="0F4761" w:themeColor="accent1" w:themeShade="BF"/>
+      <w:spacing w:val="5"/>
+    </w:rPr>
   </w:style>
   <w:style w:type="paragraph" w:styleId="Header">
     <w:name w:val="header"/>
@@ -3476,16 +5016,15 @@
     <w:link w:val="HeaderChar"/>
     <w:uiPriority w:val="99"/>
     <w:unhideWhenUsed/>
-    <w:rsid w:val="00bc7b6c"/>
+    <w:rsid w:val="00BC7B6C"/>
     <w:pPr>
       <w:tabs>
-        <w:tab w:val="clear" w:pos="708"/>
-        <w:tab w:val="center" w:pos="4536" w:leader="none"/>
-        <w:tab w:val="right" w:pos="9072" w:leader="none"/>
+        <w:tab w:val="center" w:pos="4536"/>
+        <w:tab w:val="right" w:pos="9072"/>
       </w:tabs>
     </w:pPr>
     <w:rPr>
-      <w:rFonts w:ascii="Avenir Next LT Pro" w:hAnsi="Avenir Next LT Pro" w:eastAsia="Aptos" w:cs="" w:cstheme="minorBidi" w:eastAsiaTheme="minorHAnsi"/>
+      <w:rFonts w:ascii="Avenir Next LT Pro" w:hAnsi="Avenir Next LT Pro" w:eastAsiaTheme="minorHAnsi" w:cstheme="minorBidi"/>
       <w:kern w:val="2"/>
       <w:sz w:val="22"/>
       <w:szCs w:val="22"/>
@@ -3493,21 +5032,31 @@
       <w14:ligatures w14:val="standardContextual"/>
     </w:rPr>
   </w:style>
+  <w:style w:type="character" w:styleId="HeaderChar" w:customStyle="1">
+    <w:name w:val="Header Char"/>
+    <w:basedOn w:val="DefaultParagraphFont"/>
+    <w:link w:val="Header"/>
+    <w:uiPriority w:val="99"/>
+    <w:rsid w:val="00BC7B6C"/>
+    <w:rPr>
+      <w:color w:val="auto"/>
+      <w:u w:val="none"/>
+    </w:rPr>
+  </w:style>
   <w:style w:type="paragraph" w:styleId="Footer">
     <w:name w:val="footer"/>
     <w:basedOn w:val="Normal"/>
     <w:link w:val="FooterChar"/>
     <w:unhideWhenUsed/>
-    <w:rsid w:val="00bc7b6c"/>
+    <w:rsid w:val="00BC7B6C"/>
     <w:pPr>
       <w:tabs>
-        <w:tab w:val="clear" w:pos="708"/>
-        <w:tab w:val="center" w:pos="4536" w:leader="none"/>
-        <w:tab w:val="right" w:pos="9072" w:leader="none"/>
+        <w:tab w:val="center" w:pos="4536"/>
+        <w:tab w:val="right" w:pos="9072"/>
       </w:tabs>
     </w:pPr>
     <w:rPr>
-      <w:rFonts w:ascii="Avenir Next LT Pro" w:hAnsi="Avenir Next LT Pro" w:eastAsia="Aptos" w:cs="" w:cstheme="minorBidi" w:eastAsiaTheme="minorHAnsi"/>
+      <w:rFonts w:ascii="Avenir Next LT Pro" w:hAnsi="Avenir Next LT Pro" w:eastAsiaTheme="minorHAnsi" w:cstheme="minorBidi"/>
       <w:kern w:val="2"/>
       <w:sz w:val="22"/>
       <w:szCs w:val="22"/>
@@ -3515,15 +5064,24 @@
       <w14:ligatures w14:val="standardContextual"/>
     </w:rPr>
   </w:style>
+  <w:style w:type="character" w:styleId="FooterChar" w:customStyle="1">
+    <w:name w:val="Footer Char"/>
+    <w:basedOn w:val="DefaultParagraphFont"/>
+    <w:link w:val="Footer"/>
+    <w:rsid w:val="00BC7B6C"/>
+    <w:rPr>
+      <w:color w:val="auto"/>
+      <w:u w:val="none"/>
+    </w:rPr>
+  </w:style>
   <w:style w:type="paragraph" w:styleId="NormalWeb">
     <w:name w:val="Normal (Web)"/>
     <w:basedOn w:val="Normal"/>
     <w:uiPriority w:val="99"/>
     <w:unhideWhenUsed/>
-    <w:qFormat/>
-    <w:rsid w:val="00bc7b6c"/>
+    <w:rsid w:val="00BC7B6C"/>
     <w:pPr>
-      <w:spacing w:beforeAutospacing="1" w:afterAutospacing="1"/>
+      <w:spacing w:before="100" w:beforeAutospacing="1" w:after="100" w:afterAutospacing="1"/>
     </w:pPr>
     <w:rPr>
       <w:rFonts w:ascii="Times New Roman" w:hAnsi="Times New Roman" w:cs="Times New Roman"/>
@@ -3533,57 +5091,19 @@
   </w:style>
   <w:style w:type="paragraph" w:styleId="StandaardArial" w:customStyle="1">
     <w:name w:val="Standaard + Arial"/>
+    <w:aliases w:val="11 pt"/>
     <w:basedOn w:val="Normal"/>
-    <w:qFormat/>
-    <w:rsid w:val="00bc7b6c"/>
-    <w:pPr/>
+    <w:rsid w:val="00BC7B6C"/>
     <w:rPr>
       <w:sz w:val="22"/>
       <w:szCs w:val="22"/>
     </w:rPr>
   </w:style>
-  <w:style w:type="paragraph" w:styleId="PlainText">
-    <w:name w:val="Plain Text"/>
-    <w:basedOn w:val="Normal"/>
-    <w:link w:val="PlainTextChar"/>
-    <w:uiPriority w:val="99"/>
-    <w:unhideWhenUsed/>
-    <w:qFormat/>
-    <w:rsid w:val="0058313e"/>
-    <w:pPr/>
-    <w:rPr>
-      <w:rFonts w:ascii="Consolas" w:hAnsi="Consolas" w:eastAsia="Calibri" w:cs="Times New Roman"/>
-      <w:sz w:val="21"/>
-      <w:szCs w:val="21"/>
-      <w:lang w:eastAsia="en-US"/>
-    </w:rPr>
-  </w:style>
-  <w:style w:type="numbering" w:styleId="NoList" w:default="1">
-    <w:name w:val="No List"/>
-    <w:uiPriority w:val="99"/>
-    <w:semiHidden/>
-    <w:unhideWhenUsed/>
-    <w:qFormat/>
-  </w:style>
-  <w:style w:type="table" w:default="1" w:styleId="TableNormal">
-    <w:name w:val="Normal Table"/>
-    <w:uiPriority w:val="99"/>
-    <w:semiHidden/>
-    <w:unhideWhenUsed/>
-    <w:tblPr>
-      <w:tblCellMar>
-        <w:top w:w="0" w:type="dxa"/>
-        <w:left w:w="108" w:type="dxa"/>
-        <w:bottom w:w="0" w:type="dxa"/>
-        <w:right w:w="108" w:type="dxa"/>
-      </w:tblCellMar>
-    </w:tblPr>
-  </w:style>
   <w:style w:type="table" w:styleId="TableGrid">
     <w:name w:val="Table Grid"/>
     <w:basedOn w:val="TableNormal"/>
     <w:uiPriority w:val="39"/>
-    <w:rsid w:val="006d6b49"/>
+    <w:rsid w:val="006D6B49"/>
     <w:pPr>
       <w:spacing w:after="0" w:line="240" w:lineRule="auto"/>
     </w:pPr>
@@ -3602,7 +5122,7 @@
     <w:name w:val="Plain Table 1"/>
     <w:basedOn w:val="TableNormal"/>
     <w:uiPriority w:val="41"/>
-    <w:rsid w:val="006d6b49"/>
+    <w:rsid w:val="006D6B49"/>
     <w:pPr>
       <w:spacing w:after="0" w:line="240" w:lineRule="auto"/>
     </w:pPr>
@@ -3610,12 +5130,12 @@
       <w:tblStyleRowBandSize w:val="1"/>
       <w:tblStyleColBandSize w:val="1"/>
       <w:tblBorders>
-        <w:top w:val="single" w:color="BFBFBF" w:themeColor="background1" w:themeShade="bf" w:sz="4" w:space="0"/>
-        <w:left w:val="single" w:color="BFBFBF" w:themeColor="background1" w:themeShade="bf" w:sz="4" w:space="0"/>
-        <w:bottom w:val="single" w:color="BFBFBF" w:themeColor="background1" w:themeShade="bf" w:sz="4" w:space="0"/>
-        <w:right w:val="single" w:color="BFBFBF" w:themeColor="background1" w:themeShade="bf" w:sz="4" w:space="0"/>
-        <w:insideH w:val="single" w:color="BFBFBF" w:themeColor="background1" w:themeShade="bf" w:sz="4" w:space="0"/>
-        <w:insideV w:val="single" w:color="BFBFBF" w:themeColor="background1" w:themeShade="bf" w:sz="4" w:space="0"/>
+        <w:top w:val="single" w:color="BFBFBF" w:themeColor="background1" w:themeShade="BF" w:sz="4" w:space="0"/>
+        <w:left w:val="single" w:color="BFBFBF" w:themeColor="background1" w:themeShade="BF" w:sz="4" w:space="0"/>
+        <w:bottom w:val="single" w:color="BFBFBF" w:themeColor="background1" w:themeShade="BF" w:sz="4" w:space="0"/>
+        <w:right w:val="single" w:color="BFBFBF" w:themeColor="background1" w:themeShade="BF" w:sz="4" w:space="0"/>
+        <w:insideH w:val="single" w:color="BFBFBF" w:themeColor="background1" w:themeShade="BF" w:sz="4" w:space="0"/>
+        <w:insideV w:val="single" w:color="BFBFBF" w:themeColor="background1" w:themeShade="BF" w:sz="4" w:space="0"/>
       </w:tblBorders>
     </w:tblPr>
     <w:tblStylePr w:type="firstRow">
@@ -3623,7 +5143,6 @@
         <w:b/>
         <w:bCs/>
       </w:rPr>
-      <w:tblPr/>
     </w:tblStylePr>
     <w:tblStylePr w:type="lastRow">
       <w:rPr>
@@ -3633,7 +5152,7 @@
       <w:tblPr/>
       <w:tcPr>
         <w:tcBorders>
-          <w:top w:val="double" w:color="BFBFBF" w:themeColor="background1" w:sz="4" w:space="0"/>
+          <w:top w:val="double" w:color="BFBFBF" w:themeColor="background1" w:themeShade="BF" w:sz="4" w:space="0"/>
         </w:tcBorders>
       </w:tcPr>
     </w:tblStylePr>
@@ -3642,40 +5161,101 @@
         <w:b/>
         <w:bCs/>
       </w:rPr>
-      <w:tblPr/>
     </w:tblStylePr>
     <w:tblStylePr w:type="lastCol">
       <w:rPr>
         <w:b/>
         <w:bCs/>
       </w:rPr>
-      <w:tblPr/>
     </w:tblStylePr>
     <w:tblStylePr w:type="band1Vert">
       <w:tblPr/>
       <w:tcPr>
-        <w:shd w:val="clear" w:color="auto" w:fill="F2F2F2" w:themeFill="background1" w:themeFillShade="f2"/>
+        <w:shd w:val="clear" w:color="auto" w:fill="F2F2F2" w:themeFill="background1" w:themeFillShade="F2"/>
       </w:tcPr>
     </w:tblStylePr>
     <w:tblStylePr w:type="band1Horz">
       <w:tblPr/>
       <w:tcPr>
-        <w:shd w:val="clear" w:color="auto" w:fill="F2F2F2" w:themeFill="background1" w:themeFillShade="f2"/>
+        <w:shd w:val="clear" w:color="auto" w:fill="F2F2F2" w:themeFill="background1" w:themeFillShade="F2"/>
       </w:tcPr>
     </w:tblStylePr>
+  </w:style>
+  <w:style w:type="paragraph" w:styleId="PlainText">
+    <w:name w:val="Plain Text"/>
+    <w:basedOn w:val="Normal"/>
+    <w:link w:val="PlainTextChar"/>
+    <w:uiPriority w:val="99"/>
+    <w:unhideWhenUsed/>
+    <w:rsid w:val="0058313E"/>
+    <w:rPr>
+      <w:rFonts w:ascii="Consolas" w:hAnsi="Consolas" w:eastAsia="Calibri" w:cs="Times New Roman"/>
+      <w:sz w:val="21"/>
+      <w:szCs w:val="21"/>
+      <w:lang w:eastAsia="en-US"/>
+    </w:rPr>
+  </w:style>
+  <w:style w:type="character" w:styleId="PlainTextChar" w:customStyle="1">
+    <w:name w:val="Plain Text Char"/>
+    <w:basedOn w:val="DefaultParagraphFont"/>
+    <w:link w:val="PlainText"/>
+    <w:uiPriority w:val="99"/>
+    <w:rsid w:val="0058313E"/>
+    <w:rPr>
+      <w:rFonts w:ascii="Consolas" w:hAnsi="Consolas" w:eastAsia="Calibri" w:cs="Times New Roman"/>
+      <w:color w:val="auto"/>
+      <w:kern w:val="0"/>
+      <w:sz w:val="21"/>
+      <w:szCs w:val="21"/>
+      <w:u w:val="none"/>
+      <w14:ligatures w14:val="none"/>
+    </w:rPr>
+  </w:style>
+  <w:style w:type="paragraph" w:styleId="BodyText">
+    <w:name w:val="Body Text"/>
+    <w:basedOn w:val="Normal"/>
+    <w:link w:val="BodyTextChar"/>
+    <w:rsid w:val="00BF26DB"/>
+    <w:pPr>
+      <w:tabs>
+        <w:tab w:val="left" w:pos="576"/>
+        <w:tab w:val="left" w:pos="1276"/>
+      </w:tabs>
+      <w:suppressAutoHyphens/>
+    </w:pPr>
+    <w:rPr>
+      <w:rFonts w:ascii="Times New Roman" w:hAnsi="Times New Roman" w:cs="Times New Roman"/>
+      <w:sz w:val="22"/>
+      <w:szCs w:val="24"/>
+      <w:lang w:eastAsia="en-US"/>
+    </w:rPr>
+  </w:style>
+  <w:style w:type="character" w:styleId="BodyTextChar" w:customStyle="1">
+    <w:name w:val="Body Text Char"/>
+    <w:basedOn w:val="DefaultParagraphFont"/>
+    <w:link w:val="BodyText"/>
+    <w:rsid w:val="00BF26DB"/>
+    <w:rPr>
+      <w:rFonts w:ascii="Times New Roman" w:hAnsi="Times New Roman" w:eastAsia="Times New Roman" w:cs="Times New Roman"/>
+      <w:color w:val="auto"/>
+      <w:kern w:val="0"/>
+      <w:szCs w:val="24"/>
+      <w:u w:val="none"/>
+      <w14:ligatures w14:val="none"/>
+    </w:rPr>
   </w:style>
 </w:styles>
 </file>
 
 <file path=word/theme/theme1.xml><?xml version="1.0" encoding="utf-8"?>
-<a:theme xmlns:a="http://schemas.openxmlformats.org/drawingml/2006/main" xmlns:r="http://schemas.openxmlformats.org/officeDocument/2006/relationships" name="Kantoorthema">
+<a:theme xmlns:a="http://schemas.openxmlformats.org/drawingml/2006/main" xmlns:thm15="http://schemas.microsoft.com/office/thememl/2012/main" name="Kantoorthema">
   <a:themeElements>
     <a:clrScheme name="Office">
       <a:dk1>
-        <a:srgbClr val="000000"/>
+        <a:sysClr val="windowText" lastClr="000000"/>
       </a:dk1>
       <a:lt1>
-        <a:srgbClr val="FFFFFF"/>
+        <a:sysClr val="window" lastClr="FFFFFF"/>
       </a:lt1>
       <a:dk2>
         <a:srgbClr val="0E2841"/>
@@ -3710,55 +5290,153 @@
     </a:clrScheme>
     <a:fontScheme name="Office">
       <a:majorFont>
-        <a:latin typeface="Aptos Display" panose="02110004020202020204" pitchFamily="0" charset="1"/>
+        <a:latin typeface="Aptos Display" panose="02110004020202020204"/>
         <a:ea typeface=""/>
         <a:cs typeface=""/>
+        <a:font script="Jpan" typeface="游ゴシック Light"/>
+        <a:font script="Hang" typeface="맑은 고딕"/>
+        <a:font script="Hans" typeface="等线 Light"/>
+        <a:font script="Hant" typeface="新細明體"/>
+        <a:font script="Arab" typeface="Times New Roman"/>
+        <a:font script="Hebr" typeface="Times New Roman"/>
+        <a:font script="Thai" typeface="Angsana New"/>
+        <a:font script="Ethi" typeface="Nyala"/>
+        <a:font script="Beng" typeface="Vrinda"/>
+        <a:font script="Gujr" typeface="Shruti"/>
+        <a:font script="Khmr" typeface="MoolBoran"/>
+        <a:font script="Knda" typeface="Tunga"/>
+        <a:font script="Guru" typeface="Raavi"/>
+        <a:font script="Cans" typeface="Euphemia"/>
+        <a:font script="Cher" typeface="Plantagenet Cherokee"/>
+        <a:font script="Yiii" typeface="Microsoft Yi Baiti"/>
+        <a:font script="Tibt" typeface="Microsoft Himalaya"/>
+        <a:font script="Thaa" typeface="MV Boli"/>
+        <a:font script="Deva" typeface="Mangal"/>
+        <a:font script="Telu" typeface="Gautami"/>
+        <a:font script="Taml" typeface="Latha"/>
+        <a:font script="Syrc" typeface="Estrangelo Edessa"/>
+        <a:font script="Orya" typeface="Kalinga"/>
+        <a:font script="Mlym" typeface="Kartika"/>
+        <a:font script="Laoo" typeface="DokChampa"/>
+        <a:font script="Sinh" typeface="Iskoola Pota"/>
+        <a:font script="Mong" typeface="Mongolian Baiti"/>
+        <a:font script="Viet" typeface="Times New Roman"/>
+        <a:font script="Uigh" typeface="Microsoft Uighur"/>
+        <a:font script="Geor" typeface="Sylfaen"/>
+        <a:font script="Armn" typeface="Arial"/>
+        <a:font script="Bugi" typeface="Leelawadee UI"/>
+        <a:font script="Bopo" typeface="Microsoft JhengHei"/>
+        <a:font script="Java" typeface="Javanese Text"/>
+        <a:font script="Lisu" typeface="Segoe UI"/>
+        <a:font script="Mymr" typeface="Myanmar Text"/>
+        <a:font script="Nkoo" typeface="Ebrima"/>
+        <a:font script="Olck" typeface="Nirmala UI"/>
+        <a:font script="Osma" typeface="Ebrima"/>
+        <a:font script="Phag" typeface="Phagspa"/>
+        <a:font script="Syrn" typeface="Estrangelo Edessa"/>
+        <a:font script="Syrj" typeface="Estrangelo Edessa"/>
+        <a:font script="Syre" typeface="Estrangelo Edessa"/>
+        <a:font script="Sora" typeface="Nirmala UI"/>
+        <a:font script="Tale" typeface="Microsoft Tai Le"/>
+        <a:font script="Talu" typeface="Microsoft New Tai Lue"/>
+        <a:font script="Tfng" typeface="Ebrima"/>
       </a:majorFont>
       <a:minorFont>
-        <a:latin typeface="Aptos" panose="02110004020202020204" pitchFamily="0" charset="1"/>
+        <a:latin typeface="Aptos" panose="02110004020202020204"/>
         <a:ea typeface=""/>
         <a:cs typeface=""/>
+        <a:font script="Jpan" typeface="游ゴシック"/>
+        <a:font script="Hang" typeface="맑은 고딕"/>
+        <a:font script="Hans" typeface="等线"/>
+        <a:font script="Hant" typeface="新細明體"/>
+        <a:font script="Arab" typeface="Arial"/>
+        <a:font script="Hebr" typeface="Arial"/>
+        <a:font script="Thai" typeface="Cordia New"/>
+        <a:font script="Ethi" typeface="Nyala"/>
+        <a:font script="Beng" typeface="Vrinda"/>
+        <a:font script="Gujr" typeface="Shruti"/>
+        <a:font script="Khmr" typeface="DaunPenh"/>
+        <a:font script="Knda" typeface="Tunga"/>
+        <a:font script="Guru" typeface="Raavi"/>
+        <a:font script="Cans" typeface="Euphemia"/>
+        <a:font script="Cher" typeface="Plantagenet Cherokee"/>
+        <a:font script="Yiii" typeface="Microsoft Yi Baiti"/>
+        <a:font script="Tibt" typeface="Microsoft Himalaya"/>
+        <a:font script="Thaa" typeface="MV Boli"/>
+        <a:font script="Deva" typeface="Mangal"/>
+        <a:font script="Telu" typeface="Gautami"/>
+        <a:font script="Taml" typeface="Latha"/>
+        <a:font script="Syrc" typeface="Estrangelo Edessa"/>
+        <a:font script="Orya" typeface="Kalinga"/>
+        <a:font script="Mlym" typeface="Kartika"/>
+        <a:font script="Laoo" typeface="DokChampa"/>
+        <a:font script="Sinh" typeface="Iskoola Pota"/>
+        <a:font script="Mong" typeface="Mongolian Baiti"/>
+        <a:font script="Viet" typeface="Arial"/>
+        <a:font script="Uigh" typeface="Microsoft Uighur"/>
+        <a:font script="Geor" typeface="Sylfaen"/>
+        <a:font script="Armn" typeface="Arial"/>
+        <a:font script="Bugi" typeface="Leelawadee UI"/>
+        <a:font script="Bopo" typeface="Microsoft JhengHei"/>
+        <a:font script="Java" typeface="Javanese Text"/>
+        <a:font script="Lisu" typeface="Segoe UI"/>
+        <a:font script="Mymr" typeface="Myanmar Text"/>
+        <a:font script="Nkoo" typeface="Ebrima"/>
+        <a:font script="Olck" typeface="Nirmala UI"/>
+        <a:font script="Osma" typeface="Ebrima"/>
+        <a:font script="Phag" typeface="Phagspa"/>
+        <a:font script="Syrn" typeface="Estrangelo Edessa"/>
+        <a:font script="Syrj" typeface="Estrangelo Edessa"/>
+        <a:font script="Syre" typeface="Estrangelo Edessa"/>
+        <a:font script="Sora" typeface="Nirmala UI"/>
+        <a:font script="Tale" typeface="Microsoft Tai Le"/>
+        <a:font script="Talu" typeface="Microsoft New Tai Lue"/>
+        <a:font script="Tfng" typeface="Ebrima"/>
       </a:minorFont>
     </a:fontScheme>
-    <a:fmtScheme>
+    <a:fmtScheme name="Office">
       <a:fillStyleLst>
         <a:solidFill>
           <a:schemeClr val="phClr"/>
         </a:solidFill>
-        <a:gradFill>
+        <a:gradFill rotWithShape="1">
           <a:gsLst>
             <a:gs pos="0">
               <a:schemeClr val="phClr">
                 <a:lumMod val="110000"/>
+                <a:satMod val="105000"/>
                 <a:tint val="67000"/>
               </a:schemeClr>
             </a:gs>
             <a:gs pos="50000">
               <a:schemeClr val="phClr">
                 <a:lumMod val="105000"/>
+                <a:satMod val="103000"/>
                 <a:tint val="73000"/>
               </a:schemeClr>
             </a:gs>
             <a:gs pos="100000">
               <a:schemeClr val="phClr">
                 <a:lumMod val="105000"/>
+                <a:satMod val="109000"/>
                 <a:tint val="81000"/>
               </a:schemeClr>
             </a:gs>
           </a:gsLst>
           <a:lin ang="5400000" scaled="0"/>
-          <a:tileRect l="0" t="0" r="0" b="0"/>
         </a:gradFill>
-        <a:gradFill>
+        <a:gradFill rotWithShape="1">
           <a:gsLst>
             <a:gs pos="0">
               <a:schemeClr val="phClr">
+                <a:satMod val="103000"/>
                 <a:lumMod val="102000"/>
                 <a:tint val="94000"/>
               </a:schemeClr>
             </a:gs>
             <a:gs pos="50000">
               <a:schemeClr val="phClr">
+                <a:satMod val="110000"/>
                 <a:lumMod val="100000"/>
                 <a:shade val="100000"/>
               </a:schemeClr>
@@ -3766,24 +5444,33 @@
             <a:gs pos="100000">
               <a:schemeClr val="phClr">
                 <a:lumMod val="99000"/>
+                <a:satMod val="120000"/>
                 <a:shade val="78000"/>
               </a:schemeClr>
             </a:gs>
           </a:gsLst>
           <a:lin ang="5400000" scaled="0"/>
-          <a:tileRect l="0" t="0" r="0" b="0"/>
         </a:gradFill>
       </a:fillStyleLst>
       <a:lnStyleLst>
         <a:ln w="6350" cap="flat" cmpd="sng" algn="ctr">
+          <a:solidFill>
+            <a:schemeClr val="phClr"/>
+          </a:solidFill>
           <a:prstDash val="solid"/>
           <a:miter lim="800000"/>
         </a:ln>
         <a:ln w="12700" cap="flat" cmpd="sng" algn="ctr">
+          <a:solidFill>
+            <a:schemeClr val="phClr"/>
+          </a:solidFill>
           <a:prstDash val="solid"/>
           <a:miter lim="800000"/>
         </a:ln>
         <a:ln w="19050" cap="flat" cmpd="sng" algn="ctr">
+          <a:solidFill>
+            <a:schemeClr val="phClr"/>
+          </a:solidFill>
           <a:prstDash val="solid"/>
           <a:miter lim="800000"/>
         </a:ln>
@@ -3796,7 +5483,13 @@
           <a:effectLst/>
         </a:effectStyle>
         <a:effectStyle>
-          <a:effectLst/>
+          <a:effectLst>
+            <a:outerShdw blurRad="57150" dist="19050" dir="5400000" algn="ctr" rotWithShape="0">
+              <a:srgbClr val="000000">
+                <a:alpha val="63000"/>
+              </a:srgbClr>
+            </a:outerShdw>
+          </a:effectLst>
         </a:effectStyle>
       </a:effectStyleLst>
       <a:bgFillStyleLst>
@@ -3806,13 +5499,15 @@
         <a:solidFill>
           <a:schemeClr val="phClr">
             <a:tint val="95000"/>
+            <a:satMod val="170000"/>
           </a:schemeClr>
         </a:solidFill>
-        <a:gradFill>
+        <a:gradFill rotWithShape="1">
           <a:gsLst>
             <a:gs pos="0">
               <a:schemeClr val="phClr">
                 <a:tint val="93000"/>
+                <a:satMod val="150000"/>
                 <a:shade val="98000"/>
                 <a:lumMod val="102000"/>
               </a:schemeClr>
@@ -3820,6 +5515,7 @@
             <a:gs pos="50000">
               <a:schemeClr val="phClr">
                 <a:tint val="98000"/>
+                <a:satMod val="130000"/>
                 <a:shade val="90000"/>
                 <a:lumMod val="103000"/>
               </a:schemeClr>
@@ -3827,43 +5523,30 @@
             <a:gs pos="100000">
               <a:schemeClr val="phClr">
                 <a:shade val="63000"/>
+                <a:satMod val="120000"/>
               </a:schemeClr>
             </a:gs>
           </a:gsLst>
           <a:lin ang="5400000" scaled="0"/>
-          <a:tileRect l="0" t="0" r="0" b="0"/>
         </a:gradFill>
       </a:bgFillStyleLst>
     </a:fmtScheme>
   </a:themeElements>
+  <a:objectDefaults/>
+  <a:extraClrSchemeLst/>
+  <a:extLst>
+    <a:ext uri="{05A4C25C-085E-4340-85A3-A5531E510DB2}">
+      <thm15:themeFamily xmlns:thm15="http://schemas.microsoft.com/office/thememl/2012/main" name="Office Theme" id="{62F939B6-93AF-4DB8-9C6B-D6C7DFDC589F}" vid="{4A3C46E8-61CC-4603-A589-7422A47A8E4A}"/>
+    </a:ext>
+  </a:extLst>
 </a:theme>
 </file>
 
 <file path=customXml/item1.xml><?xml version="1.0" encoding="utf-8"?>
-<p:properties xmlns:p="http://schemas.microsoft.com/office/2006/metadata/properties" xmlns:xsi="http://www.w3.org/2001/XMLSchema-instance" xmlns:pc="http://schemas.microsoft.com/office/infopath/2007/PartnerControls">
-  <documentManagement>
-    <TaxCatchAll xmlns="d4b9d41b-2463-4d26-93e5-4442dacfe588" xsi:nil="true"/>
-    <lcf76f155ced4ddcb4097134ff3c332f xmlns="345ab049-f906-480e-84b1-308c62fa71f7">
-      <Terms xmlns="http://schemas.microsoft.com/office/infopath/2007/PartnerControls"/>
-    </lcf76f155ced4ddcb4097134ff3c332f>
-  </documentManagement>
-</p:properties>
+<b:Sources xmlns:b="http://schemas.openxmlformats.org/officeDocument/2006/bibliography" xmlns="http://schemas.openxmlformats.org/officeDocument/2006/bibliography" SelectedStyle="\APASixthEditionOfficeOnline.xsl" StyleName="APA" Version="6"/>
 </file>
 
 <file path=customXml/item2.xml><?xml version="1.0" encoding="utf-8"?>
-<b:Sources xmlns:b="http://schemas.openxmlformats.org/officeDocument/2006/bibliography" xmlns="http://schemas.openxmlformats.org/officeDocument/2006/bibliography" SelectedStyle="\APASixthEditionOfficeOnline.xsl" StyleName="APA" Version="6"/>
-</file>
-
-<file path=customXml/item3.xml><?xml version="1.0" encoding="utf-8"?>
-<?mso-contentType ?>
-<FormTemplates xmlns="http://schemas.microsoft.com/sharepoint/v3/contenttype/forms">
-  <Display>DocumentLibraryForm</Display>
-  <Edit>DocumentLibraryForm</Edit>
-  <New>DocumentLibraryForm</New>
-</FormTemplates>
-</file>
-
-<file path=customXml/item4.xml><?xml version="1.0" encoding="utf-8"?>
 <ct:contentTypeSchema xmlns:ct="http://schemas.microsoft.com/office/2006/metadata/contentType" xmlns:ma="http://schemas.microsoft.com/office/2006/metadata/properties/metaAttributes" ct:_="" ma:_="" ma:contentTypeName="Document" ma:contentTypeID="0x0101002A3C22946E08434AA4BF3E3B865184B0" ma:contentTypeVersion="12" ma:contentTypeDescription="Een nieuw document maken." ma:contentTypeScope="" ma:versionID="a70995a9db25070ef63b0e5ecf35d9b5">
   <xsd:schema xmlns:xsd="http://www.w3.org/2001/XMLSchema" xmlns:xs="http://www.w3.org/2001/XMLSchema" xmlns:p="http://schemas.microsoft.com/office/2006/metadata/properties" xmlns:ns2="345ab049-f906-480e-84b1-308c62fa71f7" xmlns:ns3="d4b9d41b-2463-4d26-93e5-4442dacfe588" targetNamespace="http://schemas.microsoft.com/office/2006/metadata/properties" ma:root="true" ma:fieldsID="0005660588b3642d48bf7fb796370095" ns2:_="" ns3:_="">
     <xsd:import namespace="345ab049-f906-480e-84b1-308c62fa71f7"/>
@@ -4064,11 +5747,27 @@
 </ct:contentTypeSchema>
 </file>
 
-<file path=customXml/itemProps1.xml><?xml version="1.0" encoding="utf-8"?>
-<ds:datastoreItem xmlns:ds="http://schemas.openxmlformats.org/officeDocument/2006/customXml" ds:itemID="{900A00BA-6A65-4222-A375-95A25DEA7777}"/>
+<file path=customXml/item3.xml><?xml version="1.0" encoding="utf-8"?>
+<?mso-contentType ?>
+<FormTemplates xmlns="http://schemas.microsoft.com/sharepoint/v3/contenttype/forms">
+  <Display>DocumentLibraryForm</Display>
+  <Edit>DocumentLibraryForm</Edit>
+  <New>DocumentLibraryForm</New>
+</FormTemplates>
 </file>
 
-<file path=customXml/itemProps2.xml><?xml version="1.0" encoding="utf-8"?>
+<file path=customXml/item4.xml><?xml version="1.0" encoding="utf-8"?>
+<p:properties xmlns:p="http://schemas.microsoft.com/office/2006/metadata/properties" xmlns:xsi="http://www.w3.org/2001/XMLSchema-instance" xmlns:pc="http://schemas.microsoft.com/office/infopath/2007/PartnerControls">
+  <documentManagement>
+    <TaxCatchAll xmlns="d4b9d41b-2463-4d26-93e5-4442dacfe588" xsi:nil="true"/>
+    <lcf76f155ced4ddcb4097134ff3c332f xmlns="345ab049-f906-480e-84b1-308c62fa71f7">
+      <Terms xmlns="http://schemas.microsoft.com/office/infopath/2007/PartnerControls"/>
+    </lcf76f155ced4ddcb4097134ff3c332f>
+  </documentManagement>
+</p:properties>
+</file>
+
+<file path=customXml/itemProps1.xml><?xml version="1.0" encoding="utf-8"?>
 <ds:datastoreItem xmlns:ds="http://schemas.openxmlformats.org/officeDocument/2006/customXml" ds:itemID="{5E5EF170-E96A-409C-BF9B-CDE95C609AE9}">
   <ds:schemaRefs>
     <ds:schemaRef ds:uri="http://schemas.openxmlformats.org/officeDocument/2006/bibliography"/>
@@ -4076,10 +5775,14 @@
 </ds:datastoreItem>
 </file>
 
+<file path=customXml/itemProps2.xml><?xml version="1.0" encoding="utf-8"?>
+<ds:datastoreItem xmlns:ds="http://schemas.openxmlformats.org/officeDocument/2006/customXml" ds:itemID="{2CBB5209-B280-4B8C-A6FA-6100886578CF}"/>
+</file>
+
 <file path=customXml/itemProps3.xml><?xml version="1.0" encoding="utf-8"?>
 <ds:datastoreItem xmlns:ds="http://schemas.openxmlformats.org/officeDocument/2006/customXml" ds:itemID="{F93051FC-E12F-478B-B70E-424BA9DFBACA}"/>
 </file>
 
 <file path=customXml/itemProps4.xml><?xml version="1.0" encoding="utf-8"?>
-<ds:datastoreItem xmlns:ds="http://schemas.openxmlformats.org/officeDocument/2006/customXml" ds:itemID="{2CBB5209-B280-4B8C-A6FA-6100886578CF}"/>
+<ds:datastoreItem xmlns:ds="http://schemas.openxmlformats.org/officeDocument/2006/customXml" ds:itemID="{900A00BA-6A65-4222-A375-95A25DEA7777}"/>
 </file>